--- a/docs/assignments/lab-08/lab08-report-template.docx
+++ b/docs/assignments/lab-08/lab08-report-template.docx
@@ -2,9 +2,159 @@
 <file path=word/document.xml><?xml version="1.0" encoding="utf-8"?>
 <w:document xmlns:wpc="http://schemas.microsoft.com/office/word/2010/wordprocessingCanvas" xmlns:mc="http://schemas.openxmlformats.org/markup-compatibility/2006" xmlns:o="urn:schemas-microsoft-com:office:office" xmlns:r="http://schemas.openxmlformats.org/officeDocument/2006/relationships" xmlns:m="http://schemas.openxmlformats.org/officeDocument/2006/math" xmlns:v="urn:schemas-microsoft-com:vml" xmlns:wp14="http://schemas.microsoft.com/office/word/2010/wordprocessingDrawing" xmlns:wp="http://schemas.openxmlformats.org/drawingml/2006/wordprocessingDrawing" xmlns:w10="urn:schemas-microsoft-com:office:word" xmlns:w="http://schemas.openxmlformats.org/wordprocessingml/2006/main" xmlns:w14="http://schemas.microsoft.com/office/word/2010/wordml" xmlns:w15="http://schemas.microsoft.com/office/word/2012/wordml" xmlns:wpg="http://schemas.microsoft.com/office/word/2010/wordprocessingGroup" xmlns:wpi="http://schemas.microsoft.com/office/word/2010/wordprocessingInk" xmlns:wne="http://schemas.microsoft.com/office/word/2006/wordml" xmlns:wps="http://schemas.microsoft.com/office/word/2010/wordprocessingShape" xmlns:cx="http://schemas.microsoft.com/office/drawing/2014/chartex" xmlns:cx1="http://schemas.microsoft.com/office/drawing/2015/9/8/chartex" xmlns:cx2="http://schemas.microsoft.com/office/drawing/2015/10/21/chartex" xmlns:cx3="http://schemas.microsoft.com/office/drawing/2016/5/9/chartex" xmlns:cx4="http://schemas.microsoft.com/office/drawing/2016/5/10/chartex" xmlns:cx5="http://schemas.microsoft.com/office/drawing/2016/5/11/chartex" xmlns:cx6="http://schemas.microsoft.com/office/drawing/2016/5/12/chartex" xmlns:cx7="http://schemas.microsoft.com/office/drawing/2016/5/13/chartex" xmlns:cx8="http://schemas.microsoft.com/office/drawing/2016/5/14/chartex" xmlns:aink="http://schemas.microsoft.com/office/drawing/2016/ink" xmlns:am3d="http://schemas.microsoft.com/office/drawing/2017/model3d" xmlns:w16cex="http://schemas.microsoft.com/office/word/2018/wordml/cex" xmlns:w16cid="http://schemas.microsoft.com/office/word/2016/wordml/cid" xmlns:w16="http://schemas.microsoft.com/office/word/2018/wordml" xmlns:w16sdtdh="http://schemas.microsoft.com/office/word/2020/wordml/sdtdatahash" xmlns:w16se="http://schemas.microsoft.com/office/word/2015/wordml/symex" mc:Ignorable="w14 w15 wp14">
   <w:body>
-    <w:p>
-      <w:pPr>
-        <w:spacing w:before="2200"/>
+    <w:tbl>
+      <w:tblPr>
+        <w:tblW w:type="dxa" w:w="9360"/>
+        <w:tblBorders>
+          <w:top w:val="single" w:color="BF9000" w:sz="8"/>
+          <w:left w:val="single" w:color="BF9000" w:sz="8"/>
+          <w:bottom w:val="single" w:color="BF9000" w:sz="8"/>
+          <w:right w:val="single" w:color="BF9000" w:sz="8"/>
+          <w:insideH w:val="single" w:color="BF9000" w:sz="8"/>
+          <w:insideV w:val="single" w:color="BF9000" w:sz="8"/>
+        </w:tblBorders>
+      </w:tblPr>
+      <w:tblGrid>
+        <w:gridCol w:w="9360"/>
+      </w:tblGrid>
+      <w:tr>
+        <w:trPr>
+          <w:cantSplit/>
+        </w:trPr>
+        <w:tc>
+          <w:tcPr>
+            <w:tcW w:type="dxa" w:w="9360"/>
+            <w:shd w:fill="FFF2CC" w:color="auto" w:val="clear"/>
+            <w:tcMar>
+              <w:top w:type="dxa" w:w="120"/>
+              <w:left w:type="dxa" w:w="160"/>
+              <w:bottom w:type="dxa" w:w="120"/>
+              <w:right w:type="dxa" w:w="160"/>
+            </w:tcMar>
+          </w:tcPr>
+          <w:p>
+            <w:pPr>
+              <w:spacing w:after="80"/>
+            </w:pPr>
+            <w:r>
+              <w:rPr>
+                <w:b/>
+                <w:bCs/>
+                <w:color w:val="1F3864"/>
+                <w:sz w:val="20"/>
+                <w:szCs w:val="20"/>
+              </w:rPr>
+              <w:t xml:space="preserve">Before you submit — then delete this box</w:t>
+            </w:r>
+          </w:p>
+          <w:p>
+            <w:pPr>
+              <w:pStyle w:val="ListParagraph"/>
+              <w:numPr>
+                <w:ilvl w:val="0"/>
+                <w:numId w:val="2"/>
+              </w:numPr>
+              <w:spacing w:after="40"/>
+            </w:pPr>
+            <w:r>
+              <w:rPr>
+                <w:sz w:val="19"/>
+                <w:szCs w:val="19"/>
+              </w:rPr>
+              <w:t xml:space="preserve">Delete every yellow placeholder and every gray instruction line, and this box.</w:t>
+            </w:r>
+          </w:p>
+          <w:p>
+            <w:pPr>
+              <w:pStyle w:val="ListParagraph"/>
+              <w:numPr>
+                <w:ilvl w:val="0"/>
+                <w:numId w:val="2"/>
+              </w:numPr>
+              <w:spacing w:after="40"/>
+            </w:pPr>
+            <w:r>
+              <w:rPr>
+                <w:sz w:val="19"/>
+                <w:szCs w:val="19"/>
+              </w:rPr>
+              <w:t xml:space="preserve">Name your reviewer, add the sentence on what you changed, and paste their stamp image below.</w:t>
+            </w:r>
+          </w:p>
+          <w:p>
+            <w:pPr>
+              <w:pStyle w:val="ListParagraph"/>
+              <w:numPr>
+                <w:ilvl w:val="0"/>
+                <w:numId w:val="2"/>
+              </w:numPr>
+              <w:spacing w:after="40"/>
+            </w:pPr>
+            <w:r>
+              <w:rPr>
+                <w:sz w:val="19"/>
+                <w:szCs w:val="19"/>
+              </w:rPr>
+              <w:t xml:space="preserve">Figure 1 is the model exported from ModelBuilder (Export ▸ Export To Graphic, as PNG) — not a screen capture, and not redrawn or “enhanced” by AI.</w:t>
+            </w:r>
+          </w:p>
+          <w:p>
+            <w:pPr>
+              <w:pStyle w:val="ListParagraph"/>
+              <w:numPr>
+                <w:ilvl w:val="0"/>
+                <w:numId w:val="2"/>
+              </w:numPr>
+              <w:spacing w:after="40"/>
+            </w:pPr>
+            <w:r>
+              <w:rPr>
+                <w:sz w:val="19"/>
+                <w:szCs w:val="19"/>
+              </w:rPr>
+              <w:t xml:space="preserve">Every number in your tables and text comes from your own work in ArcGIS Pro.</w:t>
+            </w:r>
+          </w:p>
+          <w:p>
+            <w:pPr>
+              <w:pStyle w:val="ListParagraph"/>
+              <w:numPr>
+                <w:ilvl w:val="0"/>
+                <w:numId w:val="2"/>
+              </w:numPr>
+              <w:spacing w:after="40"/>
+            </w:pPr>
+            <w:r>
+              <w:rPr>
+                <w:sz w:val="19"/>
+                <w:szCs w:val="19"/>
+              </w:rPr>
+              <w:t xml:space="preserve">Put a score in every row of the Self-Graded Rubric, and the total.</w:t>
+            </w:r>
+          </w:p>
+          <w:p>
+            <w:pPr>
+              <w:pStyle w:val="ListParagraph"/>
+              <w:numPr>
+                <w:ilvl w:val="0"/>
+                <w:numId w:val="2"/>
+              </w:numPr>
+              <w:spacing w:after="40"/>
+            </w:pPr>
+            <w:r>
+              <w:rPr>
+                <w:sz w:val="19"/>
+                <w:szCs w:val="19"/>
+              </w:rPr>
+              <w:t xml:space="preserve">Save as PDF, then open the PDF and check that every figure and map came through readable.</w:t>
+            </w:r>
+          </w:p>
+        </w:tc>
+      </w:tr>
+    </w:tbl>
+    <w:p>
+      <w:pPr>
+        <w:spacing w:before="900"/>
       </w:pPr>
     </w:p>
     <w:p>
@@ -52,7 +202,7 @@
     </w:p>
     <w:p>
       <w:pPr>
-        <w:spacing w:after="700"/>
+        <w:spacing w:after="600"/>
         <w:jc w:val="center"/>
       </w:pPr>
       <w:r>
@@ -86,6 +236,7 @@
           <w:color w:val="767171"/>
           <w:sz w:val="21"/>
           <w:szCs w:val="21"/>
+          <w:highlight w:val="yellow"/>
         </w:rPr>
         <w:t xml:space="preserve">[your name]</w:t>
       </w:r>
@@ -112,6 +263,7 @@
           <w:color w:val="767171"/>
           <w:sz w:val="21"/>
           <w:szCs w:val="21"/>
+          <w:highlight w:val="yellow"/>
         </w:rPr>
         <w:t xml:space="preserve">[date]</w:t>
       </w:r>
@@ -138,13 +290,14 @@
           <w:color w:val="767171"/>
           <w:sz w:val="21"/>
           <w:szCs w:val="21"/>
+          <w:highlight w:val="yellow"/>
         </w:rPr>
         <w:t xml:space="preserve">[reviewer’s name]</w:t>
       </w:r>
     </w:p>
     <w:p>
       <w:pPr>
-        <w:spacing w:after="500" w:before="60"/>
+        <w:spacing w:after="400" w:before="60"/>
         <w:jc w:val="center"/>
       </w:pPr>
       <w:r>
@@ -154,6 +307,7 @@
           <w:color w:val="767171"/>
           <w:sz w:val="21"/>
           <w:szCs w:val="21"/>
+          <w:highlight w:val="yellow"/>
         </w:rPr>
         <w:t xml:space="preserve">[One sentence on what you changed because of your reviewer’s feedback.]</w:t>
       </w:r>
@@ -169,8 +323,9 @@
           <w:color w:val="767171"/>
           <w:sz w:val="19"/>
           <w:szCs w:val="19"/>
-        </w:rPr>
-        <w:t xml:space="preserve">[ Peer-review stamp here ]</w:t>
+          <w:highlight w:val="yellow"/>
+        </w:rPr>
+        <w:t xml:space="preserve">[ Paste your reviewer’s stamp image here ]</w:t>
       </w:r>
     </w:p>
     <w:p>
@@ -218,6 +373,7 @@
           <w:i/>
           <w:iCs/>
           <w:color w:val="767171"/>
+          <w:highlight w:val="yellow"/>
         </w:rPr>
         <w:t xml:space="preserve">[Add your content here.]</w:t>
       </w:r>
@@ -262,6 +418,7 @@
           <w:i/>
           <w:iCs/>
           <w:color w:val="767171"/>
+          <w:highlight w:val="yellow"/>
         </w:rPr>
         <w:t xml:space="preserve">[Add your content here.]</w:t>
       </w:r>
@@ -625,6 +782,7 @@
           <w:i/>
           <w:iCs/>
           <w:color w:val="767171"/>
+          <w:highlight w:val="yellow"/>
         </w:rPr>
         <w:t xml:space="preserve">[Add your content here.]</w:t>
       </w:r>
@@ -2028,6 +2186,16 @@
     </w:p>
     <w:p>
       <w:pPr>
+        <w:sectPr>
+          <w:pgSz w:w="12240" w:h="15840" w:orient="portrait"/>
+          <w:pgMar w:top="1440" w:right="1440" w:bottom="1440" w:left="1440" w:header="708" w:footer="708" w:gutter="0"/>
+          <w:pgNumType/>
+          <w:docGrid w:linePitch="360"/>
+        </w:sectPr>
+      </w:pPr>
+    </w:p>
+    <w:p>
+      <w:pPr>
         <w:spacing w:after="160" w:before="60"/>
       </w:pPr>
       <w:r>
@@ -2038,12 +2206,12 @@
           <w:sz w:val="19"/>
           <w:szCs w:val="19"/>
         </w:rPr>
-        <w:t xml:space="preserve">Rubric: a full-page model figure exported from ModelBuilder, all tools and datasets readable (2 points). Export it; do not screen-capture it.</w:t>
+        <w:t xml:space="preserve">Rubric: a full-page model figure exported from ModelBuilder, all tools and datasets readable (2 points). Insert the exported PNG file itself. Do not screen-capture it, redraw it, or run it through an AI “enhancer” — that changes what the figure shows. This page is landscape so a wide model stays readable.</w:t>
       </w:r>
     </w:p>
     <w:tbl>
       <w:tblPr>
-        <w:tblW w:type="dxa" w:w="9360"/>
+        <w:tblW w:type="dxa" w:w="12960"/>
         <w:tblBorders>
           <w:top w:val="dashed" w:color="BFBFBF" w:sz="6"/>
           <w:left w:val="dashed" w:color="BFBFBF" w:sz="6"/>
@@ -2054,20 +2222,21 @@
         </w:tblBorders>
       </w:tblPr>
       <w:tblGrid>
-        <w:gridCol w:w="9360"/>
+        <w:gridCol w:w="12960"/>
       </w:tblGrid>
       <w:tr>
         <w:trPr>
           <w:cantSplit/>
-          <w:trHeight w:val="8640" w:hRule="atLeast"/>
+          <w:trHeight w:val="7500" w:hRule="atLeast"/>
         </w:trPr>
         <w:tc>
           <w:tcPr>
-            <w:tcW w:type="dxa" w:w="9360"/>
+            <w:tcW w:type="dxa" w:w="12960"/>
             <w:vAlign w:val="center"/>
           </w:tcPr>
           <w:p>
             <w:pPr>
+              <w:keepNext/>
               <w:jc w:val="center"/>
             </w:pPr>
             <w:r>
@@ -2077,6 +2246,7 @@
                 <w:color w:val="767171"/>
                 <w:sz w:val="19"/>
                 <w:szCs w:val="19"/>
+                <w:highlight w:val="yellow"/>
               </w:rPr>
               <w:t xml:space="preserve">[ Insert image here — delete this box ]</w:t>
             </w:r>
@@ -2099,6 +2269,16 @@
         </w:rPr>
         <w:t xml:space="preserve">Figure 1. The complete model, exported from ModelBuilder with Export ▸ Export To Graphic.</w:t>
       </w:r>
+    </w:p>
+    <w:p>
+      <w:pPr>
+        <w:sectPr>
+          <w:pgSz w:w="15840" w:h="12240" w:orient="landscape"/>
+          <w:pgMar w:top="1440" w:right="1440" w:bottom="1440" w:left="1440" w:header="708" w:footer="708" w:gutter="0"/>
+          <w:pgNumType/>
+          <w:docGrid w:linePitch="360"/>
+        </w:sectPr>
+      </w:pPr>
     </w:p>
     <w:p>
       <w:pPr>
@@ -2142,6 +2322,7 @@
           </w:tcPr>
           <w:p>
             <w:pPr>
+              <w:keepNext/>
               <w:jc w:val="center"/>
             </w:pPr>
             <w:r>
@@ -2151,6 +2332,7 @@
                 <w:color w:val="767171"/>
                 <w:sz w:val="19"/>
                 <w:szCs w:val="19"/>
+                <w:highlight w:val="yellow"/>
               </w:rPr>
               <w:t xml:space="preserve">[ Insert image here — delete this box ]</w:t>
             </w:r>
@@ -2214,6 +2396,7 @@
           <w:i/>
           <w:iCs/>
           <w:color w:val="767171"/>
+          <w:highlight w:val="yellow"/>
         </w:rPr>
         <w:t xml:space="preserve">[Add your content here.]</w:t>
       </w:r>
@@ -2489,6 +2672,7 @@
           <w:i/>
           <w:iCs/>
           <w:color w:val="767171"/>
+          <w:highlight w:val="yellow"/>
         </w:rPr>
         <w:t xml:space="preserve">[Add your content here.]</w:t>
       </w:r>
@@ -3504,6 +3688,7 @@
           <w:i/>
           <w:iCs/>
           <w:color w:val="767171"/>
+          <w:highlight w:val="yellow"/>
         </w:rPr>
         <w:t xml:space="preserve">[Your answer here.]</w:t>
       </w:r>
@@ -3533,6 +3718,7 @@
           <w:i/>
           <w:iCs/>
           <w:color w:val="767171"/>
+          <w:highlight w:val="yellow"/>
         </w:rPr>
         <w:t xml:space="preserve">[Your answer here.]</w:t>
       </w:r>
@@ -3577,6 +3763,7 @@
           <w:i/>
           <w:iCs/>
           <w:color w:val="767171"/>
+          <w:highlight w:val="yellow"/>
         </w:rPr>
         <w:t xml:space="preserve">[Add your content here.]</w:t>
       </w:r>
@@ -3659,6 +3846,7 @@
           </w:tcPr>
           <w:p>
             <w:pPr>
+              <w:keepNext/>
               <w:jc w:val="center"/>
             </w:pPr>
             <w:r>
@@ -3668,6 +3856,7 @@
                 <w:color w:val="767171"/>
                 <w:sz w:val="19"/>
                 <w:szCs w:val="19"/>
+                <w:highlight w:val="yellow"/>
               </w:rPr>
               <w:t xml:space="preserve">[ Insert image here — delete this box ]</w:t>
             </w:r>
@@ -3738,6 +3927,7 @@
           </w:tcPr>
           <w:p>
             <w:pPr>
+              <w:keepNext/>
               <w:jc w:val="center"/>
             </w:pPr>
             <w:r>
@@ -3747,6 +3937,7 @@
                 <w:color w:val="767171"/>
                 <w:sz w:val="19"/>
                 <w:szCs w:val="19"/>
+                <w:highlight w:val="yellow"/>
               </w:rPr>
               <w:t xml:space="preserve">[ Insert image here — delete this box ]</w:t>
             </w:r>
@@ -3815,6 +4006,7 @@
           <w:i/>
           <w:iCs/>
           <w:color w:val="767171"/>
+          <w:highlight w:val="yellow"/>
         </w:rPr>
         <w:t xml:space="preserve">[Add your content here.]</w:t>
       </w:r>
@@ -3847,7 +4039,7 @@
           <w:sz w:val="19"/>
           <w:szCs w:val="19"/>
         </w:rPr>
-        <w:t xml:space="preserve">Course policy: one line saying what you used AI for. If you used none, say that. Expressions, coordinate systems, volumes and counts come from your own work, never from a model.</w:t>
+        <w:t xml:space="preserve">Course policy: one line saying what you used AI for. If you used none, say that. Expressions, coordinate systems, volumes and counts come from your own work, never from a model. You do the work in ArcGIS Pro yourself: AI may not run it for you, put facts in your report you did not find, or redraw or “enhance” your figures (see the course AI policy).</w:t>
       </w:r>
     </w:p>
     <w:p>
@@ -3859,6 +4051,7 @@
           <w:i/>
           <w:iCs/>
           <w:color w:val="767171"/>
+          <w:highlight w:val="yellow"/>
         </w:rPr>
         <w:t xml:space="preserve">[Add your content here.]</w:t>
       </w:r>
@@ -3965,7 +4158,7 @@
                 <w:sz w:val="19"/>
                 <w:szCs w:val="19"/>
               </w:rPr>
-              <w:t xml:space="preserve">Points</w:t>
+              <w:t xml:space="preserve">Max</w:t>
             </w:r>
           </w:p>
         </w:tc>
@@ -4027,7 +4220,7 @@
               <w:pStyle w:val="ListParagraph"/>
               <w:numPr>
                 <w:ilvl w:val="0"/>
-                <w:numId w:val="2"/>
+                <w:numId w:val="3"/>
               </w:numPr>
               <w:spacing w:after="40"/>
             </w:pPr>
@@ -4044,7 +4237,7 @@
               <w:pStyle w:val="ListParagraph"/>
               <w:numPr>
                 <w:ilvl w:val="0"/>
-                <w:numId w:val="2"/>
+                <w:numId w:val="3"/>
               </w:numPr>
               <w:spacing w:after="40"/>
             </w:pPr>
@@ -4061,7 +4254,7 @@
               <w:pStyle w:val="ListParagraph"/>
               <w:numPr>
                 <w:ilvl w:val="0"/>
-                <w:numId w:val="2"/>
+                <w:numId w:val="3"/>
               </w:numPr>
               <w:spacing w:after="40"/>
             </w:pPr>
@@ -4078,7 +4271,7 @@
               <w:pStyle w:val="ListParagraph"/>
               <w:numPr>
                 <w:ilvl w:val="0"/>
-                <w:numId w:val="2"/>
+                <w:numId w:val="3"/>
               </w:numPr>
               <w:spacing w:after="40"/>
             </w:pPr>
@@ -4095,7 +4288,7 @@
               <w:pStyle w:val="ListParagraph"/>
               <w:numPr>
                 <w:ilvl w:val="0"/>
-                <w:numId w:val="2"/>
+                <w:numId w:val="3"/>
               </w:numPr>
               <w:spacing w:after="40"/>
             </w:pPr>
@@ -4112,7 +4305,7 @@
               <w:pStyle w:val="ListParagraph"/>
               <w:numPr>
                 <w:ilvl w:val="0"/>
-                <w:numId w:val="2"/>
+                <w:numId w:val="3"/>
               </w:numPr>
               <w:spacing w:after="40"/>
             </w:pPr>
@@ -4146,7 +4339,7 @@
                 <w:sz w:val="19"/>
                 <w:szCs w:val="19"/>
               </w:rPr>
-              <w:t xml:space="preserve">/10</w:t>
+              <w:t xml:space="preserve">10</w:t>
             </w:r>
           </w:p>
         </w:tc>
@@ -4166,10 +4359,13 @@
             </w:pPr>
             <w:r>
               <w:rPr>
-                <w:sz w:val="19"/>
-                <w:szCs w:val="19"/>
-              </w:rPr>
-              <w:t xml:space="preserve"> </w:t>
+                <w:b w:val="false"/>
+                <w:bCs w:val="false"/>
+                <w:sz w:val="19"/>
+                <w:szCs w:val="19"/>
+                <w:highlight w:val="yellow"/>
+              </w:rPr>
+              <w:t xml:space="preserve">___ / 10</w:t>
             </w:r>
           </w:p>
         </w:tc>
@@ -4207,7 +4403,7 @@
               <w:pStyle w:val="ListParagraph"/>
               <w:numPr>
                 <w:ilvl w:val="0"/>
-                <w:numId w:val="2"/>
+                <w:numId w:val="3"/>
               </w:numPr>
               <w:spacing w:after="40"/>
             </w:pPr>
@@ -4224,7 +4420,7 @@
               <w:pStyle w:val="ListParagraph"/>
               <w:numPr>
                 <w:ilvl w:val="0"/>
-                <w:numId w:val="2"/>
+                <w:numId w:val="3"/>
               </w:numPr>
               <w:spacing w:after="40"/>
             </w:pPr>
@@ -4241,7 +4437,7 @@
               <w:pStyle w:val="ListParagraph"/>
               <w:numPr>
                 <w:ilvl w:val="0"/>
-                <w:numId w:val="2"/>
+                <w:numId w:val="3"/>
               </w:numPr>
               <w:spacing w:after="40"/>
             </w:pPr>
@@ -4258,7 +4454,7 @@
               <w:pStyle w:val="ListParagraph"/>
               <w:numPr>
                 <w:ilvl w:val="0"/>
-                <w:numId w:val="2"/>
+                <w:numId w:val="3"/>
               </w:numPr>
               <w:spacing w:after="40"/>
             </w:pPr>
@@ -4292,7 +4488,7 @@
                 <w:sz w:val="19"/>
                 <w:szCs w:val="19"/>
               </w:rPr>
-              <w:t xml:space="preserve">/10</w:t>
+              <w:t xml:space="preserve">10</w:t>
             </w:r>
           </w:p>
         </w:tc>
@@ -4312,10 +4508,13 @@
             </w:pPr>
             <w:r>
               <w:rPr>
-                <w:sz w:val="19"/>
-                <w:szCs w:val="19"/>
-              </w:rPr>
-              <w:t xml:space="preserve"> </w:t>
+                <w:b w:val="false"/>
+                <w:bCs w:val="false"/>
+                <w:sz w:val="19"/>
+                <w:szCs w:val="19"/>
+                <w:highlight w:val="yellow"/>
+              </w:rPr>
+              <w:t xml:space="preserve">___ / 10</w:t>
             </w:r>
           </w:p>
         </w:tc>
@@ -4353,7 +4552,7 @@
               <w:pStyle w:val="ListParagraph"/>
               <w:numPr>
                 <w:ilvl w:val="0"/>
-                <w:numId w:val="2"/>
+                <w:numId w:val="3"/>
               </w:numPr>
               <w:spacing w:after="40"/>
             </w:pPr>
@@ -4370,7 +4569,7 @@
               <w:pStyle w:val="ListParagraph"/>
               <w:numPr>
                 <w:ilvl w:val="0"/>
-                <w:numId w:val="2"/>
+                <w:numId w:val="3"/>
               </w:numPr>
               <w:spacing w:after="40"/>
             </w:pPr>
@@ -4387,7 +4586,7 @@
               <w:pStyle w:val="ListParagraph"/>
               <w:numPr>
                 <w:ilvl w:val="0"/>
-                <w:numId w:val="2"/>
+                <w:numId w:val="3"/>
               </w:numPr>
               <w:spacing w:after="40"/>
             </w:pPr>
@@ -4404,7 +4603,7 @@
               <w:pStyle w:val="ListParagraph"/>
               <w:numPr>
                 <w:ilvl w:val="0"/>
-                <w:numId w:val="2"/>
+                <w:numId w:val="3"/>
               </w:numPr>
               <w:spacing w:after="40"/>
             </w:pPr>
@@ -4421,7 +4620,7 @@
               <w:pStyle w:val="ListParagraph"/>
               <w:numPr>
                 <w:ilvl w:val="0"/>
-                <w:numId w:val="2"/>
+                <w:numId w:val="3"/>
               </w:numPr>
               <w:spacing w:after="40"/>
             </w:pPr>
@@ -4438,7 +4637,7 @@
               <w:pStyle w:val="ListParagraph"/>
               <w:numPr>
                 <w:ilvl w:val="0"/>
-                <w:numId w:val="2"/>
+                <w:numId w:val="3"/>
               </w:numPr>
               <w:spacing w:after="40"/>
             </w:pPr>
@@ -4455,7 +4654,7 @@
               <w:pStyle w:val="ListParagraph"/>
               <w:numPr>
                 <w:ilvl w:val="0"/>
-                <w:numId w:val="2"/>
+                <w:numId w:val="3"/>
               </w:numPr>
               <w:spacing w:after="40"/>
             </w:pPr>
@@ -4489,7 +4688,7 @@
                 <w:sz w:val="19"/>
                 <w:szCs w:val="19"/>
               </w:rPr>
-              <w:t xml:space="preserve">/10</w:t>
+              <w:t xml:space="preserve">10</w:t>
             </w:r>
           </w:p>
         </w:tc>
@@ -4509,10 +4708,13 @@
             </w:pPr>
             <w:r>
               <w:rPr>
-                <w:sz w:val="19"/>
-                <w:szCs w:val="19"/>
-              </w:rPr>
-              <w:t xml:space="preserve"> </w:t>
+                <w:b w:val="false"/>
+                <w:bCs w:val="false"/>
+                <w:sz w:val="19"/>
+                <w:szCs w:val="19"/>
+                <w:highlight w:val="yellow"/>
+              </w:rPr>
+              <w:t xml:space="preserve">___ / 10</w:t>
             </w:r>
           </w:p>
         </w:tc>
@@ -4550,7 +4752,7 @@
               <w:pStyle w:val="ListParagraph"/>
               <w:numPr>
                 <w:ilvl w:val="0"/>
-                <w:numId w:val="2"/>
+                <w:numId w:val="3"/>
               </w:numPr>
               <w:spacing w:after="40"/>
             </w:pPr>
@@ -4567,7 +4769,7 @@
               <w:pStyle w:val="ListParagraph"/>
               <w:numPr>
                 <w:ilvl w:val="0"/>
-                <w:numId w:val="2"/>
+                <w:numId w:val="3"/>
               </w:numPr>
               <w:spacing w:after="40"/>
             </w:pPr>
@@ -4584,7 +4786,7 @@
               <w:pStyle w:val="ListParagraph"/>
               <w:numPr>
                 <w:ilvl w:val="0"/>
-                <w:numId w:val="2"/>
+                <w:numId w:val="3"/>
               </w:numPr>
               <w:spacing w:after="40"/>
             </w:pPr>
@@ -4601,7 +4803,7 @@
               <w:pStyle w:val="ListParagraph"/>
               <w:numPr>
                 <w:ilvl w:val="0"/>
-                <w:numId w:val="2"/>
+                <w:numId w:val="3"/>
               </w:numPr>
               <w:spacing w:after="40"/>
             </w:pPr>
@@ -4618,7 +4820,7 @@
               <w:pStyle w:val="ListParagraph"/>
               <w:numPr>
                 <w:ilvl w:val="0"/>
-                <w:numId w:val="2"/>
+                <w:numId w:val="3"/>
               </w:numPr>
               <w:spacing w:after="40"/>
             </w:pPr>
@@ -4635,7 +4837,7 @@
               <w:pStyle w:val="ListParagraph"/>
               <w:numPr>
                 <w:ilvl w:val="0"/>
-                <w:numId w:val="2"/>
+                <w:numId w:val="3"/>
               </w:numPr>
               <w:spacing w:after="40"/>
             </w:pPr>
@@ -4652,7 +4854,7 @@
               <w:pStyle w:val="ListParagraph"/>
               <w:numPr>
                 <w:ilvl w:val="0"/>
-                <w:numId w:val="2"/>
+                <w:numId w:val="3"/>
               </w:numPr>
               <w:spacing w:after="40"/>
             </w:pPr>
@@ -4686,7 +4888,7 @@
                 <w:sz w:val="19"/>
                 <w:szCs w:val="19"/>
               </w:rPr>
-              <w:t xml:space="preserve">/10</w:t>
+              <w:t xml:space="preserve">10</w:t>
             </w:r>
           </w:p>
         </w:tc>
@@ -4706,10 +4908,13 @@
             </w:pPr>
             <w:r>
               <w:rPr>
-                <w:sz w:val="19"/>
-                <w:szCs w:val="19"/>
-              </w:rPr>
-              <w:t xml:space="preserve"> </w:t>
+                <w:b w:val="false"/>
+                <w:bCs w:val="false"/>
+                <w:sz w:val="19"/>
+                <w:szCs w:val="19"/>
+                <w:highlight w:val="yellow"/>
+              </w:rPr>
+              <w:t xml:space="preserve">___ / 10</w:t>
             </w:r>
           </w:p>
         </w:tc>
@@ -4747,7 +4952,7 @@
               <w:pStyle w:val="ListParagraph"/>
               <w:numPr>
                 <w:ilvl w:val="0"/>
-                <w:numId w:val="2"/>
+                <w:numId w:val="3"/>
               </w:numPr>
               <w:spacing w:after="40"/>
             </w:pPr>
@@ -4764,7 +4969,7 @@
               <w:pStyle w:val="ListParagraph"/>
               <w:numPr>
                 <w:ilvl w:val="0"/>
-                <w:numId w:val="2"/>
+                <w:numId w:val="3"/>
               </w:numPr>
               <w:spacing w:after="40"/>
             </w:pPr>
@@ -4781,7 +4986,7 @@
               <w:pStyle w:val="ListParagraph"/>
               <w:numPr>
                 <w:ilvl w:val="0"/>
-                <w:numId w:val="2"/>
+                <w:numId w:val="3"/>
               </w:numPr>
               <w:spacing w:after="40"/>
             </w:pPr>
@@ -4815,7 +5020,7 @@
                 <w:sz w:val="19"/>
                 <w:szCs w:val="19"/>
               </w:rPr>
-              <w:t xml:space="preserve">/10</w:t>
+              <w:t xml:space="preserve">10</w:t>
             </w:r>
           </w:p>
         </w:tc>
@@ -4835,10 +5040,13 @@
             </w:pPr>
             <w:r>
               <w:rPr>
-                <w:sz w:val="19"/>
-                <w:szCs w:val="19"/>
-              </w:rPr>
-              <w:t xml:space="preserve"> </w:t>
+                <w:b w:val="false"/>
+                <w:bCs w:val="false"/>
+                <w:sz w:val="19"/>
+                <w:szCs w:val="19"/>
+                <w:highlight w:val="yellow"/>
+              </w:rPr>
+              <w:t xml:space="preserve">___ / 10</w:t>
             </w:r>
           </w:p>
         </w:tc>
@@ -4895,7 +5103,7 @@
                 <w:sz w:val="19"/>
                 <w:szCs w:val="19"/>
               </w:rPr>
-              <w:t xml:space="preserve">/50</w:t>
+              <w:t xml:space="preserve">50</w:t>
             </w:r>
           </w:p>
         </w:tc>
@@ -4916,10 +5124,13 @@
             </w:pPr>
             <w:r>
               <w:rPr>
-                <w:sz w:val="19"/>
-                <w:szCs w:val="19"/>
-              </w:rPr>
-              <w:t xml:space="preserve"> </w:t>
+                <w:b/>
+                <w:bCs/>
+                <w:sz w:val="19"/>
+                <w:szCs w:val="19"/>
+                <w:highlight w:val="yellow"/>
+              </w:rPr>
+              <w:t xml:space="preserve">___ / 50</w:t>
             </w:r>
           </w:p>
         </w:tc>
@@ -5107,6 +5318,18 @@
       </w:pPr>
     </w:lvl>
   </w:abstractNum>
+  <w:abstractNum w:abstractNumId="3" w15:restartNumberingAfterBreak="0">
+    <w:multiLevelType w:val="hybridMultilevel"/>
+    <w:lvl w:ilvl="0" w:tentative="1">
+      <w:start w:val="1"/>
+      <w:numFmt w:val="bullet"/>
+      <w:lvlText w:val="☐"/>
+      <w:lvlJc w:val="left"/>
+      <w:pPr>
+        <w:ind w:left="360" w:hanging="280"/>
+      </w:pPr>
+    </w:lvl>
+  </w:abstractNum>
   <w:num w:numId="1">
     <w:abstractNumId w:val="1"/>
     <w:lvlOverride w:ilvl="0">
@@ -5114,6 +5337,12 @@
     </w:lvlOverride>
   </w:num>
   <w:num w:numId="2">
+    <w:abstractNumId w:val="3"/>
+    <w:lvlOverride w:ilvl="0">
+      <w:startOverride w:val="1"/>
+    </w:lvlOverride>
+  </w:num>
+  <w:num w:numId="3">
     <w:abstractNumId w:val="2"/>
     <w:lvlOverride w:ilvl="0">
       <w:startOverride w:val="1"/>

--- a/docs/assignments/lab-08/lab08-report-template.docx
+++ b/docs/assignments/lab-08/lab08-report-template.docx
@@ -170,7 +170,7 @@
           <w:sz w:val="48"/>
           <w:szCs w:val="48"/>
         </w:rPr>
-        <w:t xml:space="preserve">Lab 8: Big Southern Butte</w:t>
+        <w:t xml:space="preserve">Lab 8: Avalanche Hazard</w:t>
       </w:r>
     </w:p>
     <w:p>
@@ -184,7 +184,7 @@
           <w:sz w:val="32"/>
           <w:szCs w:val="32"/>
         </w:rPr>
-        <w:t xml:space="preserve">Measuring the volume of a volcanic dome by rebuilding the plain beneath it</w:t>
+        <w:t xml:space="preserve">Terrain-based avalanche hazard screening from slope, aspect, and elevation</w:t>
       </w:r>
     </w:p>
     <w:p>
@@ -361,7 +361,7 @@
           <w:sz w:val="19"/>
           <w:szCs w:val="19"/>
         </w:rPr>
-        <w:t xml:space="preserve">Rubric: the requirements of the project and your approach to solving it, in your own words (2 points). Two or three paragraphs. Say what you set out to measure and how you went about it — not a retelling of the step-by-step. If you built the model without the step-by-step instructions, say so here.</w:t>
+        <w:t xml:space="preserve">Rubric: the requirements of the project and your approach to solving it, in your own words (2 points). Two or three paragraphs. Say what you set out to show and how you went about it — not a retelling of the step-by-step. If you built the model without the step-by-step instructions, say so here.</w:t>
       </w:r>
     </w:p>
     <w:p>
@@ -406,7 +406,7 @@
           <w:sz w:val="19"/>
           <w:szCs w:val="19"/>
         </w:rPr>
-        <w:t xml:space="preserve">Rubric: the three metadata values for the DEM and what each means for your result (2 points). Confirm them yourself from READ-ME-FIRST.txt, the raster’s properties and the two tiles’ metadata files — do not copy them from Figure A.</w:t>
+        <w:t xml:space="preserve">Rubric: the three metadata values for the DEM and what each means for your result (2 points). Confirm them yourself from READ-ME-FIRST.txt, the raster’s properties and the tile’s metadata file — do not copy them from Figure A.</w:t>
       </w:r>
     </w:p>
     <w:p>
@@ -1064,7 +1064,7 @@
                 <w:sz w:val="19"/>
                 <w:szCs w:val="19"/>
               </w:rPr>
-              <w:t xml:space="preserve">Buffer</w:t>
+              <w:t xml:space="preserve">Slope</w:t>
             </w:r>
           </w:p>
         </w:tc>
@@ -1178,7 +1178,7 @@
                 <w:sz w:val="19"/>
                 <w:szCs w:val="19"/>
               </w:rPr>
-              <w:t xml:space="preserve">Create Random Points</w:t>
+              <w:t xml:space="preserve">Aspect</w:t>
             </w:r>
           </w:p>
         </w:tc>
@@ -1289,7 +1289,7 @@
                 <w:sz w:val="19"/>
                 <w:szCs w:val="19"/>
               </w:rPr>
-              <w:t xml:space="preserve">Extract Values to Points</w:t>
+              <w:t xml:space="preserve">Reclassify (slope)</w:t>
             </w:r>
           </w:p>
         </w:tc>
@@ -1403,7 +1403,7 @@
                 <w:sz w:val="19"/>
                 <w:szCs w:val="19"/>
               </w:rPr>
-              <w:t xml:space="preserve">Erase</w:t>
+              <w:t xml:space="preserve">Reclassify (aspect)</w:t>
             </w:r>
           </w:p>
         </w:tc>
@@ -1514,7 +1514,7 @@
                 <w:sz w:val="19"/>
                 <w:szCs w:val="19"/>
               </w:rPr>
-              <w:t xml:space="preserve">IDW</w:t>
+              <w:t xml:space="preserve">Raster Calculator (altitude, with Shift)</w:t>
             </w:r>
           </w:p>
         </w:tc>
@@ -1628,7 +1628,7 @@
                 <w:sz w:val="19"/>
                 <w:szCs w:val="19"/>
               </w:rPr>
-              <w:t xml:space="preserve">Extract by Mask (DEM)</w:t>
+              <w:t xml:space="preserve">Raster Calculator (all three agree)</w:t>
             </w:r>
           </w:p>
         </w:tc>
@@ -1739,7 +1739,7 @@
                 <w:sz w:val="19"/>
                 <w:szCs w:val="19"/>
               </w:rPr>
-              <w:t xml:space="preserve">Extract by Mask (plain)</w:t>
+              <w:t xml:space="preserve">Raster Calculator (geometric mean)</w:t>
             </w:r>
           </w:p>
         </w:tc>
@@ -1853,7 +1853,7 @@
                 <w:sz w:val="19"/>
                 <w:szCs w:val="19"/>
               </w:rPr>
-              <w:t xml:space="preserve">Raster Calculator (height)</w:t>
+              <w:t xml:space="preserve">Cell Statistics (maximum)</w:t>
             </w:r>
           </w:p>
         </w:tc>
@@ -1964,7 +1964,7 @@
                 <w:sz w:val="19"/>
                 <w:szCs w:val="19"/>
               </w:rPr>
-              <w:t xml:space="preserve">Raster Calculator (volume)</w:t>
+              <w:t xml:space="preserve">Cell Statistics (minimum)</w:t>
             </w:r>
           </w:p>
         </w:tc>
@@ -2078,7 +2078,7 @@
                 <w:sz w:val="19"/>
                 <w:szCs w:val="19"/>
               </w:rPr>
-              <w:t xml:space="preserve">Zonal Statistics</w:t>
+              <w:t xml:space="preserve">Raster Calculator (rule spread)</w:t>
             </w:r>
           </w:p>
         </w:tc>
@@ -2292,7 +2292,7 @@
           <w:sz w:val="19"/>
           <w:szCs w:val="19"/>
         </w:rPr>
-        <w:t xml:space="preserve">Rubric: a screen capture of the tool dialog with the outline and the number of points exposed as parameters (2 points).</w:t>
+        <w:t xml:space="preserve">Rubric: a screen capture of the toolbox interface with the shift parameter exposed (2 points).</w:t>
       </w:r>
     </w:p>
     <w:tbl>
@@ -2353,7 +2353,7 @@
           <w:sz w:val="19"/>
           <w:szCs w:val="19"/>
         </w:rPr>
-        <w:t xml:space="preserve">Figure 2. The model’s tool dialog, with the outline and the number of points exposed.</w:t>
+        <w:t xml:space="preserve">Figure 2. The model’s tool dialog, with the Shift parameter exposed.</w:t>
       </w:r>
     </w:p>
     <w:p>
@@ -2369,7 +2369,7 @@
           <w:sz w:val="28"/>
           <w:szCs w:val="28"/>
         </w:rPr>
-        <w:t xml:space="preserve">4.  Check Values</w:t>
+        <w:t xml:space="preserve">4.  Snowbird by Hazard Class</w:t>
       </w:r>
     </w:p>
     <w:p>
@@ -2384,7 +2384,7 @@
           <w:sz w:val="19"/>
           <w:szCs w:val="19"/>
         </w:rPr>
-        <w:t xml:space="preserve">Rubric: your check values from Steps 4 to 8 (2 points), and the model’s baseline volume matching the check value (part of the 4 points for a working model). Use the random seed of Step 0.</w:t>
+        <w:t xml:space="preserve">Rubric: the model runs end to end from its tool dialog and its Step 8 table of Snowbird’s areas at shift 0 matches the check values (part of the 4 points for a working model). Tabulate Area reports square meters; divide by 1,000,000.</w:t>
       </w:r>
     </w:p>
     <w:p>
@@ -2414,10 +2414,12 @@
         </w:tblBorders>
       </w:tblPr>
       <w:tblGrid>
-        <w:gridCol w:w="2340"/>
-        <w:gridCol w:w="2340"/>
-        <w:gridCol w:w="2340"/>
-        <w:gridCol w:w="2340"/>
+        <w:gridCol w:w="1560"/>
+        <w:gridCol w:w="1560"/>
+        <w:gridCol w:w="1560"/>
+        <w:gridCol w:w="1560"/>
+        <w:gridCol w:w="1560"/>
+        <w:gridCol w:w="1560"/>
       </w:tblGrid>
       <w:tr>
         <w:trPr>
@@ -2426,7 +2428,7 @@
         </w:trPr>
         <w:tc>
           <w:tcPr>
-            <w:tcW w:type="dxa" w:w="2340"/>
+            <w:tcW w:type="dxa" w:w="1560"/>
             <w:shd w:fill="D9E2F3" w:color="auto" w:val="clear"/>
             <w:tcMar>
               <w:top w:type="dxa" w:w="90"/>
@@ -2444,13 +2446,13 @@
                 <w:sz w:val="19"/>
                 <w:szCs w:val="19"/>
               </w:rPr>
-              <w:t xml:space="preserve">Points kept after Erase</w:t>
-            </w:r>
-          </w:p>
-        </w:tc>
-        <w:tc>
-          <w:tcPr>
-            <w:tcW w:type="dxa" w:w="2340"/>
+              <w:t xml:space="preserve">Low</w:t>
+            </w:r>
+          </w:p>
+        </w:tc>
+        <w:tc>
+          <w:tcPr>
+            <w:tcW w:type="dxa" w:w="1560"/>
             <w:shd w:fill="D9E2F3" w:color="auto" w:val="clear"/>
             <w:tcMar>
               <w:top w:type="dxa" w:w="90"/>
@@ -2468,13 +2470,13 @@
                 <w:sz w:val="19"/>
                 <w:szCs w:val="19"/>
               </w:rPr>
-              <w:t xml:space="preserve">Tallest cell (m)</w:t>
-            </w:r>
-          </w:p>
-        </w:tc>
-        <w:tc>
-          <w:tcPr>
-            <w:tcW w:type="dxa" w:w="2340"/>
+              <w:t xml:space="preserve">Moderate</w:t>
+            </w:r>
+          </w:p>
+        </w:tc>
+        <w:tc>
+          <w:tcPr>
+            <w:tcW w:type="dxa" w:w="1560"/>
             <w:shd w:fill="D9E2F3" w:color="auto" w:val="clear"/>
             <w:tcMar>
               <w:top w:type="dxa" w:w="90"/>
@@ -2492,13 +2494,13 @@
                 <w:sz w:val="19"/>
                 <w:szCs w:val="19"/>
               </w:rPr>
-              <w:t xml:space="preserve">Mean height (m)</w:t>
-            </w:r>
-          </w:p>
-        </w:tc>
-        <w:tc>
-          <w:tcPr>
-            <w:tcW w:type="dxa" w:w="2340"/>
+              <w:t xml:space="preserve">Considerable</w:t>
+            </w:r>
+          </w:p>
+        </w:tc>
+        <w:tc>
+          <w:tcPr>
+            <w:tcW w:type="dxa" w:w="1560"/>
             <w:shd w:fill="D9E2F3" w:color="auto" w:val="clear"/>
             <w:tcMar>
               <w:top w:type="dxa" w:w="90"/>
@@ -2516,7 +2518,55 @@
                 <w:sz w:val="19"/>
                 <w:szCs w:val="19"/>
               </w:rPr>
-              <w:t xml:space="preserve">Volume (km³)</w:t>
+              <w:t xml:space="preserve">High</w:t>
+            </w:r>
+          </w:p>
+        </w:tc>
+        <w:tc>
+          <w:tcPr>
+            <w:tcW w:type="dxa" w:w="1560"/>
+            <w:shd w:fill="D9E2F3" w:color="auto" w:val="clear"/>
+            <w:tcMar>
+              <w:top w:type="dxa" w:w="90"/>
+              <w:left w:type="dxa" w:w="120"/>
+              <w:bottom w:type="dxa" w:w="90"/>
+              <w:right w:type="dxa" w:w="120"/>
+            </w:tcMar>
+          </w:tcPr>
+          <w:p>
+            <w:r>
+              <w:rPr>
+                <w:b/>
+                <w:bCs/>
+                <w:color w:val="1F3864"/>
+                <w:sz w:val="19"/>
+                <w:szCs w:val="19"/>
+              </w:rPr>
+              <w:t xml:space="preserve">Extreme</w:t>
+            </w:r>
+          </w:p>
+        </w:tc>
+        <w:tc>
+          <w:tcPr>
+            <w:tcW w:type="dxa" w:w="1560"/>
+            <w:shd w:fill="D9E2F3" w:color="auto" w:val="clear"/>
+            <w:tcMar>
+              <w:top w:type="dxa" w:w="90"/>
+              <w:left w:type="dxa" w:w="120"/>
+              <w:bottom w:type="dxa" w:w="90"/>
+              <w:right w:type="dxa" w:w="120"/>
+            </w:tcMar>
+          </w:tcPr>
+          <w:p>
+            <w:r>
+              <w:rPr>
+                <w:b/>
+                <w:bCs/>
+                <w:color w:val="1F3864"/>
+                <w:sz w:val="19"/>
+                <w:szCs w:val="19"/>
+              </w:rPr>
+              <w:t xml:space="preserve">Total</w:t>
             </w:r>
           </w:p>
         </w:tc>
@@ -2527,70 +2577,112 @@
         </w:trPr>
         <w:tc>
           <w:tcPr>
-            <w:tcW w:type="dxa" w:w="2340"/>
-            <w:tcMar>
-              <w:top w:type="dxa" w:w="90"/>
-              <w:left w:type="dxa" w:w="120"/>
-              <w:bottom w:type="dxa" w:w="90"/>
-              <w:right w:type="dxa" w:w="120"/>
-            </w:tcMar>
-          </w:tcPr>
-          <w:p>
-            <w:r>
-              <w:rPr>
-                <w:color w:val="767171"/>
-                <w:sz w:val="19"/>
-                <w:szCs w:val="19"/>
-              </w:rPr>
-              <w:t xml:space="preserve"> </w:t>
-            </w:r>
-          </w:p>
-        </w:tc>
-        <w:tc>
-          <w:tcPr>
-            <w:tcW w:type="dxa" w:w="2340"/>
-            <w:tcMar>
-              <w:top w:type="dxa" w:w="90"/>
-              <w:left w:type="dxa" w:w="120"/>
-              <w:bottom w:type="dxa" w:w="90"/>
-              <w:right w:type="dxa" w:w="120"/>
-            </w:tcMar>
-          </w:tcPr>
-          <w:p>
-            <w:r>
-              <w:rPr>
-                <w:color w:val="767171"/>
-                <w:sz w:val="19"/>
-                <w:szCs w:val="19"/>
-              </w:rPr>
-              <w:t xml:space="preserve"> </w:t>
-            </w:r>
-          </w:p>
-        </w:tc>
-        <w:tc>
-          <w:tcPr>
-            <w:tcW w:type="dxa" w:w="2340"/>
-            <w:tcMar>
-              <w:top w:type="dxa" w:w="90"/>
-              <w:left w:type="dxa" w:w="120"/>
-              <w:bottom w:type="dxa" w:w="90"/>
-              <w:right w:type="dxa" w:w="120"/>
-            </w:tcMar>
-          </w:tcPr>
-          <w:p>
-            <w:r>
-              <w:rPr>
-                <w:color w:val="767171"/>
-                <w:sz w:val="19"/>
-                <w:szCs w:val="19"/>
-              </w:rPr>
-              <w:t xml:space="preserve"> </w:t>
-            </w:r>
-          </w:p>
-        </w:tc>
-        <w:tc>
-          <w:tcPr>
-            <w:tcW w:type="dxa" w:w="2340"/>
+            <w:tcW w:type="dxa" w:w="1560"/>
+            <w:tcMar>
+              <w:top w:type="dxa" w:w="90"/>
+              <w:left w:type="dxa" w:w="120"/>
+              <w:bottom w:type="dxa" w:w="90"/>
+              <w:right w:type="dxa" w:w="120"/>
+            </w:tcMar>
+          </w:tcPr>
+          <w:p>
+            <w:r>
+              <w:rPr>
+                <w:color w:val="767171"/>
+                <w:sz w:val="19"/>
+                <w:szCs w:val="19"/>
+              </w:rPr>
+              <w:t xml:space="preserve"> </w:t>
+            </w:r>
+          </w:p>
+        </w:tc>
+        <w:tc>
+          <w:tcPr>
+            <w:tcW w:type="dxa" w:w="1560"/>
+            <w:tcMar>
+              <w:top w:type="dxa" w:w="90"/>
+              <w:left w:type="dxa" w:w="120"/>
+              <w:bottom w:type="dxa" w:w="90"/>
+              <w:right w:type="dxa" w:w="120"/>
+            </w:tcMar>
+          </w:tcPr>
+          <w:p>
+            <w:r>
+              <w:rPr>
+                <w:color w:val="767171"/>
+                <w:sz w:val="19"/>
+                <w:szCs w:val="19"/>
+              </w:rPr>
+              <w:t xml:space="preserve"> </w:t>
+            </w:r>
+          </w:p>
+        </w:tc>
+        <w:tc>
+          <w:tcPr>
+            <w:tcW w:type="dxa" w:w="1560"/>
+            <w:tcMar>
+              <w:top w:type="dxa" w:w="90"/>
+              <w:left w:type="dxa" w:w="120"/>
+              <w:bottom w:type="dxa" w:w="90"/>
+              <w:right w:type="dxa" w:w="120"/>
+            </w:tcMar>
+          </w:tcPr>
+          <w:p>
+            <w:r>
+              <w:rPr>
+                <w:color w:val="767171"/>
+                <w:sz w:val="19"/>
+                <w:szCs w:val="19"/>
+              </w:rPr>
+              <w:t xml:space="preserve"> </w:t>
+            </w:r>
+          </w:p>
+        </w:tc>
+        <w:tc>
+          <w:tcPr>
+            <w:tcW w:type="dxa" w:w="1560"/>
+            <w:tcMar>
+              <w:top w:type="dxa" w:w="90"/>
+              <w:left w:type="dxa" w:w="120"/>
+              <w:bottom w:type="dxa" w:w="90"/>
+              <w:right w:type="dxa" w:w="120"/>
+            </w:tcMar>
+          </w:tcPr>
+          <w:p>
+            <w:r>
+              <w:rPr>
+                <w:color w:val="767171"/>
+                <w:sz w:val="19"/>
+                <w:szCs w:val="19"/>
+              </w:rPr>
+              <w:t xml:space="preserve"> </w:t>
+            </w:r>
+          </w:p>
+        </w:tc>
+        <w:tc>
+          <w:tcPr>
+            <w:tcW w:type="dxa" w:w="1560"/>
+            <w:tcMar>
+              <w:top w:type="dxa" w:w="90"/>
+              <w:left w:type="dxa" w:w="120"/>
+              <w:bottom w:type="dxa" w:w="90"/>
+              <w:right w:type="dxa" w:w="120"/>
+            </w:tcMar>
+          </w:tcPr>
+          <w:p>
+            <w:r>
+              <w:rPr>
+                <w:color w:val="767171"/>
+                <w:sz w:val="19"/>
+                <w:szCs w:val="19"/>
+              </w:rPr>
+              <w:t xml:space="preserve"> </w:t>
+            </w:r>
+          </w:p>
+        </w:tc>
+        <w:tc>
+          <w:tcPr>
+            <w:tcW w:type="dxa" w:w="1560"/>
             <w:tcMar>
               <w:top w:type="dxa" w:w="90"/>
               <w:left w:type="dxa" w:w="120"/>
@@ -2624,12 +2716,7 @@
           <w:sz w:val="19"/>
           <w:szCs w:val="19"/>
         </w:rPr>
-        <w:t xml:space="preserve">Table 3. Baseline check values (IDW, 1,000 points, seed 1, reference outline).</w:t>
-      </w:r>
-    </w:p>
-    <w:p>
-      <w:r>
-        <w:br w:type="page"/>
+        <w:t xml:space="preserve">Table 3. Snowbird’s area in each hazard class at shift 0 (km²), geometric mean.</w:t>
       </w:r>
     </w:p>
     <w:p>
@@ -2645,7 +2732,7 @@
           <w:sz w:val="28"/>
           <w:szCs w:val="28"/>
         </w:rPr>
-        <w:t xml:space="preserve">5.  Testing the Assumptions</w:t>
+        <w:t xml:space="preserve">5.  All Three Agree</w:t>
       </w:r>
     </w:p>
     <w:p>
@@ -2660,7 +2747,57 @@
           <w:sz w:val="19"/>
           <w:szCs w:val="19"/>
         </w:rPr>
-        <w:t xml:space="preserve">Rubric: one table with the baseline and the four Step 9 runs, with the points kept, the outline area, the volume, the tallest cell and the cells below the plain (4 points). Step 9 says where to read each value.</w:t>
+        <w:t xml:space="preserve">Rubric: the “all three agree” result and why it is the wrong answer (2 points). Give its check value — how much of Snowbird it leaves unclassified — and explain, with one cell as an example, what the rule throws away.</w:t>
+      </w:r>
+    </w:p>
+    <w:p>
+      <w:pPr>
+        <w:spacing w:after="260" w:before="0"/>
+      </w:pPr>
+      <w:r>
+        <w:rPr>
+          <w:i/>
+          <w:iCs/>
+          <w:color w:val="767171"/>
+          <w:highlight w:val="yellow"/>
+        </w:rPr>
+        <w:t xml:space="preserve">[Add your content here.]</w:t>
+      </w:r>
+    </w:p>
+    <w:p>
+      <w:r>
+        <w:br w:type="page"/>
+      </w:r>
+    </w:p>
+    <w:p>
+      <w:pPr>
+        <w:pStyle w:val="Heading1"/>
+        <w:spacing w:after="80" w:before="280"/>
+      </w:pPr>
+      <w:r>
+        <w:rPr>
+          <w:b/>
+          <w:bCs/>
+          <w:color w:val="1F3864"/>
+          <w:sz w:val="28"/>
+          <w:szCs w:val="28"/>
+        </w:rPr>
+        <w:t xml:space="preserve">6.  Elevation Bands and Combination Rules</w:t>
+      </w:r>
+    </w:p>
+    <w:p>
+      <w:pPr>
+        <w:spacing w:after="160" w:before="60"/>
+      </w:pPr>
+      <w:r>
+        <w:rPr>
+          <w:i/>
+          <w:iCs/>
+          <w:color w:val="767171"/>
+          <w:sz w:val="19"/>
+          <w:szCs w:val="19"/>
+        </w:rPr>
+        <w:t xml:space="preserve">Rubric: one table with the baseline and at least three more runs, giving the shift, the altitude-class-5 area, and the High + Extreme area of Snowbird under each of the three rules (4 points). Choose your shifts deliberately and say why.</w:t>
       </w:r>
     </w:p>
     <w:p>
@@ -2690,13 +2827,12 @@
         </w:tblBorders>
       </w:tblPr>
       <w:tblGrid>
-        <w:gridCol w:w="1250"/>
-        <w:gridCol w:w="1600"/>
-        <w:gridCol w:w="1100"/>
-        <w:gridCol w:w="1350"/>
-        <w:gridCol w:w="1250"/>
-        <w:gridCol w:w="1300"/>
-        <w:gridCol w:w="1510"/>
+        <w:gridCol w:w="1200"/>
+        <w:gridCol w:w="1000"/>
+        <w:gridCol w:w="1500"/>
+        <w:gridCol w:w="1900"/>
+        <w:gridCol w:w="1880"/>
+        <w:gridCol w:w="1880"/>
       </w:tblGrid>
       <w:tr>
         <w:trPr>
@@ -2705,7 +2841,7 @@
         </w:trPr>
         <w:tc>
           <w:tcPr>
-            <w:tcW w:type="dxa" w:w="1250"/>
+            <w:tcW w:type="dxa" w:w="1200"/>
             <w:shd w:fill="D9E2F3" w:color="auto" w:val="clear"/>
             <w:tcMar>
               <w:top w:type="dxa" w:w="90"/>
@@ -2729,7 +2865,7 @@
         </w:tc>
         <w:tc>
           <w:tcPr>
-            <w:tcW w:type="dxa" w:w="1600"/>
+            <w:tcW w:type="dxa" w:w="1000"/>
             <w:shd w:fill="D9E2F3" w:color="auto" w:val="clear"/>
             <w:tcMar>
               <w:top w:type="dxa" w:w="90"/>
@@ -2747,13 +2883,13 @@
                 <w:sz w:val="19"/>
                 <w:szCs w:val="19"/>
               </w:rPr>
-              <w:t xml:space="preserve">What changed</w:t>
-            </w:r>
-          </w:p>
-        </w:tc>
-        <w:tc>
-          <w:tcPr>
-            <w:tcW w:type="dxa" w:w="1100"/>
+              <w:t xml:space="preserve">Shift (m)</w:t>
+            </w:r>
+          </w:p>
+        </w:tc>
+        <w:tc>
+          <w:tcPr>
+            <w:tcW w:type="dxa" w:w="1500"/>
             <w:shd w:fill="D9E2F3" w:color="auto" w:val="clear"/>
             <w:tcMar>
               <w:top w:type="dxa" w:w="90"/>
@@ -2771,13 +2907,13 @@
                 <w:sz w:val="19"/>
                 <w:szCs w:val="19"/>
               </w:rPr>
-              <w:t xml:space="preserve">Points kept</w:t>
-            </w:r>
-          </w:p>
-        </w:tc>
-        <w:tc>
-          <w:tcPr>
-            <w:tcW w:type="dxa" w:w="1350"/>
+              <w:t xml:space="preserve">Altitude class 5</w:t>
+            </w:r>
+          </w:p>
+        </w:tc>
+        <w:tc>
+          <w:tcPr>
+            <w:tcW w:type="dxa" w:w="1900"/>
             <w:shd w:fill="D9E2F3" w:color="auto" w:val="clear"/>
             <w:tcMar>
               <w:top w:type="dxa" w:w="90"/>
@@ -2795,13 +2931,13 @@
                 <w:sz w:val="19"/>
                 <w:szCs w:val="19"/>
               </w:rPr>
-              <w:t xml:space="preserve">Outline area (km²)</w:t>
-            </w:r>
-          </w:p>
-        </w:tc>
-        <w:tc>
-          <w:tcPr>
-            <w:tcW w:type="dxa" w:w="1250"/>
+              <w:t xml:space="preserve">High + Extreme, geometric mean</w:t>
+            </w:r>
+          </w:p>
+        </w:tc>
+        <w:tc>
+          <w:tcPr>
+            <w:tcW w:type="dxa" w:w="1880"/>
             <w:shd w:fill="D9E2F3" w:color="auto" w:val="clear"/>
             <w:tcMar>
               <w:top w:type="dxa" w:w="90"/>
@@ -2819,13 +2955,13 @@
                 <w:sz w:val="19"/>
                 <w:szCs w:val="19"/>
               </w:rPr>
-              <w:t xml:space="preserve">Volume (km³)</w:t>
-            </w:r>
-          </w:p>
-        </w:tc>
-        <w:tc>
-          <w:tcPr>
-            <w:tcW w:type="dxa" w:w="1300"/>
+              <w:t xml:space="preserve">High + Extreme, worst factor</w:t>
+            </w:r>
+          </w:p>
+        </w:tc>
+        <w:tc>
+          <w:tcPr>
+            <w:tcW w:type="dxa" w:w="1880"/>
             <w:shd w:fill="D9E2F3" w:color="auto" w:val="clear"/>
             <w:tcMar>
               <w:top w:type="dxa" w:w="90"/>
@@ -2843,31 +2979,7 @@
                 <w:sz w:val="19"/>
                 <w:szCs w:val="19"/>
               </w:rPr>
-              <w:t xml:space="preserve">Tallest cell (m)</w:t>
-            </w:r>
-          </w:p>
-        </w:tc>
-        <w:tc>
-          <w:tcPr>
-            <w:tcW w:type="dxa" w:w="1510"/>
-            <w:shd w:fill="D9E2F3" w:color="auto" w:val="clear"/>
-            <w:tcMar>
-              <w:top w:type="dxa" w:w="90"/>
-              <w:left w:type="dxa" w:w="120"/>
-              <w:bottom w:type="dxa" w:w="90"/>
-              <w:right w:type="dxa" w:w="120"/>
-            </w:tcMar>
-          </w:tcPr>
-          <w:p>
-            <w:r>
-              <w:rPr>
-                <w:b/>
-                <w:bCs/>
-                <w:color w:val="1F3864"/>
-                <w:sz w:val="19"/>
-                <w:szCs w:val="19"/>
-              </w:rPr>
-              <w:t xml:space="preserve">Cells below the plain</w:t>
+              <w:t xml:space="preserve">High + Extreme, best factor</w:t>
             </w:r>
           </w:p>
         </w:tc>
@@ -2878,7 +2990,7 @@
         </w:trPr>
         <w:tc>
           <w:tcPr>
-            <w:tcW w:type="dxa" w:w="1250"/>
+            <w:tcW w:type="dxa" w:w="1200"/>
             <w:tcMar>
               <w:top w:type="dxa" w:w="90"/>
               <w:left w:type="dxa" w:w="120"/>
@@ -2899,7 +3011,7 @@
         </w:tc>
         <w:tc>
           <w:tcPr>
-            <w:tcW w:type="dxa" w:w="1600"/>
+            <w:tcW w:type="dxa" w:w="1000"/>
             <w:tcMar>
               <w:top w:type="dxa" w:w="90"/>
               <w:left w:type="dxa" w:w="120"/>
@@ -2914,97 +3026,76 @@
                 <w:sz w:val="19"/>
                 <w:szCs w:val="19"/>
               </w:rPr>
-              <w:t xml:space="preserve">Nothing</w:t>
-            </w:r>
-          </w:p>
-        </w:tc>
-        <w:tc>
-          <w:tcPr>
-            <w:tcW w:type="dxa" w:w="1100"/>
-            <w:tcMar>
-              <w:top w:type="dxa" w:w="90"/>
-              <w:left w:type="dxa" w:w="120"/>
-              <w:bottom w:type="dxa" w:w="90"/>
-              <w:right w:type="dxa" w:w="120"/>
-            </w:tcMar>
-          </w:tcPr>
-          <w:p>
-            <w:r>
-              <w:rPr>
-                <w:color w:val="767171"/>
-                <w:sz w:val="19"/>
-                <w:szCs w:val="19"/>
-              </w:rPr>
-              <w:t xml:space="preserve"> </w:t>
-            </w:r>
-          </w:p>
-        </w:tc>
-        <w:tc>
-          <w:tcPr>
-            <w:tcW w:type="dxa" w:w="1350"/>
-            <w:tcMar>
-              <w:top w:type="dxa" w:w="90"/>
-              <w:left w:type="dxa" w:w="120"/>
-              <w:bottom w:type="dxa" w:w="90"/>
-              <w:right w:type="dxa" w:w="120"/>
-            </w:tcMar>
-          </w:tcPr>
-          <w:p>
-            <w:r>
-              <w:rPr>
-                <w:color w:val="767171"/>
-                <w:sz w:val="19"/>
-                <w:szCs w:val="19"/>
-              </w:rPr>
-              <w:t xml:space="preserve"> </w:t>
-            </w:r>
-          </w:p>
-        </w:tc>
-        <w:tc>
-          <w:tcPr>
-            <w:tcW w:type="dxa" w:w="1250"/>
-            <w:tcMar>
-              <w:top w:type="dxa" w:w="90"/>
-              <w:left w:type="dxa" w:w="120"/>
-              <w:bottom w:type="dxa" w:w="90"/>
-              <w:right w:type="dxa" w:w="120"/>
-            </w:tcMar>
-          </w:tcPr>
-          <w:p>
-            <w:r>
-              <w:rPr>
-                <w:color w:val="767171"/>
-                <w:sz w:val="19"/>
-                <w:szCs w:val="19"/>
-              </w:rPr>
-              <w:t xml:space="preserve"> </w:t>
-            </w:r>
-          </w:p>
-        </w:tc>
-        <w:tc>
-          <w:tcPr>
-            <w:tcW w:type="dxa" w:w="1300"/>
-            <w:tcMar>
-              <w:top w:type="dxa" w:w="90"/>
-              <w:left w:type="dxa" w:w="120"/>
-              <w:bottom w:type="dxa" w:w="90"/>
-              <w:right w:type="dxa" w:w="120"/>
-            </w:tcMar>
-          </w:tcPr>
-          <w:p>
-            <w:r>
-              <w:rPr>
-                <w:color w:val="767171"/>
-                <w:sz w:val="19"/>
-                <w:szCs w:val="19"/>
-              </w:rPr>
-              <w:t xml:space="preserve"> </w:t>
-            </w:r>
-          </w:p>
-        </w:tc>
-        <w:tc>
-          <w:tcPr>
-            <w:tcW w:type="dxa" w:w="1510"/>
+              <w:t xml:space="preserve">0</w:t>
+            </w:r>
+          </w:p>
+        </w:tc>
+        <w:tc>
+          <w:tcPr>
+            <w:tcW w:type="dxa" w:w="1500"/>
+            <w:tcMar>
+              <w:top w:type="dxa" w:w="90"/>
+              <w:left w:type="dxa" w:w="120"/>
+              <w:bottom w:type="dxa" w:w="90"/>
+              <w:right w:type="dxa" w:w="120"/>
+            </w:tcMar>
+          </w:tcPr>
+          <w:p>
+            <w:r>
+              <w:rPr>
+                <w:color w:val="767171"/>
+                <w:sz w:val="19"/>
+                <w:szCs w:val="19"/>
+              </w:rPr>
+              <w:t xml:space="preserve"> </w:t>
+            </w:r>
+          </w:p>
+        </w:tc>
+        <w:tc>
+          <w:tcPr>
+            <w:tcW w:type="dxa" w:w="1900"/>
+            <w:tcMar>
+              <w:top w:type="dxa" w:w="90"/>
+              <w:left w:type="dxa" w:w="120"/>
+              <w:bottom w:type="dxa" w:w="90"/>
+              <w:right w:type="dxa" w:w="120"/>
+            </w:tcMar>
+          </w:tcPr>
+          <w:p>
+            <w:r>
+              <w:rPr>
+                <w:color w:val="767171"/>
+                <w:sz w:val="19"/>
+                <w:szCs w:val="19"/>
+              </w:rPr>
+              <w:t xml:space="preserve"> </w:t>
+            </w:r>
+          </w:p>
+        </w:tc>
+        <w:tc>
+          <w:tcPr>
+            <w:tcW w:type="dxa" w:w="1880"/>
+            <w:tcMar>
+              <w:top w:type="dxa" w:w="90"/>
+              <w:left w:type="dxa" w:w="120"/>
+              <w:bottom w:type="dxa" w:w="90"/>
+              <w:right w:type="dxa" w:w="120"/>
+            </w:tcMar>
+          </w:tcPr>
+          <w:p>
+            <w:r>
+              <w:rPr>
+                <w:color w:val="767171"/>
+                <w:sz w:val="19"/>
+                <w:szCs w:val="19"/>
+              </w:rPr>
+              <w:t xml:space="preserve"> </w:t>
+            </w:r>
+          </w:p>
+        </w:tc>
+        <w:tc>
+          <w:tcPr>
+            <w:tcW w:type="dxa" w:w="1880"/>
             <w:tcMar>
               <w:top w:type="dxa" w:w="90"/>
               <w:left w:type="dxa" w:w="120"/>
@@ -3030,7 +3121,7 @@
         </w:trPr>
         <w:tc>
           <w:tcPr>
-            <w:tcW w:type="dxa" w:w="1250"/>
+            <w:tcW w:type="dxa" w:w="1200"/>
             <w:shd w:fill="F2F2F2" w:color="auto" w:val="clear"/>
             <w:tcMar>
               <w:top w:type="dxa" w:w="90"/>
@@ -3042,17 +3133,17 @@
           <w:p>
             <w:r>
               <w:rPr>
-                <w:color w:val="000000"/>
-                <w:sz w:val="19"/>
-                <w:szCs w:val="19"/>
-              </w:rPr>
-              <w:t xml:space="preserve">250 points</w:t>
-            </w:r>
-          </w:p>
-        </w:tc>
-        <w:tc>
-          <w:tcPr>
-            <w:tcW w:type="dxa" w:w="1600"/>
+                <w:color w:val="767171"/>
+                <w:sz w:val="19"/>
+                <w:szCs w:val="19"/>
+              </w:rPr>
+              <w:t xml:space="preserve"> </w:t>
+            </w:r>
+          </w:p>
+        </w:tc>
+        <w:tc>
+          <w:tcPr>
+            <w:tcW w:type="dxa" w:w="1000"/>
             <w:shd w:fill="F2F2F2" w:color="auto" w:val="clear"/>
             <w:tcMar>
               <w:top w:type="dxa" w:w="90"/>
@@ -3074,7 +3165,7 @@
         </w:tc>
         <w:tc>
           <w:tcPr>
-            <w:tcW w:type="dxa" w:w="1100"/>
+            <w:tcW w:type="dxa" w:w="1500"/>
             <w:shd w:fill="F2F2F2" w:color="auto" w:val="clear"/>
             <w:tcMar>
               <w:top w:type="dxa" w:w="90"/>
@@ -3096,7 +3187,7 @@
         </w:tc>
         <w:tc>
           <w:tcPr>
-            <w:tcW w:type="dxa" w:w="1350"/>
+            <w:tcW w:type="dxa" w:w="1900"/>
             <w:shd w:fill="F2F2F2" w:color="auto" w:val="clear"/>
             <w:tcMar>
               <w:top w:type="dxa" w:w="90"/>
@@ -3118,7 +3209,7 @@
         </w:tc>
         <w:tc>
           <w:tcPr>
-            <w:tcW w:type="dxa" w:w="1250"/>
+            <w:tcW w:type="dxa" w:w="1880"/>
             <w:shd w:fill="F2F2F2" w:color="auto" w:val="clear"/>
             <w:tcMar>
               <w:top w:type="dxa" w:w="90"/>
@@ -3140,29 +3231,7 @@
         </w:tc>
         <w:tc>
           <w:tcPr>
-            <w:tcW w:type="dxa" w:w="1300"/>
-            <w:shd w:fill="F2F2F2" w:color="auto" w:val="clear"/>
-            <w:tcMar>
-              <w:top w:type="dxa" w:w="90"/>
-              <w:left w:type="dxa" w:w="120"/>
-              <w:bottom w:type="dxa" w:w="90"/>
-              <w:right w:type="dxa" w:w="120"/>
-            </w:tcMar>
-          </w:tcPr>
-          <w:p>
-            <w:r>
-              <w:rPr>
-                <w:color w:val="767171"/>
-                <w:sz w:val="19"/>
-                <w:szCs w:val="19"/>
-              </w:rPr>
-              <w:t xml:space="preserve"> </w:t>
-            </w:r>
-          </w:p>
-        </w:tc>
-        <w:tc>
-          <w:tcPr>
-            <w:tcW w:type="dxa" w:w="1510"/>
+            <w:tcW w:type="dxa" w:w="1880"/>
             <w:shd w:fill="F2F2F2" w:color="auto" w:val="clear"/>
             <w:tcMar>
               <w:top w:type="dxa" w:w="90"/>
@@ -3189,133 +3258,112 @@
         </w:trPr>
         <w:tc>
           <w:tcPr>
-            <w:tcW w:type="dxa" w:w="1250"/>
-            <w:tcMar>
-              <w:top w:type="dxa" w:w="90"/>
-              <w:left w:type="dxa" w:w="120"/>
-              <w:bottom w:type="dxa" w:w="90"/>
-              <w:right w:type="dxa" w:w="120"/>
-            </w:tcMar>
-          </w:tcPr>
-          <w:p>
-            <w:r>
-              <w:rPr>
-                <w:color w:val="000000"/>
-                <w:sz w:val="19"/>
-                <w:szCs w:val="19"/>
-              </w:rPr>
-              <w:t xml:space="preserve">4,000 points</w:t>
-            </w:r>
-          </w:p>
-        </w:tc>
-        <w:tc>
-          <w:tcPr>
-            <w:tcW w:type="dxa" w:w="1600"/>
-            <w:tcMar>
-              <w:top w:type="dxa" w:w="90"/>
-              <w:left w:type="dxa" w:w="120"/>
-              <w:bottom w:type="dxa" w:w="90"/>
-              <w:right w:type="dxa" w:w="120"/>
-            </w:tcMar>
-          </w:tcPr>
-          <w:p>
-            <w:r>
-              <w:rPr>
-                <w:color w:val="767171"/>
-                <w:sz w:val="19"/>
-                <w:szCs w:val="19"/>
-              </w:rPr>
-              <w:t xml:space="preserve"> </w:t>
-            </w:r>
-          </w:p>
-        </w:tc>
-        <w:tc>
-          <w:tcPr>
-            <w:tcW w:type="dxa" w:w="1100"/>
-            <w:tcMar>
-              <w:top w:type="dxa" w:w="90"/>
-              <w:left w:type="dxa" w:w="120"/>
-              <w:bottom w:type="dxa" w:w="90"/>
-              <w:right w:type="dxa" w:w="120"/>
-            </w:tcMar>
-          </w:tcPr>
-          <w:p>
-            <w:r>
-              <w:rPr>
-                <w:color w:val="767171"/>
-                <w:sz w:val="19"/>
-                <w:szCs w:val="19"/>
-              </w:rPr>
-              <w:t xml:space="preserve"> </w:t>
-            </w:r>
-          </w:p>
-        </w:tc>
-        <w:tc>
-          <w:tcPr>
-            <w:tcW w:type="dxa" w:w="1350"/>
-            <w:tcMar>
-              <w:top w:type="dxa" w:w="90"/>
-              <w:left w:type="dxa" w:w="120"/>
-              <w:bottom w:type="dxa" w:w="90"/>
-              <w:right w:type="dxa" w:w="120"/>
-            </w:tcMar>
-          </w:tcPr>
-          <w:p>
-            <w:r>
-              <w:rPr>
-                <w:color w:val="767171"/>
-                <w:sz w:val="19"/>
-                <w:szCs w:val="19"/>
-              </w:rPr>
-              <w:t xml:space="preserve"> </w:t>
-            </w:r>
-          </w:p>
-        </w:tc>
-        <w:tc>
-          <w:tcPr>
-            <w:tcW w:type="dxa" w:w="1250"/>
-            <w:tcMar>
-              <w:top w:type="dxa" w:w="90"/>
-              <w:left w:type="dxa" w:w="120"/>
-              <w:bottom w:type="dxa" w:w="90"/>
-              <w:right w:type="dxa" w:w="120"/>
-            </w:tcMar>
-          </w:tcPr>
-          <w:p>
-            <w:r>
-              <w:rPr>
-                <w:color w:val="767171"/>
-                <w:sz w:val="19"/>
-                <w:szCs w:val="19"/>
-              </w:rPr>
-              <w:t xml:space="preserve"> </w:t>
-            </w:r>
-          </w:p>
-        </w:tc>
-        <w:tc>
-          <w:tcPr>
-            <w:tcW w:type="dxa" w:w="1300"/>
-            <w:tcMar>
-              <w:top w:type="dxa" w:w="90"/>
-              <w:left w:type="dxa" w:w="120"/>
-              <w:bottom w:type="dxa" w:w="90"/>
-              <w:right w:type="dxa" w:w="120"/>
-            </w:tcMar>
-          </w:tcPr>
-          <w:p>
-            <w:r>
-              <w:rPr>
-                <w:color w:val="767171"/>
-                <w:sz w:val="19"/>
-                <w:szCs w:val="19"/>
-              </w:rPr>
-              <w:t xml:space="preserve"> </w:t>
-            </w:r>
-          </w:p>
-        </w:tc>
-        <w:tc>
-          <w:tcPr>
-            <w:tcW w:type="dxa" w:w="1510"/>
+            <w:tcW w:type="dxa" w:w="1200"/>
+            <w:tcMar>
+              <w:top w:type="dxa" w:w="90"/>
+              <w:left w:type="dxa" w:w="120"/>
+              <w:bottom w:type="dxa" w:w="90"/>
+              <w:right w:type="dxa" w:w="120"/>
+            </w:tcMar>
+          </w:tcPr>
+          <w:p>
+            <w:r>
+              <w:rPr>
+                <w:color w:val="767171"/>
+                <w:sz w:val="19"/>
+                <w:szCs w:val="19"/>
+              </w:rPr>
+              <w:t xml:space="preserve"> </w:t>
+            </w:r>
+          </w:p>
+        </w:tc>
+        <w:tc>
+          <w:tcPr>
+            <w:tcW w:type="dxa" w:w="1000"/>
+            <w:tcMar>
+              <w:top w:type="dxa" w:w="90"/>
+              <w:left w:type="dxa" w:w="120"/>
+              <w:bottom w:type="dxa" w:w="90"/>
+              <w:right w:type="dxa" w:w="120"/>
+            </w:tcMar>
+          </w:tcPr>
+          <w:p>
+            <w:r>
+              <w:rPr>
+                <w:color w:val="767171"/>
+                <w:sz w:val="19"/>
+                <w:szCs w:val="19"/>
+              </w:rPr>
+              <w:t xml:space="preserve"> </w:t>
+            </w:r>
+          </w:p>
+        </w:tc>
+        <w:tc>
+          <w:tcPr>
+            <w:tcW w:type="dxa" w:w="1500"/>
+            <w:tcMar>
+              <w:top w:type="dxa" w:w="90"/>
+              <w:left w:type="dxa" w:w="120"/>
+              <w:bottom w:type="dxa" w:w="90"/>
+              <w:right w:type="dxa" w:w="120"/>
+            </w:tcMar>
+          </w:tcPr>
+          <w:p>
+            <w:r>
+              <w:rPr>
+                <w:color w:val="767171"/>
+                <w:sz w:val="19"/>
+                <w:szCs w:val="19"/>
+              </w:rPr>
+              <w:t xml:space="preserve"> </w:t>
+            </w:r>
+          </w:p>
+        </w:tc>
+        <w:tc>
+          <w:tcPr>
+            <w:tcW w:type="dxa" w:w="1900"/>
+            <w:tcMar>
+              <w:top w:type="dxa" w:w="90"/>
+              <w:left w:type="dxa" w:w="120"/>
+              <w:bottom w:type="dxa" w:w="90"/>
+              <w:right w:type="dxa" w:w="120"/>
+            </w:tcMar>
+          </w:tcPr>
+          <w:p>
+            <w:r>
+              <w:rPr>
+                <w:color w:val="767171"/>
+                <w:sz w:val="19"/>
+                <w:szCs w:val="19"/>
+              </w:rPr>
+              <w:t xml:space="preserve"> </w:t>
+            </w:r>
+          </w:p>
+        </w:tc>
+        <w:tc>
+          <w:tcPr>
+            <w:tcW w:type="dxa" w:w="1880"/>
+            <w:tcMar>
+              <w:top w:type="dxa" w:w="90"/>
+              <w:left w:type="dxa" w:w="120"/>
+              <w:bottom w:type="dxa" w:w="90"/>
+              <w:right w:type="dxa" w:w="120"/>
+            </w:tcMar>
+          </w:tcPr>
+          <w:p>
+            <w:r>
+              <w:rPr>
+                <w:color w:val="767171"/>
+                <w:sz w:val="19"/>
+                <w:szCs w:val="19"/>
+              </w:rPr>
+              <w:t xml:space="preserve"> </w:t>
+            </w:r>
+          </w:p>
+        </w:tc>
+        <w:tc>
+          <w:tcPr>
+            <w:tcW w:type="dxa" w:w="1880"/>
             <w:tcMar>
               <w:top w:type="dxa" w:w="90"/>
               <w:left w:type="dxa" w:w="120"/>
@@ -3341,7 +3389,7 @@
         </w:trPr>
         <w:tc>
           <w:tcPr>
-            <w:tcW w:type="dxa" w:w="1250"/>
+            <w:tcW w:type="dxa" w:w="1200"/>
             <w:shd w:fill="F2F2F2" w:color="auto" w:val="clear"/>
             <w:tcMar>
               <w:top w:type="dxa" w:w="90"/>
@@ -3353,17 +3401,17 @@
           <w:p>
             <w:r>
               <w:rPr>
-                <w:color w:val="000000"/>
-                <w:sz w:val="19"/>
-                <w:szCs w:val="19"/>
-              </w:rPr>
-              <w:t xml:space="preserve">Your own outline</w:t>
-            </w:r>
-          </w:p>
-        </w:tc>
-        <w:tc>
-          <w:tcPr>
-            <w:tcW w:type="dxa" w:w="1600"/>
+                <w:color w:val="767171"/>
+                <w:sz w:val="19"/>
+                <w:szCs w:val="19"/>
+              </w:rPr>
+              <w:t xml:space="preserve"> </w:t>
+            </w:r>
+          </w:p>
+        </w:tc>
+        <w:tc>
+          <w:tcPr>
+            <w:tcW w:type="dxa" w:w="1000"/>
             <w:shd w:fill="F2F2F2" w:color="auto" w:val="clear"/>
             <w:tcMar>
               <w:top w:type="dxa" w:w="90"/>
@@ -3385,7 +3433,7 @@
         </w:tc>
         <w:tc>
           <w:tcPr>
-            <w:tcW w:type="dxa" w:w="1100"/>
+            <w:tcW w:type="dxa" w:w="1500"/>
             <w:shd w:fill="F2F2F2" w:color="auto" w:val="clear"/>
             <w:tcMar>
               <w:top w:type="dxa" w:w="90"/>
@@ -3407,7 +3455,7 @@
         </w:tc>
         <w:tc>
           <w:tcPr>
-            <w:tcW w:type="dxa" w:w="1350"/>
+            <w:tcW w:type="dxa" w:w="1900"/>
             <w:shd w:fill="F2F2F2" w:color="auto" w:val="clear"/>
             <w:tcMar>
               <w:top w:type="dxa" w:w="90"/>
@@ -3429,7 +3477,7 @@
         </w:tc>
         <w:tc>
           <w:tcPr>
-            <w:tcW w:type="dxa" w:w="1250"/>
+            <w:tcW w:type="dxa" w:w="1880"/>
             <w:shd w:fill="F2F2F2" w:color="auto" w:val="clear"/>
             <w:tcMar>
               <w:top w:type="dxa" w:w="90"/>
@@ -3451,182 +3499,8 @@
         </w:tc>
         <w:tc>
           <w:tcPr>
-            <w:tcW w:type="dxa" w:w="1300"/>
+            <w:tcW w:type="dxa" w:w="1880"/>
             <w:shd w:fill="F2F2F2" w:color="auto" w:val="clear"/>
-            <w:tcMar>
-              <w:top w:type="dxa" w:w="90"/>
-              <w:left w:type="dxa" w:w="120"/>
-              <w:bottom w:type="dxa" w:w="90"/>
-              <w:right w:type="dxa" w:w="120"/>
-            </w:tcMar>
-          </w:tcPr>
-          <w:p>
-            <w:r>
-              <w:rPr>
-                <w:color w:val="767171"/>
-                <w:sz w:val="19"/>
-                <w:szCs w:val="19"/>
-              </w:rPr>
-              <w:t xml:space="preserve"> </w:t>
-            </w:r>
-          </w:p>
-        </w:tc>
-        <w:tc>
-          <w:tcPr>
-            <w:tcW w:type="dxa" w:w="1510"/>
-            <w:shd w:fill="F2F2F2" w:color="auto" w:val="clear"/>
-            <w:tcMar>
-              <w:top w:type="dxa" w:w="90"/>
-              <w:left w:type="dxa" w:w="120"/>
-              <w:bottom w:type="dxa" w:w="90"/>
-              <w:right w:type="dxa" w:w="120"/>
-            </w:tcMar>
-          </w:tcPr>
-          <w:p>
-            <w:r>
-              <w:rPr>
-                <w:color w:val="767171"/>
-                <w:sz w:val="19"/>
-                <w:szCs w:val="19"/>
-              </w:rPr>
-              <w:t xml:space="preserve"> </w:t>
-            </w:r>
-          </w:p>
-        </w:tc>
-      </w:tr>
-      <w:tr>
-        <w:trPr>
-          <w:cantSplit/>
-        </w:trPr>
-        <w:tc>
-          <w:tcPr>
-            <w:tcW w:type="dxa" w:w="1250"/>
-            <w:tcMar>
-              <w:top w:type="dxa" w:w="90"/>
-              <w:left w:type="dxa" w:w="120"/>
-              <w:bottom w:type="dxa" w:w="90"/>
-              <w:right w:type="dxa" w:w="120"/>
-            </w:tcMar>
-          </w:tcPr>
-          <w:p>
-            <w:r>
-              <w:rPr>
-                <w:color w:val="000000"/>
-                <w:sz w:val="19"/>
-                <w:szCs w:val="19"/>
-              </w:rPr>
-              <w:t xml:space="preserve">Spline</w:t>
-            </w:r>
-          </w:p>
-        </w:tc>
-        <w:tc>
-          <w:tcPr>
-            <w:tcW w:type="dxa" w:w="1600"/>
-            <w:tcMar>
-              <w:top w:type="dxa" w:w="90"/>
-              <w:left w:type="dxa" w:w="120"/>
-              <w:bottom w:type="dxa" w:w="90"/>
-              <w:right w:type="dxa" w:w="120"/>
-            </w:tcMar>
-          </w:tcPr>
-          <w:p>
-            <w:r>
-              <w:rPr>
-                <w:color w:val="767171"/>
-                <w:sz w:val="19"/>
-                <w:szCs w:val="19"/>
-              </w:rPr>
-              <w:t xml:space="preserve"> </w:t>
-            </w:r>
-          </w:p>
-        </w:tc>
-        <w:tc>
-          <w:tcPr>
-            <w:tcW w:type="dxa" w:w="1100"/>
-            <w:tcMar>
-              <w:top w:type="dxa" w:w="90"/>
-              <w:left w:type="dxa" w:w="120"/>
-              <w:bottom w:type="dxa" w:w="90"/>
-              <w:right w:type="dxa" w:w="120"/>
-            </w:tcMar>
-          </w:tcPr>
-          <w:p>
-            <w:r>
-              <w:rPr>
-                <w:color w:val="767171"/>
-                <w:sz w:val="19"/>
-                <w:szCs w:val="19"/>
-              </w:rPr>
-              <w:t xml:space="preserve"> </w:t>
-            </w:r>
-          </w:p>
-        </w:tc>
-        <w:tc>
-          <w:tcPr>
-            <w:tcW w:type="dxa" w:w="1350"/>
-            <w:tcMar>
-              <w:top w:type="dxa" w:w="90"/>
-              <w:left w:type="dxa" w:w="120"/>
-              <w:bottom w:type="dxa" w:w="90"/>
-              <w:right w:type="dxa" w:w="120"/>
-            </w:tcMar>
-          </w:tcPr>
-          <w:p>
-            <w:r>
-              <w:rPr>
-                <w:color w:val="767171"/>
-                <w:sz w:val="19"/>
-                <w:szCs w:val="19"/>
-              </w:rPr>
-              <w:t xml:space="preserve"> </w:t>
-            </w:r>
-          </w:p>
-        </w:tc>
-        <w:tc>
-          <w:tcPr>
-            <w:tcW w:type="dxa" w:w="1250"/>
-            <w:tcMar>
-              <w:top w:type="dxa" w:w="90"/>
-              <w:left w:type="dxa" w:w="120"/>
-              <w:bottom w:type="dxa" w:w="90"/>
-              <w:right w:type="dxa" w:w="120"/>
-            </w:tcMar>
-          </w:tcPr>
-          <w:p>
-            <w:r>
-              <w:rPr>
-                <w:color w:val="767171"/>
-                <w:sz w:val="19"/>
-                <w:szCs w:val="19"/>
-              </w:rPr>
-              <w:t xml:space="preserve"> </w:t>
-            </w:r>
-          </w:p>
-        </w:tc>
-        <w:tc>
-          <w:tcPr>
-            <w:tcW w:type="dxa" w:w="1300"/>
-            <w:tcMar>
-              <w:top w:type="dxa" w:w="90"/>
-              <w:left w:type="dxa" w:w="120"/>
-              <w:bottom w:type="dxa" w:w="90"/>
-              <w:right w:type="dxa" w:w="120"/>
-            </w:tcMar>
-          </w:tcPr>
-          <w:p>
-            <w:r>
-              <w:rPr>
-                <w:color w:val="767171"/>
-                <w:sz w:val="19"/>
-                <w:szCs w:val="19"/>
-              </w:rPr>
-              <w:t xml:space="preserve"> </w:t>
-            </w:r>
-          </w:p>
-        </w:tc>
-        <w:tc>
-          <w:tcPr>
-            <w:tcW w:type="dxa" w:w="1510"/>
             <w:tcMar>
               <w:top w:type="dxa" w:w="90"/>
               <w:left w:type="dxa" w:w="120"/>
@@ -3660,7 +3534,7 @@
           <w:sz w:val="19"/>
           <w:szCs w:val="19"/>
         </w:rPr>
-        <w:t xml:space="preserve">Table 4. Sensitivity — the baseline and the four Step 9 runs.</w:t>
+        <w:t xml:space="preserve">Table 4. Sensitivity — the baseline and at least three more runs (km² of Snowbird).</w:t>
       </w:r>
     </w:p>
     <w:p>
@@ -3676,7 +3550,7 @@
           <w:sz w:val="22"/>
           <w:szCs w:val="22"/>
         </w:rPr>
-        <w:t xml:space="preserve">Which choice moves the volume most, and which least? Rank them with your numbers. (3 points)</w:t>
+        <w:t xml:space="preserve">How much does moving the elevation bands change the map, in each direction? Use the altitude-class column to say why. (2 points)</w:t>
       </w:r>
     </w:p>
     <w:p>
@@ -3706,7 +3580,37 @@
           <w:sz w:val="22"/>
           <w:szCs w:val="22"/>
         </w:rPr>
-        <w:t xml:space="preserve">What did the spline do that IDW cannot? Map its cells below the plain and explain them with what you learned about the methods in Week 8. (3 points)</w:t>
+        <w:t xml:space="preserve">How much does the combination rule change the map? For the same run, compare the three rules. Which would you publish, and to whom? (2 points)</w:t>
+      </w:r>
+    </w:p>
+    <w:p>
+      <w:pPr>
+        <w:spacing w:after="260" w:before="0"/>
+      </w:pPr>
+      <w:r>
+        <w:rPr>
+          <w:i/>
+          <w:iCs/>
+          <w:color w:val="767171"/>
+          <w:highlight w:val="yellow"/>
+        </w:rPr>
+        <w:t xml:space="preserve">[Your answer here.]</w:t>
+      </w:r>
+    </w:p>
+    <w:p>
+      <w:pPr>
+        <w:pStyle w:val="Heading2"/>
+        <w:spacing w:after="60" w:before="220"/>
+      </w:pPr>
+      <w:r>
+        <w:rPr>
+          <w:b/>
+          <w:bCs/>
+          <w:color w:val="1F3864"/>
+          <w:sz w:val="22"/>
+          <w:szCs w:val="22"/>
+        </w:rPr>
+        <w:t xml:space="preserve">Where do the three rules agree, and where do they disagree most? Map Rule_Spread at shift 0 beside the imagery and say what terrain sits at 0 and at 4. (2 points)</w:t>
       </w:r>
     </w:p>
     <w:p>
@@ -3736,7 +3640,7 @@
           <w:sz w:val="28"/>
           <w:szCs w:val="28"/>
         </w:rPr>
-        <w:t xml:space="preserve">6.  What the Volume Measures</w:t>
+        <w:t xml:space="preserve">7.  Where the Map Is Wrong</w:t>
       </w:r>
     </w:p>
     <w:p>
@@ -3751,7 +3655,7 @@
           <w:sz w:val="19"/>
           <w:szCs w:val="19"/>
         </w:rPr>
-        <w:t xml:space="preserve">Rubric: what the volume measures and what the model cannot see (2 points). Step 9, question 3: is it the volume of the lava dome? Say what part of the dome the model cannot see, and what data would let you measure it.</w:t>
+        <w:t xml:space="preserve">Rubric: where the map is wrong and why, and what data would fix it (2 points). What the terrain-only model leaves out (snowpack, weather, wind loading, triggering, slope shape, ground cover, terrain traps), what a bare-earth 10 m DEM cannot show, and what Table 1 assumes — name each and the data that would fix it.</w:t>
       </w:r>
     </w:p>
     <w:p>
@@ -3786,7 +3690,7 @@
           <w:sz w:val="28"/>
           <w:szCs w:val="28"/>
         </w:rPr>
-        <w:t xml:space="preserve">7.  Maps</w:t>
+        <w:t xml:space="preserve">8.  Maps</w:t>
       </w:r>
     </w:p>
     <w:p>
@@ -3801,7 +3705,7 @@
           <w:sz w:val="19"/>
           <w:szCs w:val="19"/>
         </w:rPr>
-        <w:t xml:space="preserve">Both maps are full-page, 8.5 × 11. Put each on its own page. Use the same color scale for height on both, so a reader can compare them.</w:t>
+        <w:t xml:space="preserve">Both maps are full-page, 8.5 × 11. Put each on its own page. Use the danger-scale colors on both, so a reader can compare them.</w:t>
       </w:r>
     </w:p>
     <w:p>
@@ -3816,7 +3720,7 @@
           <w:sz w:val="19"/>
           <w:szCs w:val="19"/>
         </w:rPr>
-        <w:t xml:space="preserve">Must carry: title with the volume in it or in a text box; neat line, north arrow and scale bar; a text box with author, date, map projection, and the DEM’s source and date; height above the plain in a clear color scale with a legend in meters; the outline over a hillshade or imagery; an inset locating the butte in Idaho; scale and legibility appropriate to the butte.</w:t>
+        <w:t xml:space="preserve">Must carry: title stating the rule and the elevation bands; neat line, north arrow and scale bar; a text box with author, date, map projection, and the DEM’s source and date; the hazard classes in the danger-scale colors, labeled Low to Extreme in a legend; the Snowbird boundary and labeled places; an inset locating Little Cottonwood Canyon; basemap, scale and legibility appropriate to the ski area.</w:t>
       </w:r>
     </w:p>
     <w:tbl>
@@ -3877,7 +3781,7 @@
           <w:sz w:val="19"/>
           <w:szCs w:val="19"/>
         </w:rPr>
-        <w:t xml:space="preserve">Map 1. Baseline — height above the plain, IDW, reference outline.</w:t>
+        <w:t xml:space="preserve">Map 1. Baseline — the geometric mean at shift 0.</w:t>
       </w:r>
     </w:p>
     <w:p>
@@ -3897,7 +3801,7 @@
           <w:sz w:val="19"/>
           <w:szCs w:val="19"/>
         </w:rPr>
-        <w:t xml:space="preserve">Everything Map 1 needs except the inset, with the same color scale, plus: the title and text box say what changed from Map 1 and by how much.</w:t>
+        <w:t xml:space="preserve">Everything Map 1 needs except the inset, plus: the title and text box say what changed from Map 1 and why this run was chosen.</w:t>
       </w:r>
     </w:p>
     <w:tbl>
@@ -3958,7 +3862,7 @@
           <w:sz w:val="19"/>
           <w:szCs w:val="19"/>
         </w:rPr>
-        <w:t xml:space="preserve">Map 2. Scenario — your own outline or the spline, from Step 9.</w:t>
+        <w:t xml:space="preserve">Map 2. Scenario — a different shift or rule from Step 9.</w:t>
       </w:r>
     </w:p>
     <w:p>
@@ -3979,7 +3883,7 @@
           <w:sz w:val="28"/>
           <w:szCs w:val="28"/>
         </w:rPr>
-        <w:t xml:space="preserve">8.  References</w:t>
+        <w:t xml:space="preserve">9.  References</w:t>
       </w:r>
     </w:p>
     <w:p>
@@ -3994,7 +3898,7 @@
           <w:sz w:val="19"/>
           <w:szCs w:val="19"/>
         </w:rPr>
-        <w:t xml:space="preserve">Rubric: sources credited (part of the point for organized writing). Credit the DEM (both tiles), the reference outline, the USGS article, the basemap and anything else you relied on.</w:t>
+        <w:t xml:space="preserve">Rubric: sources credited (part of the point for organized writing). Credit the DEM, the ski-area layer, the advisory behind Table 1, the basemap and anything else you relied on.</w:t>
       </w:r>
     </w:p>
     <w:p>
@@ -4024,7 +3928,7 @@
           <w:sz w:val="28"/>
           <w:szCs w:val="28"/>
         </w:rPr>
-        <w:t xml:space="preserve">9.  AI Use Statement</w:t>
+        <w:t xml:space="preserve">10.  AI Use Statement</w:t>
       </w:r>
     </w:p>
     <w:p>
@@ -4039,7 +3943,7 @@
           <w:sz w:val="19"/>
           <w:szCs w:val="19"/>
         </w:rPr>
-        <w:t xml:space="preserve">Course policy: one line saying what you used AI for. If you used none, say that. Expressions, coordinate systems, volumes and counts come from your own work, never from a model. You do the work in ArcGIS Pro yourself: AI may not run it for you, put facts in your report you did not find, or redraw or “enhance” your figures (see the course AI policy).</w:t>
+        <w:t xml:space="preserve">Course policy: one line saying what you used AI for. If you used none, say that. Expressions, class breaks, coordinate systems and areas come from your own work, never from a model. You do the work in ArcGIS Pro yourself: AI may not run it for you, put facts in your report you did not find, or redraw or “enhance” your figures (see the course AI policy).</w:t>
       </w:r>
     </w:p>
     <w:p>
@@ -4074,7 +3978,7 @@
           <w:sz w:val="28"/>
           <w:szCs w:val="28"/>
         </w:rPr>
-        <w:t xml:space="preserve">10.  Self-Graded Rubric</w:t>
+        <w:t xml:space="preserve">11.  Self-Graded Rubric</w:t>
       </w:r>
     </w:p>
     <w:p>
@@ -4280,7 +4184,7 @@
                 <w:sz w:val="17"/>
                 <w:szCs w:val="17"/>
               </w:rPr>
-              <w:t xml:space="preserve">Your check values from Steps 4 to 8 (2)</w:t>
+              <w:t xml:space="preserve">The "all three agree" result and why it is the wrong answer (2)</w:t>
             </w:r>
           </w:p>
           <w:p>
@@ -4297,7 +4201,7 @@
                 <w:sz w:val="17"/>
                 <w:szCs w:val="17"/>
               </w:rPr>
-              <w:t xml:space="preserve">What the volume measures and what the model cannot see (Step 9, question 3) (2)</w:t>
+              <w:t xml:space="preserve">Where the map is wrong and why, and what data would fix it (2)</w:t>
             </w:r>
           </w:p>
           <w:p>
@@ -4412,7 +4316,7 @@
                 <w:sz w:val="17"/>
                 <w:szCs w:val="17"/>
               </w:rPr>
-              <w:t xml:space="preserve">The model runs end to end from its tool dialog and its baseline volume matches the check value (4)</w:t>
+              <w:t xml:space="preserve">The model runs end to end from its tool dialog and its Step 8 table of Snowbird's areas at shift 0 matches the check values (4)</w:t>
             </w:r>
           </w:p>
           <w:p>
@@ -4446,7 +4350,7 @@
                 <w:sz w:val="17"/>
                 <w:szCs w:val="17"/>
               </w:rPr>
-              <w:t xml:space="preserve">A screen capture of the tool dialog with the outline and the number of points exposed as parameters (2)</w:t>
+              <w:t xml:space="preserve">A screen capture of the toolbox interface with the shift parameter exposed (2)</w:t>
             </w:r>
           </w:p>
           <w:p>
@@ -4561,7 +4465,7 @@
                 <w:sz w:val="17"/>
                 <w:szCs w:val="17"/>
               </w:rPr>
-              <w:t xml:space="preserve">Title, with the volume in it or in a text box (1)</w:t>
+              <w:t xml:space="preserve">Title stating the rule and the elevation bands (1)</w:t>
             </w:r>
           </w:p>
           <w:p>
@@ -4612,7 +4516,7 @@
                 <w:sz w:val="17"/>
                 <w:szCs w:val="17"/>
               </w:rPr>
-              <w:t xml:space="preserve">Height above the plain in a clear color scale with a legend in meters (2)</w:t>
+              <w:t xml:space="preserve">The hazard classes in the danger-scale colors, labeled Low to Extreme in a legend (2)</w:t>
             </w:r>
           </w:p>
           <w:p>
@@ -4629,7 +4533,7 @@
                 <w:sz w:val="17"/>
                 <w:szCs w:val="17"/>
               </w:rPr>
-              <w:t xml:space="preserve">The outline over a hillshade or imagery (1)</w:t>
+              <w:t xml:space="preserve">The Snowbird boundary and labeled places (1)</w:t>
             </w:r>
           </w:p>
           <w:p>
@@ -4646,7 +4550,7 @@
                 <w:sz w:val="17"/>
                 <w:szCs w:val="17"/>
               </w:rPr>
-              <w:t xml:space="preserve">An inset locating the butte in Idaho (2)</w:t>
+              <w:t xml:space="preserve">An inset locating Little Cottonwood Canyon (2)</w:t>
             </w:r>
           </w:p>
           <w:p>
@@ -4663,7 +4567,7 @@
                 <w:sz w:val="17"/>
                 <w:szCs w:val="17"/>
               </w:rPr>
-              <w:t xml:space="preserve">Scale and legibility appropriate to the butte (2)</w:t>
+              <w:t xml:space="preserve">Basemap, scale and legibility appropriate to the ski area (2)</w:t>
             </w:r>
           </w:p>
         </w:tc>
@@ -4761,7 +4665,7 @@
                 <w:sz w:val="17"/>
                 <w:szCs w:val="17"/>
               </w:rPr>
-              <w:t xml:space="preserve">Title, with the volume in it or in a text box (1)</w:t>
+              <w:t xml:space="preserve">Title stating the rule and the elevation bands (1)</w:t>
             </w:r>
           </w:p>
           <w:p>
@@ -4812,7 +4716,7 @@
                 <w:sz w:val="17"/>
                 <w:szCs w:val="17"/>
               </w:rPr>
-              <w:t xml:space="preserve">Height above the plain in the same color scale as Map 1, with a legend (2)</w:t>
+              <w:t xml:space="preserve">The hazard classes in the danger-scale colors, labeled Low to Extreme in a legend (2)</w:t>
             </w:r>
           </w:p>
           <w:p>
@@ -4829,7 +4733,7 @@
                 <w:sz w:val="17"/>
                 <w:szCs w:val="17"/>
               </w:rPr>
-              <w:t xml:space="preserve">The outline used, over a hillshade or imagery (1)</w:t>
+              <w:t xml:space="preserve">The Snowbird boundary and labeled places (1)</w:t>
             </w:r>
           </w:p>
           <w:p>
@@ -4846,7 +4750,7 @@
                 <w:sz w:val="17"/>
                 <w:szCs w:val="17"/>
               </w:rPr>
-              <w:t xml:space="preserve">Title and text box say what changed from Map 1 and by how much (2)</w:t>
+              <w:t xml:space="preserve">Title and text box say what changed from Map 1 and why this run was chosen (2)</w:t>
             </w:r>
           </w:p>
           <w:p>
@@ -4863,7 +4767,7 @@
                 <w:sz w:val="17"/>
                 <w:szCs w:val="17"/>
               </w:rPr>
-              <w:t xml:space="preserve">Scale and legibility appropriate to the butte (2)</w:t>
+              <w:t xml:space="preserve">Basemap, scale and legibility appropriate to the ski area (2)</w:t>
             </w:r>
           </w:p>
         </w:tc>
@@ -4961,7 +4865,7 @@
                 <w:sz w:val="17"/>
                 <w:szCs w:val="17"/>
               </w:rPr>
-              <w:t xml:space="preserve">One table with the baseline and the four Step 9 runs (250 and 4,000 points, your own outline, the spline), with the points kept, the outline area, the volume, the tallest cell and the cells below the plain (4)</w:t>
+              <w:t xml:space="preserve">One table with the baseline and at least three more runs, giving the shift, the altitude-class-5 area, and the High + Extreme area of Snowbird under each of the three rules (4)</w:t>
             </w:r>
           </w:p>
           <w:p>
@@ -4978,7 +4882,7 @@
                 <w:sz w:val="17"/>
                 <w:szCs w:val="17"/>
               </w:rPr>
-              <w:t xml:space="preserve">Which choice moves the volume most and least, ranked with your numbers (3)</w:t>
+              <w:t xml:space="preserve">How much moving the elevation bands changes the map in each direction, and why (2)</w:t>
             </w:r>
           </w:p>
           <w:p>
@@ -4995,7 +4899,24 @@
                 <w:sz w:val="17"/>
                 <w:szCs w:val="17"/>
               </w:rPr>
-              <w:t xml:space="preserve">What the spline did that IDW cannot, mapped and explained (3)</w:t>
+              <w:t xml:space="preserve">How much the combination rule changes the map, and which rule you would publish and why (2)</w:t>
+            </w:r>
+          </w:p>
+          <w:p>
+            <w:pPr>
+              <w:pStyle w:val="ListParagraph"/>
+              <w:numPr>
+                <w:ilvl w:val="0"/>
+                <w:numId w:val="3"/>
+              </w:numPr>
+              <w:spacing w:after="40"/>
+            </w:pPr>
+            <w:r>
+              <w:rPr>
+                <w:sz w:val="17"/>
+                <w:szCs w:val="17"/>
+              </w:rPr>
+              <w:t xml:space="preserve">Where the rules agree and disagree (Rule_Spread), and what terrain that is (2)</w:t>
             </w:r>
           </w:p>
         </w:tc>

--- a/docs/assignments/lab-08/lab08-report-template.docx
+++ b/docs/assignments/lab-08/lab08-report-template.docx
@@ -170,7 +170,7 @@
           <w:sz w:val="48"/>
           <w:szCs w:val="48"/>
         </w:rPr>
-        <w:t xml:space="preserve">Lab 8: Avalanche Hazard</w:t>
+        <w:t xml:space="preserve">Lab 8: Interpolation Explorer</w:t>
       </w:r>
     </w:p>
     <w:p>
@@ -184,7 +184,7 @@
           <w:sz w:val="32"/>
           <w:szCs w:val="32"/>
         </w:rPr>
-        <w:t xml:space="preserve">Terrain-based avalanche hazard screening from slope, aspect, and elevation</w:t>
+        <w:t xml:space="preserve">Rebuilding a mountain from samples, three ways, and measuring how wrong each one is</w:t>
       </w:r>
     </w:p>
     <w:p>
@@ -361,7 +361,7 @@
           <w:sz w:val="19"/>
           <w:szCs w:val="19"/>
         </w:rPr>
-        <w:t xml:space="preserve">Rubric: the requirements of the project and your approach to solving it, in your own words (2 points). Two or three paragraphs. Say what you set out to show and how you went about it — not a retelling of the step-by-step. If you built the model without the step-by-step instructions, say so here.</w:t>
+        <w:t xml:space="preserve">Rubric: the requirements of the project and your approach to solving it, in your own words (1 point). One or two paragraphs. Say what you set out to measure and how you went about it — not a retelling of the step-by-step. If you built the model without the step-by-step instructions, say so here.</w:t>
       </w:r>
     </w:p>
     <w:p>
@@ -391,7 +391,7 @@
           <w:sz w:val="28"/>
           <w:szCs w:val="28"/>
         </w:rPr>
-        <w:t xml:space="preserve">2.  The DEM and Its Metadata</w:t>
+        <w:t xml:space="preserve">2.  The DEM, the Service and Their Metadata</w:t>
       </w:r>
     </w:p>
     <w:p>
@@ -406,7 +406,7 @@
           <w:sz w:val="19"/>
           <w:szCs w:val="19"/>
         </w:rPr>
-        <w:t xml:space="preserve">Rubric: the three metadata values for the DEM and what each means for your result (2 points). Confirm them yourself from READ-ME-FIRST.txt, the raster’s properties and the tile’s metadata file — do not copy them from Figure A.</w:t>
+        <w:t xml:space="preserve">Rubric: the three metadata values for the DEM and what the service returned in Step 1, and what each means for your result (2 points). Confirm the values yourself from READ-ME-FIRST.txt, the raster’s properties and the tile’s metadata file — do not copy them from Figure A.</w:t>
       </w:r>
     </w:p>
     <w:p>
@@ -465,7 +465,7 @@
                 <w:sz w:val="19"/>
                 <w:szCs w:val="19"/>
               </w:rPr>
-              <w:t xml:space="preserve">Metadata value</w:t>
+              <w:t xml:space="preserve">Value</w:t>
             </w:r>
           </w:p>
         </w:tc>
@@ -725,6 +725,216 @@
           </w:p>
         </w:tc>
       </w:tr>
+      <w:tr>
+        <w:trPr>
+          <w:cantSplit/>
+        </w:trPr>
+        <w:tc>
+          <w:tcPr>
+            <w:tcW w:type="dxa" w:w="2600"/>
+            <w:shd w:fill="F2F2F2" w:color="auto" w:val="clear"/>
+            <w:tcMar>
+              <w:top w:type="dxa" w:w="90"/>
+              <w:left w:type="dxa" w:w="120"/>
+              <w:bottom w:type="dxa" w:w="90"/>
+              <w:right w:type="dxa" w:w="120"/>
+            </w:tcMar>
+          </w:tcPr>
+          <w:p>
+            <w:r>
+              <w:rPr>
+                <w:color w:val="000000"/>
+                <w:sz w:val="19"/>
+                <w:szCs w:val="19"/>
+              </w:rPr>
+              <w:t xml:space="preserve">Service: spatial reference and cell size</w:t>
+            </w:r>
+          </w:p>
+        </w:tc>
+        <w:tc>
+          <w:tcPr>
+            <w:tcW w:type="dxa" w:w="2400"/>
+            <w:shd w:fill="F2F2F2" w:color="auto" w:val="clear"/>
+            <w:tcMar>
+              <w:top w:type="dxa" w:w="90"/>
+              <w:left w:type="dxa" w:w="120"/>
+              <w:bottom w:type="dxa" w:w="90"/>
+              <w:right w:type="dxa" w:w="120"/>
+            </w:tcMar>
+          </w:tcPr>
+          <w:p>
+            <w:r>
+              <w:rPr>
+                <w:color w:val="767171"/>
+                <w:sz w:val="19"/>
+                <w:szCs w:val="19"/>
+              </w:rPr>
+              <w:t xml:space="preserve"> </w:t>
+            </w:r>
+          </w:p>
+        </w:tc>
+        <w:tc>
+          <w:tcPr>
+            <w:tcW w:type="dxa" w:w="4360"/>
+            <w:shd w:fill="F2F2F2" w:color="auto" w:val="clear"/>
+            <w:tcMar>
+              <w:top w:type="dxa" w:w="90"/>
+              <w:left w:type="dxa" w:w="120"/>
+              <w:bottom w:type="dxa" w:w="90"/>
+              <w:right w:type="dxa" w:w="120"/>
+            </w:tcMar>
+          </w:tcPr>
+          <w:p>
+            <w:r>
+              <w:rPr>
+                <w:color w:val="767171"/>
+                <w:sz w:val="19"/>
+                <w:szCs w:val="19"/>
+              </w:rPr>
+              <w:t xml:space="preserve"> </w:t>
+            </w:r>
+          </w:p>
+        </w:tc>
+      </w:tr>
+      <w:tr>
+        <w:trPr>
+          <w:cantSplit/>
+        </w:trPr>
+        <w:tc>
+          <w:tcPr>
+            <w:tcW w:type="dxa" w:w="2600"/>
+            <w:tcMar>
+              <w:top w:type="dxa" w:w="90"/>
+              <w:left w:type="dxa" w:w="120"/>
+              <w:bottom w:type="dxa" w:w="90"/>
+              <w:right w:type="dxa" w:w="120"/>
+            </w:tcMar>
+          </w:tcPr>
+          <w:p>
+            <w:r>
+              <w:rPr>
+                <w:color w:val="000000"/>
+                <w:sz w:val="19"/>
+                <w:szCs w:val="19"/>
+              </w:rPr>
+              <w:t xml:space="preserve">Service vs extract at the highest cell</w:t>
+            </w:r>
+          </w:p>
+        </w:tc>
+        <w:tc>
+          <w:tcPr>
+            <w:tcW w:type="dxa" w:w="2400"/>
+            <w:tcMar>
+              <w:top w:type="dxa" w:w="90"/>
+              <w:left w:type="dxa" w:w="120"/>
+              <w:bottom w:type="dxa" w:w="90"/>
+              <w:right w:type="dxa" w:w="120"/>
+            </w:tcMar>
+          </w:tcPr>
+          <w:p>
+            <w:r>
+              <w:rPr>
+                <w:color w:val="767171"/>
+                <w:sz w:val="19"/>
+                <w:szCs w:val="19"/>
+              </w:rPr>
+              <w:t xml:space="preserve"> </w:t>
+            </w:r>
+          </w:p>
+        </w:tc>
+        <w:tc>
+          <w:tcPr>
+            <w:tcW w:type="dxa" w:w="4360"/>
+            <w:tcMar>
+              <w:top w:type="dxa" w:w="90"/>
+              <w:left w:type="dxa" w:w="120"/>
+              <w:bottom w:type="dxa" w:w="90"/>
+              <w:right w:type="dxa" w:w="120"/>
+            </w:tcMar>
+          </w:tcPr>
+          <w:p>
+            <w:r>
+              <w:rPr>
+                <w:color w:val="767171"/>
+                <w:sz w:val="19"/>
+                <w:szCs w:val="19"/>
+              </w:rPr>
+              <w:t xml:space="preserve"> </w:t>
+            </w:r>
+          </w:p>
+        </w:tc>
+      </w:tr>
+      <w:tr>
+        <w:trPr>
+          <w:cantSplit/>
+        </w:trPr>
+        <w:tc>
+          <w:tcPr>
+            <w:tcW w:type="dxa" w:w="2600"/>
+            <w:shd w:fill="F2F2F2" w:color="auto" w:val="clear"/>
+            <w:tcMar>
+              <w:top w:type="dxa" w:w="90"/>
+              <w:left w:type="dxa" w:w="120"/>
+              <w:bottom w:type="dxa" w:w="90"/>
+              <w:right w:type="dxa" w:w="120"/>
+            </w:tcMar>
+          </w:tcPr>
+          <w:p>
+            <w:r>
+              <w:rPr>
+                <w:color w:val="000000"/>
+                <w:sz w:val="19"/>
+                <w:szCs w:val="19"/>
+              </w:rPr>
+              <w:t xml:space="preserve">Which you would cite in an engineering report</w:t>
+            </w:r>
+          </w:p>
+        </w:tc>
+        <w:tc>
+          <w:tcPr>
+            <w:tcW w:type="dxa" w:w="2400"/>
+            <w:shd w:fill="F2F2F2" w:color="auto" w:val="clear"/>
+            <w:tcMar>
+              <w:top w:type="dxa" w:w="90"/>
+              <w:left w:type="dxa" w:w="120"/>
+              <w:bottom w:type="dxa" w:w="90"/>
+              <w:right w:type="dxa" w:w="120"/>
+            </w:tcMar>
+          </w:tcPr>
+          <w:p>
+            <w:r>
+              <w:rPr>
+                <w:color w:val="767171"/>
+                <w:sz w:val="19"/>
+                <w:szCs w:val="19"/>
+              </w:rPr>
+              <w:t xml:space="preserve"> </w:t>
+            </w:r>
+          </w:p>
+        </w:tc>
+        <w:tc>
+          <w:tcPr>
+            <w:tcW w:type="dxa" w:w="4360"/>
+            <w:shd w:fill="F2F2F2" w:color="auto" w:val="clear"/>
+            <w:tcMar>
+              <w:top w:type="dxa" w:w="90"/>
+              <w:left w:type="dxa" w:w="120"/>
+              <w:bottom w:type="dxa" w:w="90"/>
+              <w:right w:type="dxa" w:w="120"/>
+            </w:tcMar>
+          </w:tcPr>
+          <w:p>
+            <w:r>
+              <w:rPr>
+                <w:color w:val="767171"/>
+                <w:sz w:val="19"/>
+                <w:szCs w:val="19"/>
+              </w:rPr>
+              <w:t xml:space="preserve"> </w:t>
+            </w:r>
+          </w:p>
+        </w:tc>
+      </w:tr>
     </w:tbl>
     <w:p>
       <w:pPr>
@@ -739,7 +949,7 @@
           <w:sz w:val="19"/>
           <w:szCs w:val="19"/>
         </w:rPr>
-        <w:t xml:space="preserve">Table 1. Metadata for the DEM.</w:t>
+        <w:t xml:space="preserve">Table 1. Metadata for the DEM, and what the 3DEP image service returned.</w:t>
       </w:r>
     </w:p>
     <w:p>
@@ -770,7 +980,7 @@
           <w:sz w:val="19"/>
           <w:szCs w:val="19"/>
         </w:rPr>
-        <w:t xml:space="preserve">Rubric: a description a reader could repeat from — each tool, its settings, and every input, intermediate and output dataset with its type (2 points). Fill one row per tool, in the order they run.</w:t>
+        <w:t xml:space="preserve">Rubric: a description a reader could repeat from — each tool, its settings, and every input, intermediate and output dataset with its type (2 points). Fill one row per tool, in the order they run; one row can cover a tool used once per method if the settings are the same.</w:t>
       </w:r>
     </w:p>
     <w:p>
@@ -953,7 +1163,7 @@
                 <w:sz w:val="19"/>
                 <w:szCs w:val="19"/>
               </w:rPr>
-              <w:t xml:space="preserve">Project Raster</w:t>
+              <w:t xml:space="preserve">Create Thiessen Polygons</w:t>
             </w:r>
           </w:p>
         </w:tc>
@@ -1064,7 +1274,7 @@
                 <w:sz w:val="19"/>
                 <w:szCs w:val="19"/>
               </w:rPr>
-              <w:t xml:space="preserve">Slope</w:t>
+              <w:t xml:space="preserve">Polygon to Raster</w:t>
             </w:r>
           </w:p>
         </w:tc>
@@ -1178,7 +1388,7 @@
                 <w:sz w:val="19"/>
                 <w:szCs w:val="19"/>
               </w:rPr>
-              <w:t xml:space="preserve">Aspect</w:t>
+              <w:t xml:space="preserve">IDW</w:t>
             </w:r>
           </w:p>
         </w:tc>
@@ -1289,7 +1499,7 @@
                 <w:sz w:val="19"/>
                 <w:szCs w:val="19"/>
               </w:rPr>
-              <w:t xml:space="preserve">Reclassify (slope)</w:t>
+              <w:t xml:space="preserve">Kriging</w:t>
             </w:r>
           </w:p>
         </w:tc>
@@ -1403,7 +1613,7 @@
                 <w:sz w:val="19"/>
                 <w:szCs w:val="19"/>
               </w:rPr>
-              <w:t xml:space="preserve">Reclassify (aspect)</w:t>
+              <w:t xml:space="preserve">Raster Calculator (error, ×3)</w:t>
             </w:r>
           </w:p>
         </w:tc>
@@ -1514,7 +1724,7 @@
                 <w:sz w:val="19"/>
                 <w:szCs w:val="19"/>
               </w:rPr>
-              <w:t xml:space="preserve">Raster Calculator (altitude, with Shift)</w:t>
+              <w:t xml:space="preserve">Raster Calculator (square, ×3)</w:t>
             </w:r>
           </w:p>
         </w:tc>
@@ -1628,7 +1838,7 @@
                 <w:sz w:val="19"/>
                 <w:szCs w:val="19"/>
               </w:rPr>
-              <w:t xml:space="preserve">Raster Calculator (all three agree)</w:t>
+              <w:t xml:space="preserve">Zonal Statistics as Table (×3)</w:t>
             </w:r>
           </w:p>
         </w:tc>
@@ -1739,7 +1949,7 @@
                 <w:sz w:val="19"/>
                 <w:szCs w:val="19"/>
               </w:rPr>
-              <w:t xml:space="preserve">Raster Calculator (geometric mean)</w:t>
+              <w:t xml:space="preserve">Calculate Field (×3)</w:t>
             </w:r>
           </w:p>
         </w:tc>
@@ -1813,341 +2023,6 @@
           <w:tcPr>
             <w:tcW w:type="dxa" w:w="1260"/>
             <w:shd w:fill="F2F2F2" w:color="auto" w:val="clear"/>
-            <w:tcMar>
-              <w:top w:type="dxa" w:w="90"/>
-              <w:left w:type="dxa" w:w="120"/>
-              <w:bottom w:type="dxa" w:w="90"/>
-              <w:right w:type="dxa" w:w="120"/>
-            </w:tcMar>
-          </w:tcPr>
-          <w:p>
-            <w:r>
-              <w:rPr>
-                <w:color w:val="767171"/>
-                <w:sz w:val="19"/>
-                <w:szCs w:val="19"/>
-              </w:rPr>
-              <w:t xml:space="preserve"> </w:t>
-            </w:r>
-          </w:p>
-        </w:tc>
-      </w:tr>
-      <w:tr>
-        <w:trPr>
-          <w:cantSplit/>
-        </w:trPr>
-        <w:tc>
-          <w:tcPr>
-            <w:tcW w:type="dxa" w:w="2300"/>
-            <w:tcMar>
-              <w:top w:type="dxa" w:w="90"/>
-              <w:left w:type="dxa" w:w="120"/>
-              <w:bottom w:type="dxa" w:w="90"/>
-              <w:right w:type="dxa" w:w="120"/>
-            </w:tcMar>
-          </w:tcPr>
-          <w:p>
-            <w:r>
-              <w:rPr>
-                <w:color w:val="000000"/>
-                <w:sz w:val="19"/>
-                <w:szCs w:val="19"/>
-              </w:rPr>
-              <w:t xml:space="preserve">Cell Statistics (maximum)</w:t>
-            </w:r>
-          </w:p>
-        </w:tc>
-        <w:tc>
-          <w:tcPr>
-            <w:tcW w:type="dxa" w:w="2100"/>
-            <w:tcMar>
-              <w:top w:type="dxa" w:w="90"/>
-              <w:left w:type="dxa" w:w="120"/>
-              <w:bottom w:type="dxa" w:w="90"/>
-              <w:right w:type="dxa" w:w="120"/>
-            </w:tcMar>
-          </w:tcPr>
-          <w:p>
-            <w:r>
-              <w:rPr>
-                <w:color w:val="767171"/>
-                <w:sz w:val="19"/>
-                <w:szCs w:val="19"/>
-              </w:rPr>
-              <w:t xml:space="preserve"> </w:t>
-            </w:r>
-          </w:p>
-        </w:tc>
-        <w:tc>
-          <w:tcPr>
-            <w:tcW w:type="dxa" w:w="2000"/>
-            <w:tcMar>
-              <w:top w:type="dxa" w:w="90"/>
-              <w:left w:type="dxa" w:w="120"/>
-              <w:bottom w:type="dxa" w:w="90"/>
-              <w:right w:type="dxa" w:w="120"/>
-            </w:tcMar>
-          </w:tcPr>
-          <w:p>
-            <w:r>
-              <w:rPr>
-                <w:color w:val="767171"/>
-                <w:sz w:val="19"/>
-                <w:szCs w:val="19"/>
-              </w:rPr>
-              <w:t xml:space="preserve"> </w:t>
-            </w:r>
-          </w:p>
-        </w:tc>
-        <w:tc>
-          <w:tcPr>
-            <w:tcW w:type="dxa" w:w="1700"/>
-            <w:tcMar>
-              <w:top w:type="dxa" w:w="90"/>
-              <w:left w:type="dxa" w:w="120"/>
-              <w:bottom w:type="dxa" w:w="90"/>
-              <w:right w:type="dxa" w:w="120"/>
-            </w:tcMar>
-          </w:tcPr>
-          <w:p>
-            <w:r>
-              <w:rPr>
-                <w:color w:val="767171"/>
-                <w:sz w:val="19"/>
-                <w:szCs w:val="19"/>
-              </w:rPr>
-              <w:t xml:space="preserve"> </w:t>
-            </w:r>
-          </w:p>
-        </w:tc>
-        <w:tc>
-          <w:tcPr>
-            <w:tcW w:type="dxa" w:w="1260"/>
-            <w:tcMar>
-              <w:top w:type="dxa" w:w="90"/>
-              <w:left w:type="dxa" w:w="120"/>
-              <w:bottom w:type="dxa" w:w="90"/>
-              <w:right w:type="dxa" w:w="120"/>
-            </w:tcMar>
-          </w:tcPr>
-          <w:p>
-            <w:r>
-              <w:rPr>
-                <w:color w:val="767171"/>
-                <w:sz w:val="19"/>
-                <w:szCs w:val="19"/>
-              </w:rPr>
-              <w:t xml:space="preserve"> </w:t>
-            </w:r>
-          </w:p>
-        </w:tc>
-      </w:tr>
-      <w:tr>
-        <w:trPr>
-          <w:cantSplit/>
-        </w:trPr>
-        <w:tc>
-          <w:tcPr>
-            <w:tcW w:type="dxa" w:w="2300"/>
-            <w:shd w:fill="F2F2F2" w:color="auto" w:val="clear"/>
-            <w:tcMar>
-              <w:top w:type="dxa" w:w="90"/>
-              <w:left w:type="dxa" w:w="120"/>
-              <w:bottom w:type="dxa" w:w="90"/>
-              <w:right w:type="dxa" w:w="120"/>
-            </w:tcMar>
-          </w:tcPr>
-          <w:p>
-            <w:r>
-              <w:rPr>
-                <w:color w:val="000000"/>
-                <w:sz w:val="19"/>
-                <w:szCs w:val="19"/>
-              </w:rPr>
-              <w:t xml:space="preserve">Cell Statistics (minimum)</w:t>
-            </w:r>
-          </w:p>
-        </w:tc>
-        <w:tc>
-          <w:tcPr>
-            <w:tcW w:type="dxa" w:w="2100"/>
-            <w:shd w:fill="F2F2F2" w:color="auto" w:val="clear"/>
-            <w:tcMar>
-              <w:top w:type="dxa" w:w="90"/>
-              <w:left w:type="dxa" w:w="120"/>
-              <w:bottom w:type="dxa" w:w="90"/>
-              <w:right w:type="dxa" w:w="120"/>
-            </w:tcMar>
-          </w:tcPr>
-          <w:p>
-            <w:r>
-              <w:rPr>
-                <w:color w:val="767171"/>
-                <w:sz w:val="19"/>
-                <w:szCs w:val="19"/>
-              </w:rPr>
-              <w:t xml:space="preserve"> </w:t>
-            </w:r>
-          </w:p>
-        </w:tc>
-        <w:tc>
-          <w:tcPr>
-            <w:tcW w:type="dxa" w:w="2000"/>
-            <w:shd w:fill="F2F2F2" w:color="auto" w:val="clear"/>
-            <w:tcMar>
-              <w:top w:type="dxa" w:w="90"/>
-              <w:left w:type="dxa" w:w="120"/>
-              <w:bottom w:type="dxa" w:w="90"/>
-              <w:right w:type="dxa" w:w="120"/>
-            </w:tcMar>
-          </w:tcPr>
-          <w:p>
-            <w:r>
-              <w:rPr>
-                <w:color w:val="767171"/>
-                <w:sz w:val="19"/>
-                <w:szCs w:val="19"/>
-              </w:rPr>
-              <w:t xml:space="preserve"> </w:t>
-            </w:r>
-          </w:p>
-        </w:tc>
-        <w:tc>
-          <w:tcPr>
-            <w:tcW w:type="dxa" w:w="1700"/>
-            <w:shd w:fill="F2F2F2" w:color="auto" w:val="clear"/>
-            <w:tcMar>
-              <w:top w:type="dxa" w:w="90"/>
-              <w:left w:type="dxa" w:w="120"/>
-              <w:bottom w:type="dxa" w:w="90"/>
-              <w:right w:type="dxa" w:w="120"/>
-            </w:tcMar>
-          </w:tcPr>
-          <w:p>
-            <w:r>
-              <w:rPr>
-                <w:color w:val="767171"/>
-                <w:sz w:val="19"/>
-                <w:szCs w:val="19"/>
-              </w:rPr>
-              <w:t xml:space="preserve"> </w:t>
-            </w:r>
-          </w:p>
-        </w:tc>
-        <w:tc>
-          <w:tcPr>
-            <w:tcW w:type="dxa" w:w="1260"/>
-            <w:shd w:fill="F2F2F2" w:color="auto" w:val="clear"/>
-            <w:tcMar>
-              <w:top w:type="dxa" w:w="90"/>
-              <w:left w:type="dxa" w:w="120"/>
-              <w:bottom w:type="dxa" w:w="90"/>
-              <w:right w:type="dxa" w:w="120"/>
-            </w:tcMar>
-          </w:tcPr>
-          <w:p>
-            <w:r>
-              <w:rPr>
-                <w:color w:val="767171"/>
-                <w:sz w:val="19"/>
-                <w:szCs w:val="19"/>
-              </w:rPr>
-              <w:t xml:space="preserve"> </w:t>
-            </w:r>
-          </w:p>
-        </w:tc>
-      </w:tr>
-      <w:tr>
-        <w:trPr>
-          <w:cantSplit/>
-        </w:trPr>
-        <w:tc>
-          <w:tcPr>
-            <w:tcW w:type="dxa" w:w="2300"/>
-            <w:tcMar>
-              <w:top w:type="dxa" w:w="90"/>
-              <w:left w:type="dxa" w:w="120"/>
-              <w:bottom w:type="dxa" w:w="90"/>
-              <w:right w:type="dxa" w:w="120"/>
-            </w:tcMar>
-          </w:tcPr>
-          <w:p>
-            <w:r>
-              <w:rPr>
-                <w:color w:val="000000"/>
-                <w:sz w:val="19"/>
-                <w:szCs w:val="19"/>
-              </w:rPr>
-              <w:t xml:space="preserve">Raster Calculator (rule spread)</w:t>
-            </w:r>
-          </w:p>
-        </w:tc>
-        <w:tc>
-          <w:tcPr>
-            <w:tcW w:type="dxa" w:w="2100"/>
-            <w:tcMar>
-              <w:top w:type="dxa" w:w="90"/>
-              <w:left w:type="dxa" w:w="120"/>
-              <w:bottom w:type="dxa" w:w="90"/>
-              <w:right w:type="dxa" w:w="120"/>
-            </w:tcMar>
-          </w:tcPr>
-          <w:p>
-            <w:r>
-              <w:rPr>
-                <w:color w:val="767171"/>
-                <w:sz w:val="19"/>
-                <w:szCs w:val="19"/>
-              </w:rPr>
-              <w:t xml:space="preserve"> </w:t>
-            </w:r>
-          </w:p>
-        </w:tc>
-        <w:tc>
-          <w:tcPr>
-            <w:tcW w:type="dxa" w:w="2000"/>
-            <w:tcMar>
-              <w:top w:type="dxa" w:w="90"/>
-              <w:left w:type="dxa" w:w="120"/>
-              <w:bottom w:type="dxa" w:w="90"/>
-              <w:right w:type="dxa" w:w="120"/>
-            </w:tcMar>
-          </w:tcPr>
-          <w:p>
-            <w:r>
-              <w:rPr>
-                <w:color w:val="767171"/>
-                <w:sz w:val="19"/>
-                <w:szCs w:val="19"/>
-              </w:rPr>
-              <w:t xml:space="preserve"> </w:t>
-            </w:r>
-          </w:p>
-        </w:tc>
-        <w:tc>
-          <w:tcPr>
-            <w:tcW w:type="dxa" w:w="1700"/>
-            <w:tcMar>
-              <w:top w:type="dxa" w:w="90"/>
-              <w:left w:type="dxa" w:w="120"/>
-              <w:bottom w:type="dxa" w:w="90"/>
-              <w:right w:type="dxa" w:w="120"/>
-            </w:tcMar>
-          </w:tcPr>
-          <w:p>
-            <w:r>
-              <w:rPr>
-                <w:color w:val="767171"/>
-                <w:sz w:val="19"/>
-                <w:szCs w:val="19"/>
-              </w:rPr>
-              <w:t xml:space="preserve"> </w:t>
-            </w:r>
-          </w:p>
-        </w:tc>
-        <w:tc>
-          <w:tcPr>
-            <w:tcW w:type="dxa" w:w="1260"/>
             <w:tcMar>
               <w:top w:type="dxa" w:w="90"/>
               <w:left w:type="dxa" w:w="120"/>
@@ -2206,7 +2081,7 @@
           <w:sz w:val="19"/>
           <w:szCs w:val="19"/>
         </w:rPr>
-        <w:t xml:space="preserve">Rubric: a full-page model figure exported from ModelBuilder, all tools and datasets readable (2 points). Insert the exported PNG file itself. Do not screen-capture it, redraw it, or run it through an AI “enhancer” — that changes what the figure shows. This page is landscape so a wide model stays readable.</w:t>
+        <w:t xml:space="preserve">Rubric: a full-page model figure exported from ModelBuilder, all tools and datasets readable (2 points). Upload your project’s toolbox (.atbx) with the report as well. Insert the exported PNG file itself. Do not screen-capture it, redraw it, or run it through an AI “enhancer” — that changes what the figure shows. This page is landscape so a wide model stays readable.</w:t>
       </w:r>
     </w:p>
     <w:tbl>
@@ -2292,7 +2167,7 @@
           <w:sz w:val="19"/>
           <w:szCs w:val="19"/>
         </w:rPr>
-        <w:t xml:space="preserve">Rubric: a screen capture of the toolbox interface with the shift parameter exposed (2 points).</w:t>
+        <w:t xml:space="preserve">Rubric: a screen capture of the tool dialog with the sample points, the IDW power and the semivariogram exposed as parameters (2 points).</w:t>
       </w:r>
     </w:p>
     <w:tbl>
@@ -2353,7 +2228,7 @@
           <w:sz w:val="19"/>
           <w:szCs w:val="19"/>
         </w:rPr>
-        <w:t xml:space="preserve">Figure 2. The model’s tool dialog, with the Shift parameter exposed.</w:t>
+        <w:t xml:space="preserve">Figure 2. The model’s tool dialog, with the sample points, the IDW power and the semivariogram exposed.</w:t>
       </w:r>
     </w:p>
     <w:p>
@@ -2369,7 +2244,7 @@
           <w:sz w:val="28"/>
           <w:szCs w:val="28"/>
         </w:rPr>
-        <w:t xml:space="preserve">4.  Snowbird by Hazard Class</w:t>
+        <w:t xml:space="preserve">4.  Check Values</w:t>
       </w:r>
     </w:p>
     <w:p>
@@ -2384,7 +2259,7 @@
           <w:sz w:val="19"/>
           <w:szCs w:val="19"/>
         </w:rPr>
-        <w:t xml:space="preserve">Rubric: the model runs end to end from its tool dialog and its Step 8 table of Snowbird’s areas at shift 0 matches the check values (part of the 4 points for a working model). Tabulate Area reports square meters; divide by 1,000,000.</w:t>
+        <w:t xml:space="preserve">Rubric: your check values from Steps 3 to 7 (2 points), and the three RMSEs matching the check values (part of the 4 points for a working model). These come from the course’s Sample_Points_2500, not your own points.</w:t>
       </w:r>
     </w:p>
     <w:p>
@@ -2414,12 +2289,10 @@
         </w:tblBorders>
       </w:tblPr>
       <w:tblGrid>
-        <w:gridCol w:w="1560"/>
-        <w:gridCol w:w="1560"/>
-        <w:gridCol w:w="1560"/>
-        <w:gridCol w:w="1560"/>
-        <w:gridCol w:w="1560"/>
-        <w:gridCol w:w="1560"/>
+        <w:gridCol w:w="3360"/>
+        <w:gridCol w:w="2000"/>
+        <w:gridCol w:w="2000"/>
+        <w:gridCol w:w="2000"/>
       </w:tblGrid>
       <w:tr>
         <w:trPr>
@@ -2428,7 +2301,7 @@
         </w:trPr>
         <w:tc>
           <w:tcPr>
-            <w:tcW w:type="dxa" w:w="1560"/>
+            <w:tcW w:type="dxa" w:w="3360"/>
             <w:shd w:fill="D9E2F3" w:color="auto" w:val="clear"/>
             <w:tcMar>
               <w:top w:type="dxa" w:w="90"/>
@@ -2446,13 +2319,13 @@
                 <w:sz w:val="19"/>
                 <w:szCs w:val="19"/>
               </w:rPr>
-              <w:t xml:space="preserve">Low</w:t>
-            </w:r>
-          </w:p>
-        </w:tc>
-        <w:tc>
-          <w:tcPr>
-            <w:tcW w:type="dxa" w:w="1560"/>
+              <w:t xml:space="preserve">Value</w:t>
+            </w:r>
+          </w:p>
+        </w:tc>
+        <w:tc>
+          <w:tcPr>
+            <w:tcW w:type="dxa" w:w="2000"/>
             <w:shd w:fill="D9E2F3" w:color="auto" w:val="clear"/>
             <w:tcMar>
               <w:top w:type="dxa" w:w="90"/>
@@ -2470,13 +2343,13 @@
                 <w:sz w:val="19"/>
                 <w:szCs w:val="19"/>
               </w:rPr>
-              <w:t xml:space="preserve">Moderate</w:t>
-            </w:r>
-          </w:p>
-        </w:tc>
-        <w:tc>
-          <w:tcPr>
-            <w:tcW w:type="dxa" w:w="1560"/>
+              <w:t xml:space="preserve">Thiessen</w:t>
+            </w:r>
+          </w:p>
+        </w:tc>
+        <w:tc>
+          <w:tcPr>
+            <w:tcW w:type="dxa" w:w="2000"/>
             <w:shd w:fill="D9E2F3" w:color="auto" w:val="clear"/>
             <w:tcMar>
               <w:top w:type="dxa" w:w="90"/>
@@ -2494,13 +2367,13 @@
                 <w:sz w:val="19"/>
                 <w:szCs w:val="19"/>
               </w:rPr>
-              <w:t xml:space="preserve">Considerable</w:t>
-            </w:r>
-          </w:p>
-        </w:tc>
-        <w:tc>
-          <w:tcPr>
-            <w:tcW w:type="dxa" w:w="1560"/>
+              <w:t xml:space="preserve">IDW</w:t>
+            </w:r>
+          </w:p>
+        </w:tc>
+        <w:tc>
+          <w:tcPr>
+            <w:tcW w:type="dxa" w:w="2000"/>
             <w:shd w:fill="D9E2F3" w:color="auto" w:val="clear"/>
             <w:tcMar>
               <w:top w:type="dxa" w:w="90"/>
@@ -2518,55 +2391,7 @@
                 <w:sz w:val="19"/>
                 <w:szCs w:val="19"/>
               </w:rPr>
-              <w:t xml:space="preserve">High</w:t>
-            </w:r>
-          </w:p>
-        </w:tc>
-        <w:tc>
-          <w:tcPr>
-            <w:tcW w:type="dxa" w:w="1560"/>
-            <w:shd w:fill="D9E2F3" w:color="auto" w:val="clear"/>
-            <w:tcMar>
-              <w:top w:type="dxa" w:w="90"/>
-              <w:left w:type="dxa" w:w="120"/>
-              <w:bottom w:type="dxa" w:w="90"/>
-              <w:right w:type="dxa" w:w="120"/>
-            </w:tcMar>
-          </w:tcPr>
-          <w:p>
-            <w:r>
-              <w:rPr>
-                <w:b/>
-                <w:bCs/>
-                <w:color w:val="1F3864"/>
-                <w:sz w:val="19"/>
-                <w:szCs w:val="19"/>
-              </w:rPr>
-              <w:t xml:space="preserve">Extreme</w:t>
-            </w:r>
-          </w:p>
-        </w:tc>
-        <w:tc>
-          <w:tcPr>
-            <w:tcW w:type="dxa" w:w="1560"/>
-            <w:shd w:fill="D9E2F3" w:color="auto" w:val="clear"/>
-            <w:tcMar>
-              <w:top w:type="dxa" w:w="90"/>
-              <w:left w:type="dxa" w:w="120"/>
-              <w:bottom w:type="dxa" w:w="90"/>
-              <w:right w:type="dxa" w:w="120"/>
-            </w:tcMar>
-          </w:tcPr>
-          <w:p>
-            <w:r>
-              <w:rPr>
-                <w:b/>
-                <w:bCs/>
-                <w:color w:val="1F3864"/>
-                <w:sz w:val="19"/>
-                <w:szCs w:val="19"/>
-              </w:rPr>
-              <w:t xml:space="preserve">Total</w:t>
+              <w:t xml:space="preserve">Kriging</w:t>
             </w:r>
           </w:p>
         </w:tc>
@@ -2577,112 +2402,434 @@
         </w:trPr>
         <w:tc>
           <w:tcPr>
-            <w:tcW w:type="dxa" w:w="1560"/>
-            <w:tcMar>
-              <w:top w:type="dxa" w:w="90"/>
-              <w:left w:type="dxa" w:w="120"/>
-              <w:bottom w:type="dxa" w:w="90"/>
-              <w:right w:type="dxa" w:w="120"/>
-            </w:tcMar>
-          </w:tcPr>
-          <w:p>
-            <w:r>
-              <w:rPr>
-                <w:color w:val="767171"/>
-                <w:sz w:val="19"/>
-                <w:szCs w:val="19"/>
-              </w:rPr>
-              <w:t xml:space="preserve"> </w:t>
-            </w:r>
-          </w:p>
-        </w:tc>
-        <w:tc>
-          <w:tcPr>
-            <w:tcW w:type="dxa" w:w="1560"/>
-            <w:tcMar>
-              <w:top w:type="dxa" w:w="90"/>
-              <w:left w:type="dxa" w:w="120"/>
-              <w:bottom w:type="dxa" w:w="90"/>
-              <w:right w:type="dxa" w:w="120"/>
-            </w:tcMar>
-          </w:tcPr>
-          <w:p>
-            <w:r>
-              <w:rPr>
-                <w:color w:val="767171"/>
-                <w:sz w:val="19"/>
-                <w:szCs w:val="19"/>
-              </w:rPr>
-              <w:t xml:space="preserve"> </w:t>
-            </w:r>
-          </w:p>
-        </w:tc>
-        <w:tc>
-          <w:tcPr>
-            <w:tcW w:type="dxa" w:w="1560"/>
-            <w:tcMar>
-              <w:top w:type="dxa" w:w="90"/>
-              <w:left w:type="dxa" w:w="120"/>
-              <w:bottom w:type="dxa" w:w="90"/>
-              <w:right w:type="dxa" w:w="120"/>
-            </w:tcMar>
-          </w:tcPr>
-          <w:p>
-            <w:r>
-              <w:rPr>
-                <w:color w:val="767171"/>
-                <w:sz w:val="19"/>
-                <w:szCs w:val="19"/>
-              </w:rPr>
-              <w:t xml:space="preserve"> </w:t>
-            </w:r>
-          </w:p>
-        </w:tc>
-        <w:tc>
-          <w:tcPr>
-            <w:tcW w:type="dxa" w:w="1560"/>
-            <w:tcMar>
-              <w:top w:type="dxa" w:w="90"/>
-              <w:left w:type="dxa" w:w="120"/>
-              <w:bottom w:type="dxa" w:w="90"/>
-              <w:right w:type="dxa" w:w="120"/>
-            </w:tcMar>
-          </w:tcPr>
-          <w:p>
-            <w:r>
-              <w:rPr>
-                <w:color w:val="767171"/>
-                <w:sz w:val="19"/>
-                <w:szCs w:val="19"/>
-              </w:rPr>
-              <w:t xml:space="preserve"> </w:t>
-            </w:r>
-          </w:p>
-        </w:tc>
-        <w:tc>
-          <w:tcPr>
-            <w:tcW w:type="dxa" w:w="1560"/>
-            <w:tcMar>
-              <w:top w:type="dxa" w:w="90"/>
-              <w:left w:type="dxa" w:w="120"/>
-              <w:bottom w:type="dxa" w:w="90"/>
-              <w:right w:type="dxa" w:w="120"/>
-            </w:tcMar>
-          </w:tcPr>
-          <w:p>
-            <w:r>
-              <w:rPr>
-                <w:color w:val="767171"/>
-                <w:sz w:val="19"/>
-                <w:szCs w:val="19"/>
-              </w:rPr>
-              <w:t xml:space="preserve"> </w:t>
-            </w:r>
-          </w:p>
-        </w:tc>
-        <w:tc>
-          <w:tcPr>
-            <w:tcW w:type="dxa" w:w="1560"/>
+            <w:tcW w:type="dxa" w:w="3360"/>
+            <w:tcMar>
+              <w:top w:type="dxa" w:w="90"/>
+              <w:left w:type="dxa" w:w="120"/>
+              <w:bottom w:type="dxa" w:w="90"/>
+              <w:right w:type="dxa" w:w="120"/>
+            </w:tcMar>
+          </w:tcPr>
+          <w:p>
+            <w:r>
+              <w:rPr>
+                <w:color w:val="000000"/>
+                <w:sz w:val="19"/>
+                <w:szCs w:val="19"/>
+              </w:rPr>
+              <w:t xml:space="preserve">Surface minimum and maximum (m)</w:t>
+            </w:r>
+          </w:p>
+        </w:tc>
+        <w:tc>
+          <w:tcPr>
+            <w:tcW w:type="dxa" w:w="2000"/>
+            <w:tcMar>
+              <w:top w:type="dxa" w:w="90"/>
+              <w:left w:type="dxa" w:w="120"/>
+              <w:bottom w:type="dxa" w:w="90"/>
+              <w:right w:type="dxa" w:w="120"/>
+            </w:tcMar>
+          </w:tcPr>
+          <w:p>
+            <w:r>
+              <w:rPr>
+                <w:color w:val="767171"/>
+                <w:sz w:val="19"/>
+                <w:szCs w:val="19"/>
+              </w:rPr>
+              <w:t xml:space="preserve"> </w:t>
+            </w:r>
+          </w:p>
+        </w:tc>
+        <w:tc>
+          <w:tcPr>
+            <w:tcW w:type="dxa" w:w="2000"/>
+            <w:tcMar>
+              <w:top w:type="dxa" w:w="90"/>
+              <w:left w:type="dxa" w:w="120"/>
+              <w:bottom w:type="dxa" w:w="90"/>
+              <w:right w:type="dxa" w:w="120"/>
+            </w:tcMar>
+          </w:tcPr>
+          <w:p>
+            <w:r>
+              <w:rPr>
+                <w:color w:val="767171"/>
+                <w:sz w:val="19"/>
+                <w:szCs w:val="19"/>
+              </w:rPr>
+              <w:t xml:space="preserve"> </w:t>
+            </w:r>
+          </w:p>
+        </w:tc>
+        <w:tc>
+          <w:tcPr>
+            <w:tcW w:type="dxa" w:w="2000"/>
+            <w:tcMar>
+              <w:top w:type="dxa" w:w="90"/>
+              <w:left w:type="dxa" w:w="120"/>
+              <w:bottom w:type="dxa" w:w="90"/>
+              <w:right w:type="dxa" w:w="120"/>
+            </w:tcMar>
+          </w:tcPr>
+          <w:p>
+            <w:r>
+              <w:rPr>
+                <w:color w:val="767171"/>
+                <w:sz w:val="19"/>
+                <w:szCs w:val="19"/>
+              </w:rPr>
+              <w:t xml:space="preserve"> </w:t>
+            </w:r>
+          </w:p>
+        </w:tc>
+      </w:tr>
+      <w:tr>
+        <w:trPr>
+          <w:cantSplit/>
+        </w:trPr>
+        <w:tc>
+          <w:tcPr>
+            <w:tcW w:type="dxa" w:w="3360"/>
+            <w:shd w:fill="F2F2F2" w:color="auto" w:val="clear"/>
+            <w:tcMar>
+              <w:top w:type="dxa" w:w="90"/>
+              <w:left w:type="dxa" w:w="120"/>
+              <w:bottom w:type="dxa" w:w="90"/>
+              <w:right w:type="dxa" w:w="120"/>
+            </w:tcMar>
+          </w:tcPr>
+          <w:p>
+            <w:r>
+              <w:rPr>
+                <w:color w:val="000000"/>
+                <w:sz w:val="19"/>
+                <w:szCs w:val="19"/>
+              </w:rPr>
+              <w:t xml:space="preserve">Error minimum and maximum (m)</w:t>
+            </w:r>
+          </w:p>
+        </w:tc>
+        <w:tc>
+          <w:tcPr>
+            <w:tcW w:type="dxa" w:w="2000"/>
+            <w:shd w:fill="F2F2F2" w:color="auto" w:val="clear"/>
+            <w:tcMar>
+              <w:top w:type="dxa" w:w="90"/>
+              <w:left w:type="dxa" w:w="120"/>
+              <w:bottom w:type="dxa" w:w="90"/>
+              <w:right w:type="dxa" w:w="120"/>
+            </w:tcMar>
+          </w:tcPr>
+          <w:p>
+            <w:r>
+              <w:rPr>
+                <w:color w:val="767171"/>
+                <w:sz w:val="19"/>
+                <w:szCs w:val="19"/>
+              </w:rPr>
+              <w:t xml:space="preserve"> </w:t>
+            </w:r>
+          </w:p>
+        </w:tc>
+        <w:tc>
+          <w:tcPr>
+            <w:tcW w:type="dxa" w:w="2000"/>
+            <w:shd w:fill="F2F2F2" w:color="auto" w:val="clear"/>
+            <w:tcMar>
+              <w:top w:type="dxa" w:w="90"/>
+              <w:left w:type="dxa" w:w="120"/>
+              <w:bottom w:type="dxa" w:w="90"/>
+              <w:right w:type="dxa" w:w="120"/>
+            </w:tcMar>
+          </w:tcPr>
+          <w:p>
+            <w:r>
+              <w:rPr>
+                <w:color w:val="767171"/>
+                <w:sz w:val="19"/>
+                <w:szCs w:val="19"/>
+              </w:rPr>
+              <w:t xml:space="preserve"> </w:t>
+            </w:r>
+          </w:p>
+        </w:tc>
+        <w:tc>
+          <w:tcPr>
+            <w:tcW w:type="dxa" w:w="2000"/>
+            <w:shd w:fill="F2F2F2" w:color="auto" w:val="clear"/>
+            <w:tcMar>
+              <w:top w:type="dxa" w:w="90"/>
+              <w:left w:type="dxa" w:w="120"/>
+              <w:bottom w:type="dxa" w:w="90"/>
+              <w:right w:type="dxa" w:w="120"/>
+            </w:tcMar>
+          </w:tcPr>
+          <w:p>
+            <w:r>
+              <w:rPr>
+                <w:color w:val="767171"/>
+                <w:sz w:val="19"/>
+                <w:szCs w:val="19"/>
+              </w:rPr>
+              <w:t xml:space="preserve"> </w:t>
+            </w:r>
+          </w:p>
+        </w:tc>
+      </w:tr>
+      <w:tr>
+        <w:trPr>
+          <w:cantSplit/>
+        </w:trPr>
+        <w:tc>
+          <w:tcPr>
+            <w:tcW w:type="dxa" w:w="3360"/>
+            <w:tcMar>
+              <w:top w:type="dxa" w:w="90"/>
+              <w:left w:type="dxa" w:w="120"/>
+              <w:bottom w:type="dxa" w:w="90"/>
+              <w:right w:type="dxa" w:w="120"/>
+            </w:tcMar>
+          </w:tcPr>
+          <w:p>
+            <w:r>
+              <w:rPr>
+                <w:color w:val="000000"/>
+                <w:sz w:val="19"/>
+                <w:szCs w:val="19"/>
+              </w:rPr>
+              <w:t xml:space="preserve">Mean error (m)</w:t>
+            </w:r>
+          </w:p>
+        </w:tc>
+        <w:tc>
+          <w:tcPr>
+            <w:tcW w:type="dxa" w:w="2000"/>
+            <w:tcMar>
+              <w:top w:type="dxa" w:w="90"/>
+              <w:left w:type="dxa" w:w="120"/>
+              <w:bottom w:type="dxa" w:w="90"/>
+              <w:right w:type="dxa" w:w="120"/>
+            </w:tcMar>
+          </w:tcPr>
+          <w:p>
+            <w:r>
+              <w:rPr>
+                <w:color w:val="767171"/>
+                <w:sz w:val="19"/>
+                <w:szCs w:val="19"/>
+              </w:rPr>
+              <w:t xml:space="preserve"> </w:t>
+            </w:r>
+          </w:p>
+        </w:tc>
+        <w:tc>
+          <w:tcPr>
+            <w:tcW w:type="dxa" w:w="2000"/>
+            <w:tcMar>
+              <w:top w:type="dxa" w:w="90"/>
+              <w:left w:type="dxa" w:w="120"/>
+              <w:bottom w:type="dxa" w:w="90"/>
+              <w:right w:type="dxa" w:w="120"/>
+            </w:tcMar>
+          </w:tcPr>
+          <w:p>
+            <w:r>
+              <w:rPr>
+                <w:color w:val="767171"/>
+                <w:sz w:val="19"/>
+                <w:szCs w:val="19"/>
+              </w:rPr>
+              <w:t xml:space="preserve"> </w:t>
+            </w:r>
+          </w:p>
+        </w:tc>
+        <w:tc>
+          <w:tcPr>
+            <w:tcW w:type="dxa" w:w="2000"/>
+            <w:tcMar>
+              <w:top w:type="dxa" w:w="90"/>
+              <w:left w:type="dxa" w:w="120"/>
+              <w:bottom w:type="dxa" w:w="90"/>
+              <w:right w:type="dxa" w:w="120"/>
+            </w:tcMar>
+          </w:tcPr>
+          <w:p>
+            <w:r>
+              <w:rPr>
+                <w:color w:val="767171"/>
+                <w:sz w:val="19"/>
+                <w:szCs w:val="19"/>
+              </w:rPr>
+              <w:t xml:space="preserve"> </w:t>
+            </w:r>
+          </w:p>
+        </w:tc>
+      </w:tr>
+      <w:tr>
+        <w:trPr>
+          <w:cantSplit/>
+        </w:trPr>
+        <w:tc>
+          <w:tcPr>
+            <w:tcW w:type="dxa" w:w="3360"/>
+            <w:shd w:fill="F2F2F2" w:color="auto" w:val="clear"/>
+            <w:tcMar>
+              <w:top w:type="dxa" w:w="90"/>
+              <w:left w:type="dxa" w:w="120"/>
+              <w:bottom w:type="dxa" w:w="90"/>
+              <w:right w:type="dxa" w:w="120"/>
+            </w:tcMar>
+          </w:tcPr>
+          <w:p>
+            <w:r>
+              <w:rPr>
+                <w:color w:val="000000"/>
+                <w:sz w:val="19"/>
+                <w:szCs w:val="19"/>
+              </w:rPr>
+              <w:t xml:space="preserve">Mean of squared error (m²)</w:t>
+            </w:r>
+          </w:p>
+        </w:tc>
+        <w:tc>
+          <w:tcPr>
+            <w:tcW w:type="dxa" w:w="2000"/>
+            <w:shd w:fill="F2F2F2" w:color="auto" w:val="clear"/>
+            <w:tcMar>
+              <w:top w:type="dxa" w:w="90"/>
+              <w:left w:type="dxa" w:w="120"/>
+              <w:bottom w:type="dxa" w:w="90"/>
+              <w:right w:type="dxa" w:w="120"/>
+            </w:tcMar>
+          </w:tcPr>
+          <w:p>
+            <w:r>
+              <w:rPr>
+                <w:color w:val="767171"/>
+                <w:sz w:val="19"/>
+                <w:szCs w:val="19"/>
+              </w:rPr>
+              <w:t xml:space="preserve"> </w:t>
+            </w:r>
+          </w:p>
+        </w:tc>
+        <w:tc>
+          <w:tcPr>
+            <w:tcW w:type="dxa" w:w="2000"/>
+            <w:shd w:fill="F2F2F2" w:color="auto" w:val="clear"/>
+            <w:tcMar>
+              <w:top w:type="dxa" w:w="90"/>
+              <w:left w:type="dxa" w:w="120"/>
+              <w:bottom w:type="dxa" w:w="90"/>
+              <w:right w:type="dxa" w:w="120"/>
+            </w:tcMar>
+          </w:tcPr>
+          <w:p>
+            <w:r>
+              <w:rPr>
+                <w:color w:val="767171"/>
+                <w:sz w:val="19"/>
+                <w:szCs w:val="19"/>
+              </w:rPr>
+              <w:t xml:space="preserve"> </w:t>
+            </w:r>
+          </w:p>
+        </w:tc>
+        <w:tc>
+          <w:tcPr>
+            <w:tcW w:type="dxa" w:w="2000"/>
+            <w:shd w:fill="F2F2F2" w:color="auto" w:val="clear"/>
+            <w:tcMar>
+              <w:top w:type="dxa" w:w="90"/>
+              <w:left w:type="dxa" w:w="120"/>
+              <w:bottom w:type="dxa" w:w="90"/>
+              <w:right w:type="dxa" w:w="120"/>
+            </w:tcMar>
+          </w:tcPr>
+          <w:p>
+            <w:r>
+              <w:rPr>
+                <w:color w:val="767171"/>
+                <w:sz w:val="19"/>
+                <w:szCs w:val="19"/>
+              </w:rPr>
+              <w:t xml:space="preserve"> </w:t>
+            </w:r>
+          </w:p>
+        </w:tc>
+      </w:tr>
+      <w:tr>
+        <w:trPr>
+          <w:cantSplit/>
+        </w:trPr>
+        <w:tc>
+          <w:tcPr>
+            <w:tcW w:type="dxa" w:w="3360"/>
+            <w:tcMar>
+              <w:top w:type="dxa" w:w="90"/>
+              <w:left w:type="dxa" w:w="120"/>
+              <w:bottom w:type="dxa" w:w="90"/>
+              <w:right w:type="dxa" w:w="120"/>
+            </w:tcMar>
+          </w:tcPr>
+          <w:p>
+            <w:r>
+              <w:rPr>
+                <w:color w:val="000000"/>
+                <w:sz w:val="19"/>
+                <w:szCs w:val="19"/>
+              </w:rPr>
+              <w:t xml:space="preserve">RMSE (m)</w:t>
+            </w:r>
+          </w:p>
+        </w:tc>
+        <w:tc>
+          <w:tcPr>
+            <w:tcW w:type="dxa" w:w="2000"/>
+            <w:tcMar>
+              <w:top w:type="dxa" w:w="90"/>
+              <w:left w:type="dxa" w:w="120"/>
+              <w:bottom w:type="dxa" w:w="90"/>
+              <w:right w:type="dxa" w:w="120"/>
+            </w:tcMar>
+          </w:tcPr>
+          <w:p>
+            <w:r>
+              <w:rPr>
+                <w:color w:val="767171"/>
+                <w:sz w:val="19"/>
+                <w:szCs w:val="19"/>
+              </w:rPr>
+              <w:t xml:space="preserve"> </w:t>
+            </w:r>
+          </w:p>
+        </w:tc>
+        <w:tc>
+          <w:tcPr>
+            <w:tcW w:type="dxa" w:w="2000"/>
+            <w:tcMar>
+              <w:top w:type="dxa" w:w="90"/>
+              <w:left w:type="dxa" w:w="120"/>
+              <w:bottom w:type="dxa" w:w="90"/>
+              <w:right w:type="dxa" w:w="120"/>
+            </w:tcMar>
+          </w:tcPr>
+          <w:p>
+            <w:r>
+              <w:rPr>
+                <w:color w:val="767171"/>
+                <w:sz w:val="19"/>
+                <w:szCs w:val="19"/>
+              </w:rPr>
+              <w:t xml:space="preserve"> </w:t>
+            </w:r>
+          </w:p>
+        </w:tc>
+        <w:tc>
+          <w:tcPr>
+            <w:tcW w:type="dxa" w:w="2000"/>
             <w:tcMar>
               <w:top w:type="dxa" w:w="90"/>
               <w:left w:type="dxa" w:w="120"/>
@@ -2716,7 +2863,7 @@
           <w:sz w:val="19"/>
           <w:szCs w:val="19"/>
         </w:rPr>
-        <w:t xml:space="preserve">Table 3. Snowbird’s area in each hazard class at shift 0 (km²), geometric mean.</w:t>
+        <w:t xml:space="preserve">Table 3. Check values on Sample_Points_2500, default parameters.</w:t>
       </w:r>
     </w:p>
     <w:p>
@@ -2732,7 +2879,7 @@
           <w:sz w:val="28"/>
           <w:szCs w:val="28"/>
         </w:rPr>
-        <w:t xml:space="preserve">5.  All Three Agree</w:t>
+        <w:t xml:space="preserve">5.  Where the Methods Break</w:t>
       </w:r>
     </w:p>
     <w:p>
@@ -2747,42 +2894,7 @@
           <w:sz w:val="19"/>
           <w:szCs w:val="19"/>
         </w:rPr>
-        <w:t xml:space="preserve">Rubric: the “all three agree” result and why it is the wrong answer (2 points). Give its check value — how much of Snowbird it leaves unclassified — and explain, with one cell as an example, what the rule throws away.</w:t>
-      </w:r>
-    </w:p>
-    <w:p>
-      <w:pPr>
-        <w:spacing w:after="260" w:before="0"/>
-      </w:pPr>
-      <w:r>
-        <w:rPr>
-          <w:i/>
-          <w:iCs/>
-          <w:color w:val="767171"/>
-          <w:highlight w:val="yellow"/>
-        </w:rPr>
-        <w:t xml:space="preserve">[Add your content here.]</w:t>
-      </w:r>
-    </w:p>
-    <w:p>
-      <w:r>
-        <w:br w:type="page"/>
-      </w:r>
-    </w:p>
-    <w:p>
-      <w:pPr>
-        <w:pStyle w:val="Heading1"/>
-        <w:spacing w:after="80" w:before="280"/>
-      </w:pPr>
-      <w:r>
-        <w:rPr>
-          <w:b/>
-          <w:bCs/>
-          <w:color w:val="1F3864"/>
-          <w:sz w:val="28"/>
-          <w:szCs w:val="28"/>
-        </w:rPr>
-        <w:t xml:space="preserve">6.  Elevation Bands and Combination Rules</w:t>
+        <w:t xml:space="preserve">Rubric: on your baseline’s error map for the best method, the cell with the largest error in either direction — its coordinates and size, with a cropped figure — and why the ground there defeats the interpolators (3 points). The deliverables say how to find it. A general paragraph about interpolation earns nothing here.</w:t>
       </w:r>
     </w:p>
     <w:p>
@@ -2797,930 +2909,7 @@
           <w:sz w:val="19"/>
           <w:szCs w:val="19"/>
         </w:rPr>
-        <w:t xml:space="preserve">Rubric: one table with the baseline and at least three more runs, giving the shift, the altitude-class-5 area, and the High + Extreme area of Snowbird under each of the three rules (4 points). Choose your shifts deliberately and say why.</w:t>
-      </w:r>
-    </w:p>
-    <w:p>
-      <w:pPr>
-        <w:spacing w:after="260" w:before="0"/>
-      </w:pPr>
-      <w:r>
-        <w:rPr>
-          <w:i/>
-          <w:iCs/>
-          <w:color w:val="767171"/>
-          <w:highlight w:val="yellow"/>
-        </w:rPr>
-        <w:t xml:space="preserve">[Add your content here.]</w:t>
-      </w:r>
-    </w:p>
-    <w:tbl>
-      <w:tblPr>
-        <w:tblW w:type="dxa" w:w="9360"/>
-        <w:tblBorders>
-          <w:top w:val="single" w:color="auto" w:sz="4"/>
-          <w:left w:val="single" w:color="auto" w:sz="4"/>
-          <w:bottom w:val="single" w:color="auto" w:sz="4"/>
-          <w:right w:val="single" w:color="auto" w:sz="4"/>
-          <w:insideH w:val="single" w:color="auto" w:sz="4"/>
-          <w:insideV w:val="single" w:color="auto" w:sz="4"/>
-        </w:tblBorders>
-      </w:tblPr>
-      <w:tblGrid>
-        <w:gridCol w:w="1200"/>
-        <w:gridCol w:w="1000"/>
-        <w:gridCol w:w="1500"/>
-        <w:gridCol w:w="1900"/>
-        <w:gridCol w:w="1880"/>
-        <w:gridCol w:w="1880"/>
-      </w:tblGrid>
-      <w:tr>
-        <w:trPr>
-          <w:cantSplit/>
-          <w:tblHeader/>
-        </w:trPr>
-        <w:tc>
-          <w:tcPr>
-            <w:tcW w:type="dxa" w:w="1200"/>
-            <w:shd w:fill="D9E2F3" w:color="auto" w:val="clear"/>
-            <w:tcMar>
-              <w:top w:type="dxa" w:w="90"/>
-              <w:left w:type="dxa" w:w="120"/>
-              <w:bottom w:type="dxa" w:w="90"/>
-              <w:right w:type="dxa" w:w="120"/>
-            </w:tcMar>
-          </w:tcPr>
-          <w:p>
-            <w:r>
-              <w:rPr>
-                <w:b/>
-                <w:bCs/>
-                <w:color w:val="1F3864"/>
-                <w:sz w:val="19"/>
-                <w:szCs w:val="19"/>
-              </w:rPr>
-              <w:t xml:space="preserve">Run</w:t>
-            </w:r>
-          </w:p>
-        </w:tc>
-        <w:tc>
-          <w:tcPr>
-            <w:tcW w:type="dxa" w:w="1000"/>
-            <w:shd w:fill="D9E2F3" w:color="auto" w:val="clear"/>
-            <w:tcMar>
-              <w:top w:type="dxa" w:w="90"/>
-              <w:left w:type="dxa" w:w="120"/>
-              <w:bottom w:type="dxa" w:w="90"/>
-              <w:right w:type="dxa" w:w="120"/>
-            </w:tcMar>
-          </w:tcPr>
-          <w:p>
-            <w:r>
-              <w:rPr>
-                <w:b/>
-                <w:bCs/>
-                <w:color w:val="1F3864"/>
-                <w:sz w:val="19"/>
-                <w:szCs w:val="19"/>
-              </w:rPr>
-              <w:t xml:space="preserve">Shift (m)</w:t>
-            </w:r>
-          </w:p>
-        </w:tc>
-        <w:tc>
-          <w:tcPr>
-            <w:tcW w:type="dxa" w:w="1500"/>
-            <w:shd w:fill="D9E2F3" w:color="auto" w:val="clear"/>
-            <w:tcMar>
-              <w:top w:type="dxa" w:w="90"/>
-              <w:left w:type="dxa" w:w="120"/>
-              <w:bottom w:type="dxa" w:w="90"/>
-              <w:right w:type="dxa" w:w="120"/>
-            </w:tcMar>
-          </w:tcPr>
-          <w:p>
-            <w:r>
-              <w:rPr>
-                <w:b/>
-                <w:bCs/>
-                <w:color w:val="1F3864"/>
-                <w:sz w:val="19"/>
-                <w:szCs w:val="19"/>
-              </w:rPr>
-              <w:t xml:space="preserve">Altitude class 5</w:t>
-            </w:r>
-          </w:p>
-        </w:tc>
-        <w:tc>
-          <w:tcPr>
-            <w:tcW w:type="dxa" w:w="1900"/>
-            <w:shd w:fill="D9E2F3" w:color="auto" w:val="clear"/>
-            <w:tcMar>
-              <w:top w:type="dxa" w:w="90"/>
-              <w:left w:type="dxa" w:w="120"/>
-              <w:bottom w:type="dxa" w:w="90"/>
-              <w:right w:type="dxa" w:w="120"/>
-            </w:tcMar>
-          </w:tcPr>
-          <w:p>
-            <w:r>
-              <w:rPr>
-                <w:b/>
-                <w:bCs/>
-                <w:color w:val="1F3864"/>
-                <w:sz w:val="19"/>
-                <w:szCs w:val="19"/>
-              </w:rPr>
-              <w:t xml:space="preserve">High + Extreme, geometric mean</w:t>
-            </w:r>
-          </w:p>
-        </w:tc>
-        <w:tc>
-          <w:tcPr>
-            <w:tcW w:type="dxa" w:w="1880"/>
-            <w:shd w:fill="D9E2F3" w:color="auto" w:val="clear"/>
-            <w:tcMar>
-              <w:top w:type="dxa" w:w="90"/>
-              <w:left w:type="dxa" w:w="120"/>
-              <w:bottom w:type="dxa" w:w="90"/>
-              <w:right w:type="dxa" w:w="120"/>
-            </w:tcMar>
-          </w:tcPr>
-          <w:p>
-            <w:r>
-              <w:rPr>
-                <w:b/>
-                <w:bCs/>
-                <w:color w:val="1F3864"/>
-                <w:sz w:val="19"/>
-                <w:szCs w:val="19"/>
-              </w:rPr>
-              <w:t xml:space="preserve">High + Extreme, worst factor</w:t>
-            </w:r>
-          </w:p>
-        </w:tc>
-        <w:tc>
-          <w:tcPr>
-            <w:tcW w:type="dxa" w:w="1880"/>
-            <w:shd w:fill="D9E2F3" w:color="auto" w:val="clear"/>
-            <w:tcMar>
-              <w:top w:type="dxa" w:w="90"/>
-              <w:left w:type="dxa" w:w="120"/>
-              <w:bottom w:type="dxa" w:w="90"/>
-              <w:right w:type="dxa" w:w="120"/>
-            </w:tcMar>
-          </w:tcPr>
-          <w:p>
-            <w:r>
-              <w:rPr>
-                <w:b/>
-                <w:bCs/>
-                <w:color w:val="1F3864"/>
-                <w:sz w:val="19"/>
-                <w:szCs w:val="19"/>
-              </w:rPr>
-              <w:t xml:space="preserve">High + Extreme, best factor</w:t>
-            </w:r>
-          </w:p>
-        </w:tc>
-      </w:tr>
-      <w:tr>
-        <w:trPr>
-          <w:cantSplit/>
-        </w:trPr>
-        <w:tc>
-          <w:tcPr>
-            <w:tcW w:type="dxa" w:w="1200"/>
-            <w:tcMar>
-              <w:top w:type="dxa" w:w="90"/>
-              <w:left w:type="dxa" w:w="120"/>
-              <w:bottom w:type="dxa" w:w="90"/>
-              <w:right w:type="dxa" w:w="120"/>
-            </w:tcMar>
-          </w:tcPr>
-          <w:p>
-            <w:r>
-              <w:rPr>
-                <w:color w:val="000000"/>
-                <w:sz w:val="19"/>
-                <w:szCs w:val="19"/>
-              </w:rPr>
-              <w:t xml:space="preserve">Baseline</w:t>
-            </w:r>
-          </w:p>
-        </w:tc>
-        <w:tc>
-          <w:tcPr>
-            <w:tcW w:type="dxa" w:w="1000"/>
-            <w:tcMar>
-              <w:top w:type="dxa" w:w="90"/>
-              <w:left w:type="dxa" w:w="120"/>
-              <w:bottom w:type="dxa" w:w="90"/>
-              <w:right w:type="dxa" w:w="120"/>
-            </w:tcMar>
-          </w:tcPr>
-          <w:p>
-            <w:r>
-              <w:rPr>
-                <w:color w:val="000000"/>
-                <w:sz w:val="19"/>
-                <w:szCs w:val="19"/>
-              </w:rPr>
-              <w:t xml:space="preserve">0</w:t>
-            </w:r>
-          </w:p>
-        </w:tc>
-        <w:tc>
-          <w:tcPr>
-            <w:tcW w:type="dxa" w:w="1500"/>
-            <w:tcMar>
-              <w:top w:type="dxa" w:w="90"/>
-              <w:left w:type="dxa" w:w="120"/>
-              <w:bottom w:type="dxa" w:w="90"/>
-              <w:right w:type="dxa" w:w="120"/>
-            </w:tcMar>
-          </w:tcPr>
-          <w:p>
-            <w:r>
-              <w:rPr>
-                <w:color w:val="767171"/>
-                <w:sz w:val="19"/>
-                <w:szCs w:val="19"/>
-              </w:rPr>
-              <w:t xml:space="preserve"> </w:t>
-            </w:r>
-          </w:p>
-        </w:tc>
-        <w:tc>
-          <w:tcPr>
-            <w:tcW w:type="dxa" w:w="1900"/>
-            <w:tcMar>
-              <w:top w:type="dxa" w:w="90"/>
-              <w:left w:type="dxa" w:w="120"/>
-              <w:bottom w:type="dxa" w:w="90"/>
-              <w:right w:type="dxa" w:w="120"/>
-            </w:tcMar>
-          </w:tcPr>
-          <w:p>
-            <w:r>
-              <w:rPr>
-                <w:color w:val="767171"/>
-                <w:sz w:val="19"/>
-                <w:szCs w:val="19"/>
-              </w:rPr>
-              <w:t xml:space="preserve"> </w:t>
-            </w:r>
-          </w:p>
-        </w:tc>
-        <w:tc>
-          <w:tcPr>
-            <w:tcW w:type="dxa" w:w="1880"/>
-            <w:tcMar>
-              <w:top w:type="dxa" w:w="90"/>
-              <w:left w:type="dxa" w:w="120"/>
-              <w:bottom w:type="dxa" w:w="90"/>
-              <w:right w:type="dxa" w:w="120"/>
-            </w:tcMar>
-          </w:tcPr>
-          <w:p>
-            <w:r>
-              <w:rPr>
-                <w:color w:val="767171"/>
-                <w:sz w:val="19"/>
-                <w:szCs w:val="19"/>
-              </w:rPr>
-              <w:t xml:space="preserve"> </w:t>
-            </w:r>
-          </w:p>
-        </w:tc>
-        <w:tc>
-          <w:tcPr>
-            <w:tcW w:type="dxa" w:w="1880"/>
-            <w:tcMar>
-              <w:top w:type="dxa" w:w="90"/>
-              <w:left w:type="dxa" w:w="120"/>
-              <w:bottom w:type="dxa" w:w="90"/>
-              <w:right w:type="dxa" w:w="120"/>
-            </w:tcMar>
-          </w:tcPr>
-          <w:p>
-            <w:r>
-              <w:rPr>
-                <w:color w:val="767171"/>
-                <w:sz w:val="19"/>
-                <w:szCs w:val="19"/>
-              </w:rPr>
-              <w:t xml:space="preserve"> </w:t>
-            </w:r>
-          </w:p>
-        </w:tc>
-      </w:tr>
-      <w:tr>
-        <w:trPr>
-          <w:cantSplit/>
-        </w:trPr>
-        <w:tc>
-          <w:tcPr>
-            <w:tcW w:type="dxa" w:w="1200"/>
-            <w:shd w:fill="F2F2F2" w:color="auto" w:val="clear"/>
-            <w:tcMar>
-              <w:top w:type="dxa" w:w="90"/>
-              <w:left w:type="dxa" w:w="120"/>
-              <w:bottom w:type="dxa" w:w="90"/>
-              <w:right w:type="dxa" w:w="120"/>
-            </w:tcMar>
-          </w:tcPr>
-          <w:p>
-            <w:r>
-              <w:rPr>
-                <w:color w:val="767171"/>
-                <w:sz w:val="19"/>
-                <w:szCs w:val="19"/>
-              </w:rPr>
-              <w:t xml:space="preserve"> </w:t>
-            </w:r>
-          </w:p>
-        </w:tc>
-        <w:tc>
-          <w:tcPr>
-            <w:tcW w:type="dxa" w:w="1000"/>
-            <w:shd w:fill="F2F2F2" w:color="auto" w:val="clear"/>
-            <w:tcMar>
-              <w:top w:type="dxa" w:w="90"/>
-              <w:left w:type="dxa" w:w="120"/>
-              <w:bottom w:type="dxa" w:w="90"/>
-              <w:right w:type="dxa" w:w="120"/>
-            </w:tcMar>
-          </w:tcPr>
-          <w:p>
-            <w:r>
-              <w:rPr>
-                <w:color w:val="767171"/>
-                <w:sz w:val="19"/>
-                <w:szCs w:val="19"/>
-              </w:rPr>
-              <w:t xml:space="preserve"> </w:t>
-            </w:r>
-          </w:p>
-        </w:tc>
-        <w:tc>
-          <w:tcPr>
-            <w:tcW w:type="dxa" w:w="1500"/>
-            <w:shd w:fill="F2F2F2" w:color="auto" w:val="clear"/>
-            <w:tcMar>
-              <w:top w:type="dxa" w:w="90"/>
-              <w:left w:type="dxa" w:w="120"/>
-              <w:bottom w:type="dxa" w:w="90"/>
-              <w:right w:type="dxa" w:w="120"/>
-            </w:tcMar>
-          </w:tcPr>
-          <w:p>
-            <w:r>
-              <w:rPr>
-                <w:color w:val="767171"/>
-                <w:sz w:val="19"/>
-                <w:szCs w:val="19"/>
-              </w:rPr>
-              <w:t xml:space="preserve"> </w:t>
-            </w:r>
-          </w:p>
-        </w:tc>
-        <w:tc>
-          <w:tcPr>
-            <w:tcW w:type="dxa" w:w="1900"/>
-            <w:shd w:fill="F2F2F2" w:color="auto" w:val="clear"/>
-            <w:tcMar>
-              <w:top w:type="dxa" w:w="90"/>
-              <w:left w:type="dxa" w:w="120"/>
-              <w:bottom w:type="dxa" w:w="90"/>
-              <w:right w:type="dxa" w:w="120"/>
-            </w:tcMar>
-          </w:tcPr>
-          <w:p>
-            <w:r>
-              <w:rPr>
-                <w:color w:val="767171"/>
-                <w:sz w:val="19"/>
-                <w:szCs w:val="19"/>
-              </w:rPr>
-              <w:t xml:space="preserve"> </w:t>
-            </w:r>
-          </w:p>
-        </w:tc>
-        <w:tc>
-          <w:tcPr>
-            <w:tcW w:type="dxa" w:w="1880"/>
-            <w:shd w:fill="F2F2F2" w:color="auto" w:val="clear"/>
-            <w:tcMar>
-              <w:top w:type="dxa" w:w="90"/>
-              <w:left w:type="dxa" w:w="120"/>
-              <w:bottom w:type="dxa" w:w="90"/>
-              <w:right w:type="dxa" w:w="120"/>
-            </w:tcMar>
-          </w:tcPr>
-          <w:p>
-            <w:r>
-              <w:rPr>
-                <w:color w:val="767171"/>
-                <w:sz w:val="19"/>
-                <w:szCs w:val="19"/>
-              </w:rPr>
-              <w:t xml:space="preserve"> </w:t>
-            </w:r>
-          </w:p>
-        </w:tc>
-        <w:tc>
-          <w:tcPr>
-            <w:tcW w:type="dxa" w:w="1880"/>
-            <w:shd w:fill="F2F2F2" w:color="auto" w:val="clear"/>
-            <w:tcMar>
-              <w:top w:type="dxa" w:w="90"/>
-              <w:left w:type="dxa" w:w="120"/>
-              <w:bottom w:type="dxa" w:w="90"/>
-              <w:right w:type="dxa" w:w="120"/>
-            </w:tcMar>
-          </w:tcPr>
-          <w:p>
-            <w:r>
-              <w:rPr>
-                <w:color w:val="767171"/>
-                <w:sz w:val="19"/>
-                <w:szCs w:val="19"/>
-              </w:rPr>
-              <w:t xml:space="preserve"> </w:t>
-            </w:r>
-          </w:p>
-        </w:tc>
-      </w:tr>
-      <w:tr>
-        <w:trPr>
-          <w:cantSplit/>
-        </w:trPr>
-        <w:tc>
-          <w:tcPr>
-            <w:tcW w:type="dxa" w:w="1200"/>
-            <w:tcMar>
-              <w:top w:type="dxa" w:w="90"/>
-              <w:left w:type="dxa" w:w="120"/>
-              <w:bottom w:type="dxa" w:w="90"/>
-              <w:right w:type="dxa" w:w="120"/>
-            </w:tcMar>
-          </w:tcPr>
-          <w:p>
-            <w:r>
-              <w:rPr>
-                <w:color w:val="767171"/>
-                <w:sz w:val="19"/>
-                <w:szCs w:val="19"/>
-              </w:rPr>
-              <w:t xml:space="preserve"> </w:t>
-            </w:r>
-          </w:p>
-        </w:tc>
-        <w:tc>
-          <w:tcPr>
-            <w:tcW w:type="dxa" w:w="1000"/>
-            <w:tcMar>
-              <w:top w:type="dxa" w:w="90"/>
-              <w:left w:type="dxa" w:w="120"/>
-              <w:bottom w:type="dxa" w:w="90"/>
-              <w:right w:type="dxa" w:w="120"/>
-            </w:tcMar>
-          </w:tcPr>
-          <w:p>
-            <w:r>
-              <w:rPr>
-                <w:color w:val="767171"/>
-                <w:sz w:val="19"/>
-                <w:szCs w:val="19"/>
-              </w:rPr>
-              <w:t xml:space="preserve"> </w:t>
-            </w:r>
-          </w:p>
-        </w:tc>
-        <w:tc>
-          <w:tcPr>
-            <w:tcW w:type="dxa" w:w="1500"/>
-            <w:tcMar>
-              <w:top w:type="dxa" w:w="90"/>
-              <w:left w:type="dxa" w:w="120"/>
-              <w:bottom w:type="dxa" w:w="90"/>
-              <w:right w:type="dxa" w:w="120"/>
-            </w:tcMar>
-          </w:tcPr>
-          <w:p>
-            <w:r>
-              <w:rPr>
-                <w:color w:val="767171"/>
-                <w:sz w:val="19"/>
-                <w:szCs w:val="19"/>
-              </w:rPr>
-              <w:t xml:space="preserve"> </w:t>
-            </w:r>
-          </w:p>
-        </w:tc>
-        <w:tc>
-          <w:tcPr>
-            <w:tcW w:type="dxa" w:w="1900"/>
-            <w:tcMar>
-              <w:top w:type="dxa" w:w="90"/>
-              <w:left w:type="dxa" w:w="120"/>
-              <w:bottom w:type="dxa" w:w="90"/>
-              <w:right w:type="dxa" w:w="120"/>
-            </w:tcMar>
-          </w:tcPr>
-          <w:p>
-            <w:r>
-              <w:rPr>
-                <w:color w:val="767171"/>
-                <w:sz w:val="19"/>
-                <w:szCs w:val="19"/>
-              </w:rPr>
-              <w:t xml:space="preserve"> </w:t>
-            </w:r>
-          </w:p>
-        </w:tc>
-        <w:tc>
-          <w:tcPr>
-            <w:tcW w:type="dxa" w:w="1880"/>
-            <w:tcMar>
-              <w:top w:type="dxa" w:w="90"/>
-              <w:left w:type="dxa" w:w="120"/>
-              <w:bottom w:type="dxa" w:w="90"/>
-              <w:right w:type="dxa" w:w="120"/>
-            </w:tcMar>
-          </w:tcPr>
-          <w:p>
-            <w:r>
-              <w:rPr>
-                <w:color w:val="767171"/>
-                <w:sz w:val="19"/>
-                <w:szCs w:val="19"/>
-              </w:rPr>
-              <w:t xml:space="preserve"> </w:t>
-            </w:r>
-          </w:p>
-        </w:tc>
-        <w:tc>
-          <w:tcPr>
-            <w:tcW w:type="dxa" w:w="1880"/>
-            <w:tcMar>
-              <w:top w:type="dxa" w:w="90"/>
-              <w:left w:type="dxa" w:w="120"/>
-              <w:bottom w:type="dxa" w:w="90"/>
-              <w:right w:type="dxa" w:w="120"/>
-            </w:tcMar>
-          </w:tcPr>
-          <w:p>
-            <w:r>
-              <w:rPr>
-                <w:color w:val="767171"/>
-                <w:sz w:val="19"/>
-                <w:szCs w:val="19"/>
-              </w:rPr>
-              <w:t xml:space="preserve"> </w:t>
-            </w:r>
-          </w:p>
-        </w:tc>
-      </w:tr>
-      <w:tr>
-        <w:trPr>
-          <w:cantSplit/>
-        </w:trPr>
-        <w:tc>
-          <w:tcPr>
-            <w:tcW w:type="dxa" w:w="1200"/>
-            <w:shd w:fill="F2F2F2" w:color="auto" w:val="clear"/>
-            <w:tcMar>
-              <w:top w:type="dxa" w:w="90"/>
-              <w:left w:type="dxa" w:w="120"/>
-              <w:bottom w:type="dxa" w:w="90"/>
-              <w:right w:type="dxa" w:w="120"/>
-            </w:tcMar>
-          </w:tcPr>
-          <w:p>
-            <w:r>
-              <w:rPr>
-                <w:color w:val="767171"/>
-                <w:sz w:val="19"/>
-                <w:szCs w:val="19"/>
-              </w:rPr>
-              <w:t xml:space="preserve"> </w:t>
-            </w:r>
-          </w:p>
-        </w:tc>
-        <w:tc>
-          <w:tcPr>
-            <w:tcW w:type="dxa" w:w="1000"/>
-            <w:shd w:fill="F2F2F2" w:color="auto" w:val="clear"/>
-            <w:tcMar>
-              <w:top w:type="dxa" w:w="90"/>
-              <w:left w:type="dxa" w:w="120"/>
-              <w:bottom w:type="dxa" w:w="90"/>
-              <w:right w:type="dxa" w:w="120"/>
-            </w:tcMar>
-          </w:tcPr>
-          <w:p>
-            <w:r>
-              <w:rPr>
-                <w:color w:val="767171"/>
-                <w:sz w:val="19"/>
-                <w:szCs w:val="19"/>
-              </w:rPr>
-              <w:t xml:space="preserve"> </w:t>
-            </w:r>
-          </w:p>
-        </w:tc>
-        <w:tc>
-          <w:tcPr>
-            <w:tcW w:type="dxa" w:w="1500"/>
-            <w:shd w:fill="F2F2F2" w:color="auto" w:val="clear"/>
-            <w:tcMar>
-              <w:top w:type="dxa" w:w="90"/>
-              <w:left w:type="dxa" w:w="120"/>
-              <w:bottom w:type="dxa" w:w="90"/>
-              <w:right w:type="dxa" w:w="120"/>
-            </w:tcMar>
-          </w:tcPr>
-          <w:p>
-            <w:r>
-              <w:rPr>
-                <w:color w:val="767171"/>
-                <w:sz w:val="19"/>
-                <w:szCs w:val="19"/>
-              </w:rPr>
-              <w:t xml:space="preserve"> </w:t>
-            </w:r>
-          </w:p>
-        </w:tc>
-        <w:tc>
-          <w:tcPr>
-            <w:tcW w:type="dxa" w:w="1900"/>
-            <w:shd w:fill="F2F2F2" w:color="auto" w:val="clear"/>
-            <w:tcMar>
-              <w:top w:type="dxa" w:w="90"/>
-              <w:left w:type="dxa" w:w="120"/>
-              <w:bottom w:type="dxa" w:w="90"/>
-              <w:right w:type="dxa" w:w="120"/>
-            </w:tcMar>
-          </w:tcPr>
-          <w:p>
-            <w:r>
-              <w:rPr>
-                <w:color w:val="767171"/>
-                <w:sz w:val="19"/>
-                <w:szCs w:val="19"/>
-              </w:rPr>
-              <w:t xml:space="preserve"> </w:t>
-            </w:r>
-          </w:p>
-        </w:tc>
-        <w:tc>
-          <w:tcPr>
-            <w:tcW w:type="dxa" w:w="1880"/>
-            <w:shd w:fill="F2F2F2" w:color="auto" w:val="clear"/>
-            <w:tcMar>
-              <w:top w:type="dxa" w:w="90"/>
-              <w:left w:type="dxa" w:w="120"/>
-              <w:bottom w:type="dxa" w:w="90"/>
-              <w:right w:type="dxa" w:w="120"/>
-            </w:tcMar>
-          </w:tcPr>
-          <w:p>
-            <w:r>
-              <w:rPr>
-                <w:color w:val="767171"/>
-                <w:sz w:val="19"/>
-                <w:szCs w:val="19"/>
-              </w:rPr>
-              <w:t xml:space="preserve"> </w:t>
-            </w:r>
-          </w:p>
-        </w:tc>
-        <w:tc>
-          <w:tcPr>
-            <w:tcW w:type="dxa" w:w="1880"/>
-            <w:shd w:fill="F2F2F2" w:color="auto" w:val="clear"/>
-            <w:tcMar>
-              <w:top w:type="dxa" w:w="90"/>
-              <w:left w:type="dxa" w:w="120"/>
-              <w:bottom w:type="dxa" w:w="90"/>
-              <w:right w:type="dxa" w:w="120"/>
-            </w:tcMar>
-          </w:tcPr>
-          <w:p>
-            <w:r>
-              <w:rPr>
-                <w:color w:val="767171"/>
-                <w:sz w:val="19"/>
-                <w:szCs w:val="19"/>
-              </w:rPr>
-              <w:t xml:space="preserve"> </w:t>
-            </w:r>
-          </w:p>
-        </w:tc>
-      </w:tr>
-    </w:tbl>
-    <w:p>
-      <w:pPr>
-        <w:pStyle w:val="Caption"/>
-        <w:spacing w:after="240" w:before="100"/>
-      </w:pPr>
-      <w:r>
-        <w:rPr>
-          <w:b/>
-          <w:bCs/>
-          <w:color w:val="1F3864"/>
-          <w:sz w:val="19"/>
-          <w:szCs w:val="19"/>
-        </w:rPr>
-        <w:t xml:space="preserve">Table 4. Sensitivity — the baseline and at least three more runs (km² of Snowbird).</w:t>
-      </w:r>
-    </w:p>
-    <w:p>
-      <w:pPr>
-        <w:pStyle w:val="Heading2"/>
-        <w:spacing w:after="60" w:before="220"/>
-      </w:pPr>
-      <w:r>
-        <w:rPr>
-          <w:b/>
-          <w:bCs/>
-          <w:color w:val="1F3864"/>
-          <w:sz w:val="22"/>
-          <w:szCs w:val="22"/>
-        </w:rPr>
-        <w:t xml:space="preserve">How much does moving the elevation bands change the map, in each direction? Use the altitude-class column to say why. (2 points)</w:t>
-      </w:r>
-    </w:p>
-    <w:p>
-      <w:pPr>
-        <w:spacing w:after="260" w:before="0"/>
-      </w:pPr>
-      <w:r>
-        <w:rPr>
-          <w:i/>
-          <w:iCs/>
-          <w:color w:val="767171"/>
-          <w:highlight w:val="yellow"/>
-        </w:rPr>
-        <w:t xml:space="preserve">[Your answer here.]</w:t>
-      </w:r>
-    </w:p>
-    <w:p>
-      <w:pPr>
-        <w:pStyle w:val="Heading2"/>
-        <w:spacing w:after="60" w:before="220"/>
-      </w:pPr>
-      <w:r>
-        <w:rPr>
-          <w:b/>
-          <w:bCs/>
-          <w:color w:val="1F3864"/>
-          <w:sz w:val="22"/>
-          <w:szCs w:val="22"/>
-        </w:rPr>
-        <w:t xml:space="preserve">How much does the combination rule change the map? For the same run, compare the three rules. Which would you publish, and to whom? (2 points)</w:t>
-      </w:r>
-    </w:p>
-    <w:p>
-      <w:pPr>
-        <w:spacing w:after="260" w:before="0"/>
-      </w:pPr>
-      <w:r>
-        <w:rPr>
-          <w:i/>
-          <w:iCs/>
-          <w:color w:val="767171"/>
-          <w:highlight w:val="yellow"/>
-        </w:rPr>
-        <w:t xml:space="preserve">[Your answer here.]</w:t>
-      </w:r>
-    </w:p>
-    <w:p>
-      <w:pPr>
-        <w:pStyle w:val="Heading2"/>
-        <w:spacing w:after="60" w:before="220"/>
-      </w:pPr>
-      <w:r>
-        <w:rPr>
-          <w:b/>
-          <w:bCs/>
-          <w:color w:val="1F3864"/>
-          <w:sz w:val="22"/>
-          <w:szCs w:val="22"/>
-        </w:rPr>
-        <w:t xml:space="preserve">Where do the three rules agree, and where do they disagree most? Map Rule_Spread at shift 0 beside the imagery and say what terrain sits at 0 and at 4. (2 points)</w:t>
-      </w:r>
-    </w:p>
-    <w:p>
-      <w:pPr>
-        <w:spacing w:after="260" w:before="0"/>
-      </w:pPr>
-      <w:r>
-        <w:rPr>
-          <w:i/>
-          <w:iCs/>
-          <w:color w:val="767171"/>
-          <w:highlight w:val="yellow"/>
-        </w:rPr>
-        <w:t xml:space="preserve">[Your answer here.]</w:t>
-      </w:r>
-    </w:p>
-    <w:p>
-      <w:pPr>
-        <w:pStyle w:val="Heading1"/>
-        <w:spacing w:after="80" w:before="280"/>
-      </w:pPr>
-      <w:r>
-        <w:rPr>
-          <w:b/>
-          <w:bCs/>
-          <w:color w:val="1F3864"/>
-          <w:sz w:val="28"/>
-          <w:szCs w:val="28"/>
-        </w:rPr>
-        <w:t xml:space="preserve">7.  Where the Map Is Wrong</w:t>
-      </w:r>
-    </w:p>
-    <w:p>
-      <w:pPr>
-        <w:spacing w:after="160" w:before="60"/>
-      </w:pPr>
-      <w:r>
-        <w:rPr>
-          <w:i/>
-          <w:iCs/>
-          <w:color w:val="767171"/>
-          <w:sz w:val="19"/>
-          <w:szCs w:val="19"/>
-        </w:rPr>
-        <w:t xml:space="preserve">Rubric: where the map is wrong and why, and what data would fix it (2 points). What the terrain-only model leaves out (snowpack, weather, wind loading, triggering, slope shape, ground cover, terrain traps), what a bare-earth 10 m DEM cannot show, and what Table 1 assumes — name each and the data that would fix it.</w:t>
-      </w:r>
-    </w:p>
-    <w:p>
-      <w:pPr>
-        <w:spacing w:after="260" w:before="0"/>
-      </w:pPr>
-      <w:r>
-        <w:rPr>
-          <w:i/>
-          <w:iCs/>
-          <w:color w:val="767171"/>
-          <w:highlight w:val="yellow"/>
-        </w:rPr>
-        <w:t xml:space="preserve">[Add your content here.]</w:t>
-      </w:r>
-    </w:p>
-    <w:p>
-      <w:r>
-        <w:br w:type="page"/>
-      </w:r>
-    </w:p>
-    <w:p>
-      <w:pPr>
-        <w:pStyle w:val="Heading1"/>
-        <w:spacing w:after="80" w:before="280"/>
-      </w:pPr>
-      <w:r>
-        <w:rPr>
-          <w:b/>
-          <w:bCs/>
-          <w:color w:val="1F3864"/>
-          <w:sz w:val="28"/>
-          <w:szCs w:val="28"/>
-        </w:rPr>
-        <w:t xml:space="preserve">8.  Maps</w:t>
-      </w:r>
-    </w:p>
-    <w:p>
-      <w:pPr>
-        <w:spacing w:after="160" w:before="60"/>
-      </w:pPr>
-      <w:r>
-        <w:rPr>
-          <w:i/>
-          <w:iCs/>
-          <w:color w:val="767171"/>
-          <w:sz w:val="19"/>
-          <w:szCs w:val="19"/>
-        </w:rPr>
-        <w:t xml:space="preserve">Both maps are full-page, 8.5 × 11. Put each on its own page. Use the danger-scale colors on both, so a reader can compare them.</w:t>
-      </w:r>
-    </w:p>
-    <w:p>
-      <w:pPr>
-        <w:spacing w:after="160" w:before="60"/>
-      </w:pPr>
-      <w:r>
-        <w:rPr>
-          <w:i/>
-          <w:iCs/>
-          <w:color w:val="767171"/>
-          <w:sz w:val="19"/>
-          <w:szCs w:val="19"/>
-        </w:rPr>
-        <w:t xml:space="preserve">Must carry: title stating the rule and the elevation bands; neat line, north arrow and scale bar; a text box with author, date, map projection, and the DEM’s source and date; the hazard classes in the danger-scale colors, labeled Low to Extreme in a legend; the Snowbird boundary and labeled places; an inset locating Little Cottonwood Canyon; basemap, scale and legibility appropriate to the ski area.</w:t>
+        <w:t xml:space="preserve">A crop of your error map around the largest error, with its coordinates and value labeled.</w:t>
       </w:r>
     </w:p>
     <w:tbl>
@@ -3741,7 +2930,7 @@
       <w:tr>
         <w:trPr>
           <w:cantSplit/>
-          <w:trHeight w:val="8640" w:hRule="atLeast"/>
+          <w:trHeight w:val="4320" w:hRule="atLeast"/>
         </w:trPr>
         <w:tc>
           <w:tcPr>
@@ -3781,12 +2970,28 @@
           <w:sz w:val="19"/>
           <w:szCs w:val="19"/>
         </w:rPr>
-        <w:t xml:space="preserve">Map 1. Baseline — the geometric mean at shift 0.</w:t>
+        <w:t xml:space="preserve">Figure 3. The largest error on my baseline error maps, close up.</w:t>
       </w:r>
     </w:p>
     <w:p>
       <w:r>
         <w:br w:type="page"/>
+      </w:r>
+    </w:p>
+    <w:p>
+      <w:pPr>
+        <w:pStyle w:val="Heading1"/>
+        <w:spacing w:after="80" w:before="280"/>
+      </w:pPr>
+      <w:r>
+        <w:rPr>
+          <w:b/>
+          <w:bCs/>
+          <w:color w:val="1F3864"/>
+          <w:sz w:val="28"/>
+          <w:szCs w:val="28"/>
+        </w:rPr>
+        <w:t xml:space="preserve">6.  Testing the Choices</w:t>
       </w:r>
     </w:p>
     <w:p>
@@ -3801,12 +3006,1114 @@
           <w:sz w:val="19"/>
           <w:szCs w:val="19"/>
         </w:rPr>
-        <w:t xml:space="preserve">Everything Map 1 needs except the inset, plus: the title and text box say what changed from Map 1 and why this run was chosen.</w:t>
+        <w:t xml:space="preserve">Rubric: one table with your baseline and the five Step 8 runs, including run 5 at your own IDW power with your BYU ID’s last two digits, the RMSE of all three methods in every row, and a row with your baseline’s three checkpoint RMSEs (4 points).</w:t>
+      </w:r>
+    </w:p>
+    <w:p>
+      <w:pPr>
+        <w:spacing w:after="260" w:before="0"/>
+      </w:pPr>
+      <w:r>
+        <w:rPr>
+          <w:i/>
+          <w:iCs/>
+          <w:color w:val="767171"/>
+          <w:highlight w:val="yellow"/>
+        </w:rPr>
+        <w:t xml:space="preserve">[Add your content here.]</w:t>
       </w:r>
     </w:p>
     <w:tbl>
       <w:tblPr>
         <w:tblW w:type="dxa" w:w="9360"/>
+        <w:tblBorders>
+          <w:top w:val="single" w:color="auto" w:sz="4"/>
+          <w:left w:val="single" w:color="auto" w:sz="4"/>
+          <w:bottom w:val="single" w:color="auto" w:sz="4"/>
+          <w:right w:val="single" w:color="auto" w:sz="4"/>
+          <w:insideH w:val="single" w:color="auto" w:sz="4"/>
+          <w:insideV w:val="single" w:color="auto" w:sz="4"/>
+        </w:tblBorders>
+      </w:tblPr>
+      <w:tblGrid>
+        <w:gridCol w:w="1700"/>
+        <w:gridCol w:w="3060"/>
+        <w:gridCol w:w="1540"/>
+        <w:gridCol w:w="1500"/>
+        <w:gridCol w:w="1560"/>
+      </w:tblGrid>
+      <w:tr>
+        <w:trPr>
+          <w:cantSplit/>
+          <w:tblHeader/>
+        </w:trPr>
+        <w:tc>
+          <w:tcPr>
+            <w:tcW w:type="dxa" w:w="1700"/>
+            <w:shd w:fill="D9E2F3" w:color="auto" w:val="clear"/>
+            <w:tcMar>
+              <w:top w:type="dxa" w:w="90"/>
+              <w:left w:type="dxa" w:w="120"/>
+              <w:bottom w:type="dxa" w:w="90"/>
+              <w:right w:type="dxa" w:w="120"/>
+            </w:tcMar>
+          </w:tcPr>
+          <w:p>
+            <w:r>
+              <w:rPr>
+                <w:b/>
+                <w:bCs/>
+                <w:color w:val="1F3864"/>
+                <w:sz w:val="19"/>
+                <w:szCs w:val="19"/>
+              </w:rPr>
+              <w:t xml:space="preserve">Run</w:t>
+            </w:r>
+          </w:p>
+        </w:tc>
+        <w:tc>
+          <w:tcPr>
+            <w:tcW w:type="dxa" w:w="3060"/>
+            <w:shd w:fill="D9E2F3" w:color="auto" w:val="clear"/>
+            <w:tcMar>
+              <w:top w:type="dxa" w:w="90"/>
+              <w:left w:type="dxa" w:w="120"/>
+              <w:bottom w:type="dxa" w:w="90"/>
+              <w:right w:type="dxa" w:w="120"/>
+            </w:tcMar>
+          </w:tcPr>
+          <w:p>
+            <w:r>
+              <w:rPr>
+                <w:b/>
+                <w:bCs/>
+                <w:color w:val="1F3864"/>
+                <w:sz w:val="19"/>
+                <w:szCs w:val="19"/>
+              </w:rPr>
+              <w:t xml:space="preserve">Sample points, IDW power, semivariogram</w:t>
+            </w:r>
+          </w:p>
+        </w:tc>
+        <w:tc>
+          <w:tcPr>
+            <w:tcW w:type="dxa" w:w="1540"/>
+            <w:shd w:fill="D9E2F3" w:color="auto" w:val="clear"/>
+            <w:tcMar>
+              <w:top w:type="dxa" w:w="90"/>
+              <w:left w:type="dxa" w:w="120"/>
+              <w:bottom w:type="dxa" w:w="90"/>
+              <w:right w:type="dxa" w:w="120"/>
+            </w:tcMar>
+          </w:tcPr>
+          <w:p>
+            <w:r>
+              <w:rPr>
+                <w:b/>
+                <w:bCs/>
+                <w:color w:val="1F3864"/>
+                <w:sz w:val="19"/>
+                <w:szCs w:val="19"/>
+              </w:rPr>
+              <w:t xml:space="preserve">Thiessen RMSE (m)</w:t>
+            </w:r>
+          </w:p>
+        </w:tc>
+        <w:tc>
+          <w:tcPr>
+            <w:tcW w:type="dxa" w:w="1500"/>
+            <w:shd w:fill="D9E2F3" w:color="auto" w:val="clear"/>
+            <w:tcMar>
+              <w:top w:type="dxa" w:w="90"/>
+              <w:left w:type="dxa" w:w="120"/>
+              <w:bottom w:type="dxa" w:w="90"/>
+              <w:right w:type="dxa" w:w="120"/>
+            </w:tcMar>
+          </w:tcPr>
+          <w:p>
+            <w:r>
+              <w:rPr>
+                <w:b/>
+                <w:bCs/>
+                <w:color w:val="1F3864"/>
+                <w:sz w:val="19"/>
+                <w:szCs w:val="19"/>
+              </w:rPr>
+              <w:t xml:space="preserve">IDW RMSE (m)</w:t>
+            </w:r>
+          </w:p>
+        </w:tc>
+        <w:tc>
+          <w:tcPr>
+            <w:tcW w:type="dxa" w:w="1560"/>
+            <w:shd w:fill="D9E2F3" w:color="auto" w:val="clear"/>
+            <w:tcMar>
+              <w:top w:type="dxa" w:w="90"/>
+              <w:left w:type="dxa" w:w="120"/>
+              <w:bottom w:type="dxa" w:w="90"/>
+              <w:right w:type="dxa" w:w="120"/>
+            </w:tcMar>
+          </w:tcPr>
+          <w:p>
+            <w:r>
+              <w:rPr>
+                <w:b/>
+                <w:bCs/>
+                <w:color w:val="1F3864"/>
+                <w:sz w:val="19"/>
+                <w:szCs w:val="19"/>
+              </w:rPr>
+              <w:t xml:space="preserve">Kriging RMSE (m)</w:t>
+            </w:r>
+          </w:p>
+        </w:tc>
+      </w:tr>
+      <w:tr>
+        <w:trPr>
+          <w:cantSplit/>
+        </w:trPr>
+        <w:tc>
+          <w:tcPr>
+            <w:tcW w:type="dxa" w:w="1700"/>
+            <w:tcMar>
+              <w:top w:type="dxa" w:w="90"/>
+              <w:left w:type="dxa" w:w="120"/>
+              <w:bottom w:type="dxa" w:w="90"/>
+              <w:right w:type="dxa" w:w="120"/>
+            </w:tcMar>
+          </w:tcPr>
+          <w:p>
+            <w:r>
+              <w:rPr>
+                <w:color w:val="000000"/>
+                <w:sz w:val="19"/>
+                <w:szCs w:val="19"/>
+              </w:rPr>
+              <w:t xml:space="preserve">Baseline (Step 7)</w:t>
+            </w:r>
+          </w:p>
+        </w:tc>
+        <w:tc>
+          <w:tcPr>
+            <w:tcW w:type="dxa" w:w="3060"/>
+            <w:tcMar>
+              <w:top w:type="dxa" w:w="90"/>
+              <w:left w:type="dxa" w:w="120"/>
+              <w:bottom w:type="dxa" w:w="90"/>
+              <w:right w:type="dxa" w:w="120"/>
+            </w:tcMar>
+          </w:tcPr>
+          <w:p>
+            <w:r>
+              <w:rPr>
+                <w:color w:val="000000"/>
+                <w:sz w:val="19"/>
+                <w:szCs w:val="19"/>
+              </w:rPr>
+              <w:t xml:space="preserve">Sample_Points_2500, 2, Spherical</w:t>
+            </w:r>
+          </w:p>
+        </w:tc>
+        <w:tc>
+          <w:tcPr>
+            <w:tcW w:type="dxa" w:w="1540"/>
+            <w:tcMar>
+              <w:top w:type="dxa" w:w="90"/>
+              <w:left w:type="dxa" w:w="120"/>
+              <w:bottom w:type="dxa" w:w="90"/>
+              <w:right w:type="dxa" w:w="120"/>
+            </w:tcMar>
+          </w:tcPr>
+          <w:p>
+            <w:r>
+              <w:rPr>
+                <w:color w:val="767171"/>
+                <w:sz w:val="19"/>
+                <w:szCs w:val="19"/>
+              </w:rPr>
+              <w:t xml:space="preserve"> </w:t>
+            </w:r>
+          </w:p>
+        </w:tc>
+        <w:tc>
+          <w:tcPr>
+            <w:tcW w:type="dxa" w:w="1500"/>
+            <w:tcMar>
+              <w:top w:type="dxa" w:w="90"/>
+              <w:left w:type="dxa" w:w="120"/>
+              <w:bottom w:type="dxa" w:w="90"/>
+              <w:right w:type="dxa" w:w="120"/>
+            </w:tcMar>
+          </w:tcPr>
+          <w:p>
+            <w:r>
+              <w:rPr>
+                <w:color w:val="767171"/>
+                <w:sz w:val="19"/>
+                <w:szCs w:val="19"/>
+              </w:rPr>
+              <w:t xml:space="preserve"> </w:t>
+            </w:r>
+          </w:p>
+        </w:tc>
+        <w:tc>
+          <w:tcPr>
+            <w:tcW w:type="dxa" w:w="1560"/>
+            <w:tcMar>
+              <w:top w:type="dxa" w:w="90"/>
+              <w:left w:type="dxa" w:w="120"/>
+              <w:bottom w:type="dxa" w:w="90"/>
+              <w:right w:type="dxa" w:w="120"/>
+            </w:tcMar>
+          </w:tcPr>
+          <w:p>
+            <w:r>
+              <w:rPr>
+                <w:color w:val="767171"/>
+                <w:sz w:val="19"/>
+                <w:szCs w:val="19"/>
+              </w:rPr>
+              <w:t xml:space="preserve"> </w:t>
+            </w:r>
+          </w:p>
+        </w:tc>
+      </w:tr>
+      <w:tr>
+        <w:trPr>
+          <w:cantSplit/>
+        </w:trPr>
+        <w:tc>
+          <w:tcPr>
+            <w:tcW w:type="dxa" w:w="1700"/>
+            <w:shd w:fill="F2F2F2" w:color="auto" w:val="clear"/>
+            <w:tcMar>
+              <w:top w:type="dxa" w:w="90"/>
+              <w:left w:type="dxa" w:w="120"/>
+              <w:bottom w:type="dxa" w:w="90"/>
+              <w:right w:type="dxa" w:w="120"/>
+            </w:tcMar>
+          </w:tcPr>
+          <w:p>
+            <w:r>
+              <w:rPr>
+                <w:color w:val="000000"/>
+                <w:sz w:val="19"/>
+                <w:szCs w:val="19"/>
+              </w:rPr>
+              <w:t xml:space="preserve">Baseline, 200 checkpoints</w:t>
+            </w:r>
+          </w:p>
+        </w:tc>
+        <w:tc>
+          <w:tcPr>
+            <w:tcW w:type="dxa" w:w="3060"/>
+            <w:shd w:fill="F2F2F2" w:color="auto" w:val="clear"/>
+            <w:tcMar>
+              <w:top w:type="dxa" w:w="90"/>
+              <w:left w:type="dxa" w:w="120"/>
+              <w:bottom w:type="dxa" w:w="90"/>
+              <w:right w:type="dxa" w:w="120"/>
+            </w:tcMar>
+          </w:tcPr>
+          <w:p>
+            <w:r>
+              <w:rPr>
+                <w:color w:val="000000"/>
+                <w:sz w:val="19"/>
+                <w:szCs w:val="19"/>
+              </w:rPr>
+              <w:t xml:space="preserve">RMSE at the checkpoints</w:t>
+            </w:r>
+          </w:p>
+        </w:tc>
+        <w:tc>
+          <w:tcPr>
+            <w:tcW w:type="dxa" w:w="1540"/>
+            <w:shd w:fill="F2F2F2" w:color="auto" w:val="clear"/>
+            <w:tcMar>
+              <w:top w:type="dxa" w:w="90"/>
+              <w:left w:type="dxa" w:w="120"/>
+              <w:bottom w:type="dxa" w:w="90"/>
+              <w:right w:type="dxa" w:w="120"/>
+            </w:tcMar>
+          </w:tcPr>
+          <w:p>
+            <w:r>
+              <w:rPr>
+                <w:color w:val="767171"/>
+                <w:sz w:val="19"/>
+                <w:szCs w:val="19"/>
+              </w:rPr>
+              <w:t xml:space="preserve"> </w:t>
+            </w:r>
+          </w:p>
+        </w:tc>
+        <w:tc>
+          <w:tcPr>
+            <w:tcW w:type="dxa" w:w="1500"/>
+            <w:shd w:fill="F2F2F2" w:color="auto" w:val="clear"/>
+            <w:tcMar>
+              <w:top w:type="dxa" w:w="90"/>
+              <w:left w:type="dxa" w:w="120"/>
+              <w:bottom w:type="dxa" w:w="90"/>
+              <w:right w:type="dxa" w:w="120"/>
+            </w:tcMar>
+          </w:tcPr>
+          <w:p>
+            <w:r>
+              <w:rPr>
+                <w:color w:val="767171"/>
+                <w:sz w:val="19"/>
+                <w:szCs w:val="19"/>
+              </w:rPr>
+              <w:t xml:space="preserve"> </w:t>
+            </w:r>
+          </w:p>
+        </w:tc>
+        <w:tc>
+          <w:tcPr>
+            <w:tcW w:type="dxa" w:w="1560"/>
+            <w:shd w:fill="F2F2F2" w:color="auto" w:val="clear"/>
+            <w:tcMar>
+              <w:top w:type="dxa" w:w="90"/>
+              <w:left w:type="dxa" w:w="120"/>
+              <w:bottom w:type="dxa" w:w="90"/>
+              <w:right w:type="dxa" w:w="120"/>
+            </w:tcMar>
+          </w:tcPr>
+          <w:p>
+            <w:r>
+              <w:rPr>
+                <w:color w:val="767171"/>
+                <w:sz w:val="19"/>
+                <w:szCs w:val="19"/>
+              </w:rPr>
+              <w:t xml:space="preserve"> </w:t>
+            </w:r>
+          </w:p>
+        </w:tc>
+      </w:tr>
+      <w:tr>
+        <w:trPr>
+          <w:cantSplit/>
+        </w:trPr>
+        <w:tc>
+          <w:tcPr>
+            <w:tcW w:type="dxa" w:w="1700"/>
+            <w:tcMar>
+              <w:top w:type="dxa" w:w="90"/>
+              <w:left w:type="dxa" w:w="120"/>
+              <w:bottom w:type="dxa" w:w="90"/>
+              <w:right w:type="dxa" w:w="120"/>
+            </w:tcMar>
+          </w:tcPr>
+          <w:p>
+            <w:r>
+              <w:rPr>
+                <w:color w:val="000000"/>
+                <w:sz w:val="19"/>
+                <w:szCs w:val="19"/>
+              </w:rPr>
+              <w:t xml:space="preserve">1</w:t>
+            </w:r>
+          </w:p>
+        </w:tc>
+        <w:tc>
+          <w:tcPr>
+            <w:tcW w:type="dxa" w:w="3060"/>
+            <w:tcMar>
+              <w:top w:type="dxa" w:w="90"/>
+              <w:left w:type="dxa" w:w="120"/>
+              <w:bottom w:type="dxa" w:w="90"/>
+              <w:right w:type="dxa" w:w="120"/>
+            </w:tcMar>
+          </w:tcPr>
+          <w:p>
+            <w:r>
+              <w:rPr>
+                <w:color w:val="000000"/>
+                <w:sz w:val="19"/>
+                <w:szCs w:val="19"/>
+              </w:rPr>
+              <w:t xml:space="preserve">Sample_Points_250, 2, Spherical</w:t>
+            </w:r>
+          </w:p>
+        </w:tc>
+        <w:tc>
+          <w:tcPr>
+            <w:tcW w:type="dxa" w:w="1540"/>
+            <w:tcMar>
+              <w:top w:type="dxa" w:w="90"/>
+              <w:left w:type="dxa" w:w="120"/>
+              <w:bottom w:type="dxa" w:w="90"/>
+              <w:right w:type="dxa" w:w="120"/>
+            </w:tcMar>
+          </w:tcPr>
+          <w:p>
+            <w:r>
+              <w:rPr>
+                <w:color w:val="767171"/>
+                <w:sz w:val="19"/>
+                <w:szCs w:val="19"/>
+              </w:rPr>
+              <w:t xml:space="preserve"> </w:t>
+            </w:r>
+          </w:p>
+        </w:tc>
+        <w:tc>
+          <w:tcPr>
+            <w:tcW w:type="dxa" w:w="1500"/>
+            <w:tcMar>
+              <w:top w:type="dxa" w:w="90"/>
+              <w:left w:type="dxa" w:w="120"/>
+              <w:bottom w:type="dxa" w:w="90"/>
+              <w:right w:type="dxa" w:w="120"/>
+            </w:tcMar>
+          </w:tcPr>
+          <w:p>
+            <w:r>
+              <w:rPr>
+                <w:color w:val="767171"/>
+                <w:sz w:val="19"/>
+                <w:szCs w:val="19"/>
+              </w:rPr>
+              <w:t xml:space="preserve"> </w:t>
+            </w:r>
+          </w:p>
+        </w:tc>
+        <w:tc>
+          <w:tcPr>
+            <w:tcW w:type="dxa" w:w="1560"/>
+            <w:tcMar>
+              <w:top w:type="dxa" w:w="90"/>
+              <w:left w:type="dxa" w:w="120"/>
+              <w:bottom w:type="dxa" w:w="90"/>
+              <w:right w:type="dxa" w:w="120"/>
+            </w:tcMar>
+          </w:tcPr>
+          <w:p>
+            <w:r>
+              <w:rPr>
+                <w:color w:val="767171"/>
+                <w:sz w:val="19"/>
+                <w:szCs w:val="19"/>
+              </w:rPr>
+              <w:t xml:space="preserve"> </w:t>
+            </w:r>
+          </w:p>
+        </w:tc>
+      </w:tr>
+      <w:tr>
+        <w:trPr>
+          <w:cantSplit/>
+        </w:trPr>
+        <w:tc>
+          <w:tcPr>
+            <w:tcW w:type="dxa" w:w="1700"/>
+            <w:shd w:fill="F2F2F2" w:color="auto" w:val="clear"/>
+            <w:tcMar>
+              <w:top w:type="dxa" w:w="90"/>
+              <w:left w:type="dxa" w:w="120"/>
+              <w:bottom w:type="dxa" w:w="90"/>
+              <w:right w:type="dxa" w:w="120"/>
+            </w:tcMar>
+          </w:tcPr>
+          <w:p>
+            <w:r>
+              <w:rPr>
+                <w:color w:val="000000"/>
+                <w:sz w:val="19"/>
+                <w:szCs w:val="19"/>
+              </w:rPr>
+              <w:t xml:space="preserve">2</w:t>
+            </w:r>
+          </w:p>
+        </w:tc>
+        <w:tc>
+          <w:tcPr>
+            <w:tcW w:type="dxa" w:w="3060"/>
+            <w:shd w:fill="F2F2F2" w:color="auto" w:val="clear"/>
+            <w:tcMar>
+              <w:top w:type="dxa" w:w="90"/>
+              <w:left w:type="dxa" w:w="120"/>
+              <w:bottom w:type="dxa" w:w="90"/>
+              <w:right w:type="dxa" w:w="120"/>
+            </w:tcMar>
+          </w:tcPr>
+          <w:p>
+            <w:r>
+              <w:rPr>
+                <w:color w:val="000000"/>
+                <w:sz w:val="19"/>
+                <w:szCs w:val="19"/>
+              </w:rPr>
+              <w:t xml:space="preserve">Sample_Points_10000, 2, Spherical</w:t>
+            </w:r>
+          </w:p>
+        </w:tc>
+        <w:tc>
+          <w:tcPr>
+            <w:tcW w:type="dxa" w:w="1540"/>
+            <w:shd w:fill="F2F2F2" w:color="auto" w:val="clear"/>
+            <w:tcMar>
+              <w:top w:type="dxa" w:w="90"/>
+              <w:left w:type="dxa" w:w="120"/>
+              <w:bottom w:type="dxa" w:w="90"/>
+              <w:right w:type="dxa" w:w="120"/>
+            </w:tcMar>
+          </w:tcPr>
+          <w:p>
+            <w:r>
+              <w:rPr>
+                <w:color w:val="767171"/>
+                <w:sz w:val="19"/>
+                <w:szCs w:val="19"/>
+              </w:rPr>
+              <w:t xml:space="preserve"> </w:t>
+            </w:r>
+          </w:p>
+        </w:tc>
+        <w:tc>
+          <w:tcPr>
+            <w:tcW w:type="dxa" w:w="1500"/>
+            <w:shd w:fill="F2F2F2" w:color="auto" w:val="clear"/>
+            <w:tcMar>
+              <w:top w:type="dxa" w:w="90"/>
+              <w:left w:type="dxa" w:w="120"/>
+              <w:bottom w:type="dxa" w:w="90"/>
+              <w:right w:type="dxa" w:w="120"/>
+            </w:tcMar>
+          </w:tcPr>
+          <w:p>
+            <w:r>
+              <w:rPr>
+                <w:color w:val="767171"/>
+                <w:sz w:val="19"/>
+                <w:szCs w:val="19"/>
+              </w:rPr>
+              <w:t xml:space="preserve"> </w:t>
+            </w:r>
+          </w:p>
+        </w:tc>
+        <w:tc>
+          <w:tcPr>
+            <w:tcW w:type="dxa" w:w="1560"/>
+            <w:shd w:fill="F2F2F2" w:color="auto" w:val="clear"/>
+            <w:tcMar>
+              <w:top w:type="dxa" w:w="90"/>
+              <w:left w:type="dxa" w:w="120"/>
+              <w:bottom w:type="dxa" w:w="90"/>
+              <w:right w:type="dxa" w:w="120"/>
+            </w:tcMar>
+          </w:tcPr>
+          <w:p>
+            <w:r>
+              <w:rPr>
+                <w:color w:val="767171"/>
+                <w:sz w:val="19"/>
+                <w:szCs w:val="19"/>
+              </w:rPr>
+              <w:t xml:space="preserve"> </w:t>
+            </w:r>
+          </w:p>
+        </w:tc>
+      </w:tr>
+      <w:tr>
+        <w:trPr>
+          <w:cantSplit/>
+        </w:trPr>
+        <w:tc>
+          <w:tcPr>
+            <w:tcW w:type="dxa" w:w="1700"/>
+            <w:tcMar>
+              <w:top w:type="dxa" w:w="90"/>
+              <w:left w:type="dxa" w:w="120"/>
+              <w:bottom w:type="dxa" w:w="90"/>
+              <w:right w:type="dxa" w:w="120"/>
+            </w:tcMar>
+          </w:tcPr>
+          <w:p>
+            <w:r>
+              <w:rPr>
+                <w:color w:val="000000"/>
+                <w:sz w:val="19"/>
+                <w:szCs w:val="19"/>
+              </w:rPr>
+              <w:t xml:space="preserve">3</w:t>
+            </w:r>
+          </w:p>
+        </w:tc>
+        <w:tc>
+          <w:tcPr>
+            <w:tcW w:type="dxa" w:w="3060"/>
+            <w:tcMar>
+              <w:top w:type="dxa" w:w="90"/>
+              <w:left w:type="dxa" w:w="120"/>
+              <w:bottom w:type="dxa" w:w="90"/>
+              <w:right w:type="dxa" w:w="120"/>
+            </w:tcMar>
+          </w:tcPr>
+          <w:p>
+            <w:r>
+              <w:rPr>
+                <w:color w:val="000000"/>
+                <w:sz w:val="19"/>
+                <w:szCs w:val="19"/>
+              </w:rPr>
+              <w:t xml:space="preserve">Sample_Points_2500, 1, Exponential</w:t>
+            </w:r>
+          </w:p>
+        </w:tc>
+        <w:tc>
+          <w:tcPr>
+            <w:tcW w:type="dxa" w:w="1540"/>
+            <w:tcMar>
+              <w:top w:type="dxa" w:w="90"/>
+              <w:left w:type="dxa" w:w="120"/>
+              <w:bottom w:type="dxa" w:w="90"/>
+              <w:right w:type="dxa" w:w="120"/>
+            </w:tcMar>
+          </w:tcPr>
+          <w:p>
+            <w:r>
+              <w:rPr>
+                <w:color w:val="767171"/>
+                <w:sz w:val="19"/>
+                <w:szCs w:val="19"/>
+              </w:rPr>
+              <w:t xml:space="preserve"> </w:t>
+            </w:r>
+          </w:p>
+        </w:tc>
+        <w:tc>
+          <w:tcPr>
+            <w:tcW w:type="dxa" w:w="1500"/>
+            <w:tcMar>
+              <w:top w:type="dxa" w:w="90"/>
+              <w:left w:type="dxa" w:w="120"/>
+              <w:bottom w:type="dxa" w:w="90"/>
+              <w:right w:type="dxa" w:w="120"/>
+            </w:tcMar>
+          </w:tcPr>
+          <w:p>
+            <w:r>
+              <w:rPr>
+                <w:color w:val="767171"/>
+                <w:sz w:val="19"/>
+                <w:szCs w:val="19"/>
+              </w:rPr>
+              <w:t xml:space="preserve"> </w:t>
+            </w:r>
+          </w:p>
+        </w:tc>
+        <w:tc>
+          <w:tcPr>
+            <w:tcW w:type="dxa" w:w="1560"/>
+            <w:tcMar>
+              <w:top w:type="dxa" w:w="90"/>
+              <w:left w:type="dxa" w:w="120"/>
+              <w:bottom w:type="dxa" w:w="90"/>
+              <w:right w:type="dxa" w:w="120"/>
+            </w:tcMar>
+          </w:tcPr>
+          <w:p>
+            <w:r>
+              <w:rPr>
+                <w:color w:val="767171"/>
+                <w:sz w:val="19"/>
+                <w:szCs w:val="19"/>
+              </w:rPr>
+              <w:t xml:space="preserve"> </w:t>
+            </w:r>
+          </w:p>
+        </w:tc>
+      </w:tr>
+      <w:tr>
+        <w:trPr>
+          <w:cantSplit/>
+        </w:trPr>
+        <w:tc>
+          <w:tcPr>
+            <w:tcW w:type="dxa" w:w="1700"/>
+            <w:shd w:fill="F2F2F2" w:color="auto" w:val="clear"/>
+            <w:tcMar>
+              <w:top w:type="dxa" w:w="90"/>
+              <w:left w:type="dxa" w:w="120"/>
+              <w:bottom w:type="dxa" w:w="90"/>
+              <w:right w:type="dxa" w:w="120"/>
+            </w:tcMar>
+          </w:tcPr>
+          <w:p>
+            <w:r>
+              <w:rPr>
+                <w:color w:val="000000"/>
+                <w:sz w:val="19"/>
+                <w:szCs w:val="19"/>
+              </w:rPr>
+              <w:t xml:space="preserve">4</w:t>
+            </w:r>
+          </w:p>
+        </w:tc>
+        <w:tc>
+          <w:tcPr>
+            <w:tcW w:type="dxa" w:w="3060"/>
+            <w:shd w:fill="F2F2F2" w:color="auto" w:val="clear"/>
+            <w:tcMar>
+              <w:top w:type="dxa" w:w="90"/>
+              <w:left w:type="dxa" w:w="120"/>
+              <w:bottom w:type="dxa" w:w="90"/>
+              <w:right w:type="dxa" w:w="120"/>
+            </w:tcMar>
+          </w:tcPr>
+          <w:p>
+            <w:r>
+              <w:rPr>
+                <w:color w:val="000000"/>
+                <w:sz w:val="19"/>
+                <w:szCs w:val="19"/>
+              </w:rPr>
+              <w:t xml:space="preserve">Sample_Points_2500, 3, Gaussian</w:t>
+            </w:r>
+          </w:p>
+        </w:tc>
+        <w:tc>
+          <w:tcPr>
+            <w:tcW w:type="dxa" w:w="1540"/>
+            <w:shd w:fill="F2F2F2" w:color="auto" w:val="clear"/>
+            <w:tcMar>
+              <w:top w:type="dxa" w:w="90"/>
+              <w:left w:type="dxa" w:w="120"/>
+              <w:bottom w:type="dxa" w:w="90"/>
+              <w:right w:type="dxa" w:w="120"/>
+            </w:tcMar>
+          </w:tcPr>
+          <w:p>
+            <w:r>
+              <w:rPr>
+                <w:color w:val="767171"/>
+                <w:sz w:val="19"/>
+                <w:szCs w:val="19"/>
+              </w:rPr>
+              <w:t xml:space="preserve"> </w:t>
+            </w:r>
+          </w:p>
+        </w:tc>
+        <w:tc>
+          <w:tcPr>
+            <w:tcW w:type="dxa" w:w="1500"/>
+            <w:shd w:fill="F2F2F2" w:color="auto" w:val="clear"/>
+            <w:tcMar>
+              <w:top w:type="dxa" w:w="90"/>
+              <w:left w:type="dxa" w:w="120"/>
+              <w:bottom w:type="dxa" w:w="90"/>
+              <w:right w:type="dxa" w:w="120"/>
+            </w:tcMar>
+          </w:tcPr>
+          <w:p>
+            <w:r>
+              <w:rPr>
+                <w:color w:val="767171"/>
+                <w:sz w:val="19"/>
+                <w:szCs w:val="19"/>
+              </w:rPr>
+              <w:t xml:space="preserve"> </w:t>
+            </w:r>
+          </w:p>
+        </w:tc>
+        <w:tc>
+          <w:tcPr>
+            <w:tcW w:type="dxa" w:w="1560"/>
+            <w:shd w:fill="F2F2F2" w:color="auto" w:val="clear"/>
+            <w:tcMar>
+              <w:top w:type="dxa" w:w="90"/>
+              <w:left w:type="dxa" w:w="120"/>
+              <w:bottom w:type="dxa" w:w="90"/>
+              <w:right w:type="dxa" w:w="120"/>
+            </w:tcMar>
+          </w:tcPr>
+          <w:p>
+            <w:r>
+              <w:rPr>
+                <w:color w:val="767171"/>
+                <w:sz w:val="19"/>
+                <w:szCs w:val="19"/>
+              </w:rPr>
+              <w:t xml:space="preserve"> </w:t>
+            </w:r>
+          </w:p>
+        </w:tc>
+      </w:tr>
+      <w:tr>
+        <w:trPr>
+          <w:cantSplit/>
+        </w:trPr>
+        <w:tc>
+          <w:tcPr>
+            <w:tcW w:type="dxa" w:w="1700"/>
+            <w:tcMar>
+              <w:top w:type="dxa" w:w="90"/>
+              <w:left w:type="dxa" w:w="120"/>
+              <w:bottom w:type="dxa" w:w="90"/>
+              <w:right w:type="dxa" w:w="120"/>
+            </w:tcMar>
+          </w:tcPr>
+          <w:p>
+            <w:r>
+              <w:rPr>
+                <w:color w:val="000000"/>
+                <w:sz w:val="19"/>
+                <w:szCs w:val="19"/>
+              </w:rPr>
+              <w:t xml:space="preserve">5 (my power)</w:t>
+            </w:r>
+          </w:p>
+        </w:tc>
+        <w:tc>
+          <w:tcPr>
+            <w:tcW w:type="dxa" w:w="3060"/>
+            <w:tcMar>
+              <w:top w:type="dxa" w:w="90"/>
+              <w:left w:type="dxa" w:w="120"/>
+              <w:bottom w:type="dxa" w:w="90"/>
+              <w:right w:type="dxa" w:w="120"/>
+            </w:tcMar>
+          </w:tcPr>
+          <w:p>
+            <w:r>
+              <w:rPr>
+                <w:color w:val="000000"/>
+                <w:sz w:val="19"/>
+                <w:szCs w:val="19"/>
+              </w:rPr>
+              <w:t xml:space="preserve">Sample_Points_2500, ____, Spherical</w:t>
+            </w:r>
+          </w:p>
+        </w:tc>
+        <w:tc>
+          <w:tcPr>
+            <w:tcW w:type="dxa" w:w="1540"/>
+            <w:tcMar>
+              <w:top w:type="dxa" w:w="90"/>
+              <w:left w:type="dxa" w:w="120"/>
+              <w:bottom w:type="dxa" w:w="90"/>
+              <w:right w:type="dxa" w:w="120"/>
+            </w:tcMar>
+          </w:tcPr>
+          <w:p>
+            <w:r>
+              <w:rPr>
+                <w:color w:val="767171"/>
+                <w:sz w:val="19"/>
+                <w:szCs w:val="19"/>
+              </w:rPr>
+              <w:t xml:space="preserve"> </w:t>
+            </w:r>
+          </w:p>
+        </w:tc>
+        <w:tc>
+          <w:tcPr>
+            <w:tcW w:type="dxa" w:w="1500"/>
+            <w:tcMar>
+              <w:top w:type="dxa" w:w="90"/>
+              <w:left w:type="dxa" w:w="120"/>
+              <w:bottom w:type="dxa" w:w="90"/>
+              <w:right w:type="dxa" w:w="120"/>
+            </w:tcMar>
+          </w:tcPr>
+          <w:p>
+            <w:r>
+              <w:rPr>
+                <w:color w:val="767171"/>
+                <w:sz w:val="19"/>
+                <w:szCs w:val="19"/>
+              </w:rPr>
+              <w:t xml:space="preserve"> </w:t>
+            </w:r>
+          </w:p>
+        </w:tc>
+        <w:tc>
+          <w:tcPr>
+            <w:tcW w:type="dxa" w:w="1560"/>
+            <w:tcMar>
+              <w:top w:type="dxa" w:w="90"/>
+              <w:left w:type="dxa" w:w="120"/>
+              <w:bottom w:type="dxa" w:w="90"/>
+              <w:right w:type="dxa" w:w="120"/>
+            </w:tcMar>
+          </w:tcPr>
+          <w:p>
+            <w:r>
+              <w:rPr>
+                <w:color w:val="767171"/>
+                <w:sz w:val="19"/>
+                <w:szCs w:val="19"/>
+              </w:rPr>
+              <w:t xml:space="preserve"> </w:t>
+            </w:r>
+          </w:p>
+        </w:tc>
+      </w:tr>
+    </w:tbl>
+    <w:p>
+      <w:pPr>
+        <w:pStyle w:val="Caption"/>
+        <w:spacing w:after="240" w:before="100"/>
+      </w:pPr>
+      <w:r>
+        <w:rPr>
+          <w:b/>
+          <w:bCs/>
+          <w:color w:val="1F3864"/>
+          <w:sz w:val="19"/>
+          <w:szCs w:val="19"/>
+        </w:rPr>
+        <w:t xml:space="preserve">Table 4. Sensitivity. My BYU ID ends in __ , so my IDW power is 1 + __ ÷ 40 = ______.</w:t>
+      </w:r>
+    </w:p>
+    <w:p>
+      <w:pPr>
+        <w:pStyle w:val="Heading2"/>
+        <w:spacing w:after="60" w:before="220"/>
+      </w:pPr>
+      <w:r>
+        <w:rPr>
+          <w:b/>
+          <w:bCs/>
+          <w:color w:val="1F3864"/>
+          <w:sz w:val="22"/>
+          <w:szCs w:val="22"/>
+        </w:rPr>
+        <w:t xml:space="preserve">Which method wins, and does the ranking survive? Rank the methods at 250, 2,500 and 10,000 points, with your numbers. (2 points)</w:t>
+      </w:r>
+    </w:p>
+    <w:p>
+      <w:pPr>
+        <w:spacing w:after="260" w:before="0"/>
+      </w:pPr>
+      <w:r>
+        <w:rPr>
+          <w:i/>
+          <w:iCs/>
+          <w:color w:val="767171"/>
+          <w:highlight w:val="yellow"/>
+        </w:rPr>
+        <w:t xml:space="preserve">[Your answer here.]</w:t>
+      </w:r>
+    </w:p>
+    <w:p>
+      <w:pPr>
+        <w:pStyle w:val="Heading2"/>
+        <w:spacing w:after="60" w:before="220"/>
+      </w:pPr>
+      <w:r>
+        <w:rPr>
+          <w:b/>
+          <w:bCs/>
+          <w:color w:val="1F3864"/>
+          <w:sz w:val="22"/>
+          <w:szCs w:val="22"/>
+        </w:rPr>
+        <w:t xml:space="preserve">Which parameter mattered, and which barely did? Compare the IDW powers (1, 2, 3 and yours) and the semivariogram model with the number of points. (2 points)</w:t>
+      </w:r>
+    </w:p>
+    <w:p>
+      <w:pPr>
+        <w:spacing w:after="260" w:before="0"/>
+      </w:pPr>
+      <w:r>
+        <w:rPr>
+          <w:i/>
+          <w:iCs/>
+          <w:color w:val="767171"/>
+          <w:highlight w:val="yellow"/>
+        </w:rPr>
+        <w:t xml:space="preserve">[Your answer here.]</w:t>
+      </w:r>
+    </w:p>
+    <w:p>
+      <w:pPr>
+        <w:pStyle w:val="Heading2"/>
+        <w:spacing w:after="60" w:before="220"/>
+      </w:pPr>
+      <w:r>
+        <w:rPr>
+          <w:b/>
+          <w:bCs/>
+          <w:color w:val="1F3864"/>
+          <w:sz w:val="22"/>
+          <w:szCs w:val="22"/>
+        </w:rPr>
+        <w:t xml:space="preserve">Could you have known without the truth? Compare each checkpoint RMSE with the RMSE over all 67,337 cells. (2 points)</w:t>
+      </w:r>
+    </w:p>
+    <w:p>
+      <w:pPr>
+        <w:spacing w:after="260" w:before="0"/>
+      </w:pPr>
+      <w:r>
+        <w:rPr>
+          <w:i/>
+          <w:iCs/>
+          <w:color w:val="767171"/>
+          <w:highlight w:val="yellow"/>
+        </w:rPr>
+        <w:t xml:space="preserve">[Your answer here.]</w:t>
+      </w:r>
+    </w:p>
+    <w:p>
+      <w:r>
+        <w:br w:type="page"/>
+      </w:r>
+    </w:p>
+    <w:p>
+      <w:pPr>
+        <w:pStyle w:val="Heading1"/>
+        <w:spacing w:after="80" w:before="280"/>
+      </w:pPr>
+      <w:r>
+        <w:rPr>
+          <w:b/>
+          <w:bCs/>
+          <w:color w:val="1F3864"/>
+          <w:sz w:val="28"/>
+          <w:szCs w:val="28"/>
+        </w:rPr>
+        <w:t xml:space="preserve">7.  Maps</w:t>
+      </w:r>
+    </w:p>
+    <w:p>
+      <w:pPr>
+        <w:spacing w:after="160" w:before="60"/>
+      </w:pPr>
+      <w:r>
+        <w:rPr>
+          <w:i/>
+          <w:iCs/>
+          <w:color w:val="767171"/>
+          <w:sz w:val="19"/>
+          <w:szCs w:val="19"/>
+        </w:rPr>
+        <w:t xml:space="preserve">Both maps are full sheets; landscape is easiest. Use the same elevation scale and the same error scale and breaks on both, so a reader can compare them.</w:t>
+      </w:r>
+    </w:p>
+    <w:p>
+      <w:pPr>
+        <w:spacing w:after="160" w:before="60"/>
+      </w:pPr>
+      <w:r>
+        <w:rPr>
+          <w:i/>
+          <w:iCs/>
+          <w:color w:val="767171"/>
+          <w:sz w:val="19"/>
+          <w:szCs w:val="19"/>
+        </w:rPr>
+        <w:t xml:space="preserve">Must carry: title, neat line, north arrow and scale bar; a text box with author, date, map projection, the DEM’s source and date, and your seed; the true DEM with your sample points and the three surfaces on one elevation scale with a legend; the three error maps on one diverging scale with the same breaks, with a legend; every panel labeled with method, parameters and RMSE.</w:t>
+      </w:r>
+    </w:p>
+    <w:tbl>
+      <w:tblPr>
+        <w:tblW w:type="dxa" w:w="12960"/>
         <w:tblBorders>
           <w:top w:val="dashed" w:color="BFBFBF" w:sz="6"/>
           <w:left w:val="dashed" w:color="BFBFBF" w:sz="6"/>
@@ -3817,16 +4124,16 @@
         </w:tblBorders>
       </w:tblPr>
       <w:tblGrid>
-        <w:gridCol w:w="9360"/>
+        <w:gridCol w:w="12960"/>
       </w:tblGrid>
       <w:tr>
         <w:trPr>
           <w:cantSplit/>
-          <w:trHeight w:val="8640" w:hRule="atLeast"/>
+          <w:trHeight w:val="7500" w:hRule="atLeast"/>
         </w:trPr>
         <w:tc>
           <w:tcPr>
-            <w:tcW w:type="dxa" w:w="9360"/>
+            <w:tcW w:type="dxa" w:w="12960"/>
             <w:vAlign w:val="center"/>
           </w:tcPr>
           <w:p>
@@ -3862,7 +4169,88 @@
           <w:sz w:val="19"/>
           <w:szCs w:val="19"/>
         </w:rPr>
-        <w:t xml:space="preserve">Map 2. Scenario — a different shift or rule from Step 9.</w:t>
+        <w:t xml:space="preserve">Map 1. Baseline comparison sheet at my seed — the true DEM, three surfaces and three error maps.</w:t>
+      </w:r>
+    </w:p>
+    <w:p>
+      <w:r>
+        <w:br w:type="page"/>
+      </w:r>
+    </w:p>
+    <w:p>
+      <w:pPr>
+        <w:spacing w:after="160" w:before="60"/>
+      </w:pPr>
+      <w:r>
+        <w:rPr>
+          <w:i/>
+          <w:iCs/>
+          <w:color w:val="767171"/>
+          <w:sz w:val="19"/>
+          <w:szCs w:val="19"/>
+        </w:rPr>
+        <w:t xml:space="preserve">Must carry: the scenario’s three error maps on Map 1’s error scale with a legend (the true DEM and surfaces are optional); every panel labeled with method, parameters and RMSE; title and text box saying what changed from Map 1 and by how much; plus the title, neat line, north arrow, scale bar and text box items of Map 1.</w:t>
+      </w:r>
+    </w:p>
+    <w:tbl>
+      <w:tblPr>
+        <w:tblW w:type="dxa" w:w="12960"/>
+        <w:tblBorders>
+          <w:top w:val="dashed" w:color="BFBFBF" w:sz="6"/>
+          <w:left w:val="dashed" w:color="BFBFBF" w:sz="6"/>
+          <w:bottom w:val="dashed" w:color="BFBFBF" w:sz="6"/>
+          <w:right w:val="dashed" w:color="BFBFBF" w:sz="6"/>
+          <w:insideH w:val="dashed" w:color="BFBFBF" w:sz="6"/>
+          <w:insideV w:val="dashed" w:color="BFBFBF" w:sz="6"/>
+        </w:tblBorders>
+      </w:tblPr>
+      <w:tblGrid>
+        <w:gridCol w:w="12960"/>
+      </w:tblGrid>
+      <w:tr>
+        <w:trPr>
+          <w:cantSplit/>
+          <w:trHeight w:val="7500" w:hRule="atLeast"/>
+        </w:trPr>
+        <w:tc>
+          <w:tcPr>
+            <w:tcW w:type="dxa" w:w="12960"/>
+            <w:vAlign w:val="center"/>
+          </w:tcPr>
+          <w:p>
+            <w:pPr>
+              <w:keepNext/>
+              <w:jc w:val="center"/>
+            </w:pPr>
+            <w:r>
+              <w:rPr>
+                <w:i/>
+                <w:iCs/>
+                <w:color w:val="767171"/>
+                <w:sz w:val="19"/>
+                <w:szCs w:val="19"/>
+                <w:highlight w:val="yellow"/>
+              </w:rPr>
+              <w:t xml:space="preserve">[ Insert image here — delete this box ]</w:t>
+            </w:r>
+          </w:p>
+        </w:tc>
+      </w:tr>
+    </w:tbl>
+    <w:p>
+      <w:pPr>
+        <w:pStyle w:val="Caption"/>
+        <w:spacing w:after="240" w:before="100"/>
+      </w:pPr>
+      <w:r>
+        <w:rPr>
+          <w:b/>
+          <w:bCs/>
+          <w:color w:val="1F3864"/>
+          <w:sz w:val="19"/>
+          <w:szCs w:val="19"/>
+        </w:rPr>
+        <w:t xml:space="preserve">Map 2. One Step 8 scenario — its three error maps on Map 1’s error scale.</w:t>
       </w:r>
     </w:p>
     <w:p>
@@ -3883,7 +4271,7 @@
           <w:sz w:val="28"/>
           <w:szCs w:val="28"/>
         </w:rPr>
-        <w:t xml:space="preserve">9.  References</w:t>
+        <w:t xml:space="preserve">8.  References</w:t>
       </w:r>
     </w:p>
     <w:p>
@@ -3898,7 +4286,7 @@
           <w:sz w:val="19"/>
           <w:szCs w:val="19"/>
         </w:rPr>
-        <w:t xml:space="preserve">Rubric: sources credited (part of the point for organized writing). Credit the DEM, the ski-area layer, the advisory behind Table 1, the basemap and anything else you relied on.</w:t>
+        <w:t xml:space="preserve">Rubric: sources credited (part of the point for organized writing). Credit the DEM tile, the 3DEP image service, the textbook chapter and anything else you relied on.</w:t>
       </w:r>
     </w:p>
     <w:p>
@@ -3928,7 +4316,7 @@
           <w:sz w:val="28"/>
           <w:szCs w:val="28"/>
         </w:rPr>
-        <w:t xml:space="preserve">10.  AI Use Statement</w:t>
+        <w:t xml:space="preserve">9.  AI Use Statement</w:t>
       </w:r>
     </w:p>
     <w:p>
@@ -3943,7 +4331,7 @@
           <w:sz w:val="19"/>
           <w:szCs w:val="19"/>
         </w:rPr>
-        <w:t xml:space="preserve">Course policy: one line saying what you used AI for. If you used none, say that. Expressions, class breaks, coordinate systems and areas come from your own work, never from a model. You do the work in ArcGIS Pro yourself: AI may not run it for you, put facts in your report you did not find, or redraw or “enhance” your figures (see the course AI policy).</w:t>
+        <w:t xml:space="preserve">Course policy: one line saying what you used AI for. If you used none, say that. Expressions, coordinate systems, RMSEs and coordinates come from your own work, never from a model. You do the work in ArcGIS Pro yourself: AI may not run it for you, put facts in your report you did not find, or redraw or “enhance” your figures (see the course AI policy).</w:t>
       </w:r>
     </w:p>
     <w:p>
@@ -3978,7 +4366,7 @@
           <w:sz w:val="28"/>
           <w:szCs w:val="28"/>
         </w:rPr>
-        <w:t xml:space="preserve">11.  Self-Graded Rubric</w:t>
+        <w:t xml:space="preserve">10.  Self-Graded Rubric</w:t>
       </w:r>
     </w:p>
     <w:p>
@@ -4150,7 +4538,7 @@
                 <w:sz w:val="17"/>
                 <w:szCs w:val="17"/>
               </w:rPr>
-              <w:t xml:space="preserve">The requirements of the project and your approach to solving it, in your own words (2)</w:t>
+              <w:t xml:space="preserve">The requirements of the project and your approach to solving it, in your own words (1)</w:t>
             </w:r>
           </w:p>
           <w:p>
@@ -4167,7 +4555,7 @@
                 <w:sz w:val="17"/>
                 <w:szCs w:val="17"/>
               </w:rPr>
-              <w:t xml:space="preserve">The three metadata values for the DEM and what each means for your result (2)</w:t>
+              <w:t xml:space="preserve">The three metadata values for the DEM and what the service returned in Step 1, what each means for your result, and which you would cite (2)</w:t>
             </w:r>
           </w:p>
           <w:p>
@@ -4184,7 +4572,7 @@
                 <w:sz w:val="17"/>
                 <w:szCs w:val="17"/>
               </w:rPr>
-              <w:t xml:space="preserve">The "all three agree" result and why it is the wrong answer (2)</w:t>
+              <w:t xml:space="preserve">Your check values from Steps 3 to 7, on the course's 2,500 points (2)</w:t>
             </w:r>
           </w:p>
           <w:p>
@@ -4201,7 +4589,7 @@
                 <w:sz w:val="17"/>
                 <w:szCs w:val="17"/>
               </w:rPr>
-              <w:t xml:space="preserve">Where the map is wrong and why, and what data would fix it (2)</w:t>
+              <w:t xml:space="preserve">Where the methods break: the largest error on your baseline's error map for the best method, its coordinates and size, with a cropped figure, and why the ground there defeats the interpolators (3)</w:t>
             </w:r>
           </w:p>
           <w:p>
@@ -4316,7 +4704,7 @@
                 <w:sz w:val="17"/>
                 <w:szCs w:val="17"/>
               </w:rPr>
-              <w:t xml:space="preserve">The model runs end to end from its tool dialog and its Step 8 table of Snowbird's areas at shift 0 matches the check values (4)</w:t>
+              <w:t xml:space="preserve">The model runs end to end from its tool dialog and, on the course's 2,500 points, matches the three RMSE check values (4)</w:t>
             </w:r>
           </w:p>
           <w:p>
@@ -4350,7 +4738,7 @@
                 <w:sz w:val="17"/>
                 <w:szCs w:val="17"/>
               </w:rPr>
-              <w:t xml:space="preserve">A screen capture of the toolbox interface with the shift parameter exposed (2)</w:t>
+              <w:t xml:space="preserve">A screen capture of the tool dialog with the sample points, the IDW power and the semivariogram exposed as parameters (2)</w:t>
             </w:r>
           </w:p>
           <w:p>
@@ -4448,7 +4836,7 @@
                 <w:sz w:val="19"/>
                 <w:szCs w:val="19"/>
               </w:rPr>
-              <w:t xml:space="preserve">Map 1 — your baseline (full page, 8.5 × 11)</w:t>
+              <w:t xml:space="preserve">Map 1 — your baseline comparison sheet</w:t>
             </w:r>
           </w:p>
           <w:p>
@@ -4465,7 +4853,7 @@
                 <w:sz w:val="17"/>
                 <w:szCs w:val="17"/>
               </w:rPr>
-              <w:t xml:space="preserve">Title stating the rule and the elevation bands (1)</w:t>
+              <w:t xml:space="preserve">Title, neat line, north arrow and scale bar (1)</w:t>
             </w:r>
           </w:p>
           <w:p>
@@ -4482,7 +4870,7 @@
                 <w:sz w:val="17"/>
                 <w:szCs w:val="17"/>
               </w:rPr>
-              <w:t xml:space="preserve">Neat line, north arrow and scale bar (1)</w:t>
+              <w:t xml:space="preserve">Text box with author, date, map projection, and the DEM's source and date (1)</w:t>
             </w:r>
           </w:p>
           <w:p>
@@ -4499,7 +4887,7 @@
                 <w:sz w:val="17"/>
                 <w:szCs w:val="17"/>
               </w:rPr>
-              <w:t xml:space="preserve">Text box with author, date, map projection, and the DEM's source and date (1)</w:t>
+              <w:t xml:space="preserve">The true DEM with the sample points and the three surfaces on one elevation scale, with a legend (2)</w:t>
             </w:r>
           </w:p>
           <w:p>
@@ -4516,7 +4904,7 @@
                 <w:sz w:val="17"/>
                 <w:szCs w:val="17"/>
               </w:rPr>
-              <w:t xml:space="preserve">The hazard classes in the danger-scale colors, labeled Low to Extreme in a legend (2)</w:t>
+              <w:t xml:space="preserve">The three error maps on one diverging scale with the same breaks, with a legend (2)</w:t>
             </w:r>
           </w:p>
           <w:p>
@@ -4533,7 +4921,7 @@
                 <w:sz w:val="17"/>
                 <w:szCs w:val="17"/>
               </w:rPr>
-              <w:t xml:space="preserve">The Snowbird boundary and labeled places (1)</w:t>
+              <w:t xml:space="preserve">Every panel labeled with its method, parameters and RMSE (2)</w:t>
             </w:r>
           </w:p>
           <w:p>
@@ -4550,7 +4938,88 @@
                 <w:sz w:val="17"/>
                 <w:szCs w:val="17"/>
               </w:rPr>
-              <w:t xml:space="preserve">An inset locating Little Cottonwood Canyon (2)</w:t>
+              <w:t xml:space="preserve">Layout, scale and legibility: a reader can compare the panels at a glance (2)</w:t>
+            </w:r>
+          </w:p>
+        </w:tc>
+        <w:tc>
+          <w:tcPr>
+            <w:tcW w:type="dxa" w:w="900"/>
+            <w:tcMar>
+              <w:top w:type="dxa" w:w="90"/>
+              <w:left w:type="dxa" w:w="120"/>
+              <w:bottom w:type="dxa" w:w="90"/>
+              <w:right w:type="dxa" w:w="120"/>
+            </w:tcMar>
+          </w:tcPr>
+          <w:p>
+            <w:pPr>
+              <w:jc w:val="center"/>
+            </w:pPr>
+            <w:r>
+              <w:rPr>
+                <w:b w:val="false"/>
+                <w:bCs w:val="false"/>
+                <w:sz w:val="19"/>
+                <w:szCs w:val="19"/>
+              </w:rPr>
+              <w:t xml:space="preserve">10</w:t>
+            </w:r>
+          </w:p>
+        </w:tc>
+        <w:tc>
+          <w:tcPr>
+            <w:tcW w:type="dxa" w:w="1260"/>
+            <w:tcMar>
+              <w:top w:type="dxa" w:w="90"/>
+              <w:left w:type="dxa" w:w="120"/>
+              <w:bottom w:type="dxa" w:w="90"/>
+              <w:right w:type="dxa" w:w="120"/>
+            </w:tcMar>
+          </w:tcPr>
+          <w:p>
+            <w:pPr>
+              <w:jc w:val="center"/>
+            </w:pPr>
+            <w:r>
+              <w:rPr>
+                <w:b w:val="false"/>
+                <w:bCs w:val="false"/>
+                <w:sz w:val="19"/>
+                <w:szCs w:val="19"/>
+                <w:highlight w:val="yellow"/>
+              </w:rPr>
+              <w:t xml:space="preserve">___ / 10</w:t>
+            </w:r>
+          </w:p>
+        </w:tc>
+      </w:tr>
+      <w:tr>
+        <w:trPr>
+          <w:cantSplit/>
+        </w:trPr>
+        <w:tc>
+          <w:tcPr>
+            <w:tcW w:type="dxa" w:w="7200"/>
+            <w:tcMar>
+              <w:top w:type="dxa" w:w="90"/>
+              <w:left w:type="dxa" w:w="120"/>
+              <w:bottom w:type="dxa" w:w="90"/>
+              <w:right w:type="dxa" w:w="120"/>
+            </w:tcMar>
+          </w:tcPr>
+          <w:p>
+            <w:pPr>
+              <w:spacing w:after="60"/>
+            </w:pPr>
+            <w:r>
+              <w:rPr>
+                <w:b/>
+                <w:bCs/>
+                <w:sz w:val="19"/>
+                <w:szCs w:val="19"/>
+              </w:rPr>
+              <w:t xml:space="preserve">Map 2 — one Step 8 scenario</w:t>
             </w:r>
           </w:p>
           <w:p>
@@ -4567,88 +5036,7 @@
                 <w:sz w:val="17"/>
                 <w:szCs w:val="17"/>
               </w:rPr>
-              <w:t xml:space="preserve">Basemap, scale and legibility appropriate to the ski area (2)</w:t>
-            </w:r>
-          </w:p>
-        </w:tc>
-        <w:tc>
-          <w:tcPr>
-            <w:tcW w:type="dxa" w:w="900"/>
-            <w:tcMar>
-              <w:top w:type="dxa" w:w="90"/>
-              <w:left w:type="dxa" w:w="120"/>
-              <w:bottom w:type="dxa" w:w="90"/>
-              <w:right w:type="dxa" w:w="120"/>
-            </w:tcMar>
-          </w:tcPr>
-          <w:p>
-            <w:pPr>
-              <w:jc w:val="center"/>
-            </w:pPr>
-            <w:r>
-              <w:rPr>
-                <w:b w:val="false"/>
-                <w:bCs w:val="false"/>
-                <w:sz w:val="19"/>
-                <w:szCs w:val="19"/>
-              </w:rPr>
-              <w:t xml:space="preserve">10</w:t>
-            </w:r>
-          </w:p>
-        </w:tc>
-        <w:tc>
-          <w:tcPr>
-            <w:tcW w:type="dxa" w:w="1260"/>
-            <w:tcMar>
-              <w:top w:type="dxa" w:w="90"/>
-              <w:left w:type="dxa" w:w="120"/>
-              <w:bottom w:type="dxa" w:w="90"/>
-              <w:right w:type="dxa" w:w="120"/>
-            </w:tcMar>
-          </w:tcPr>
-          <w:p>
-            <w:pPr>
-              <w:jc w:val="center"/>
-            </w:pPr>
-            <w:r>
-              <w:rPr>
-                <w:b w:val="false"/>
-                <w:bCs w:val="false"/>
-                <w:sz w:val="19"/>
-                <w:szCs w:val="19"/>
-                <w:highlight w:val="yellow"/>
-              </w:rPr>
-              <w:t xml:space="preserve">___ / 10</w:t>
-            </w:r>
-          </w:p>
-        </w:tc>
-      </w:tr>
-      <w:tr>
-        <w:trPr>
-          <w:cantSplit/>
-        </w:trPr>
-        <w:tc>
-          <w:tcPr>
-            <w:tcW w:type="dxa" w:w="7200"/>
-            <w:tcMar>
-              <w:top w:type="dxa" w:w="90"/>
-              <w:left w:type="dxa" w:w="120"/>
-              <w:bottom w:type="dxa" w:w="90"/>
-              <w:right w:type="dxa" w:w="120"/>
-            </w:tcMar>
-          </w:tcPr>
-          <w:p>
-            <w:pPr>
-              <w:spacing w:after="60"/>
-            </w:pPr>
-            <w:r>
-              <w:rPr>
-                <w:b/>
-                <w:bCs/>
-                <w:sz w:val="19"/>
-                <w:szCs w:val="19"/>
-              </w:rPr>
-              <w:t xml:space="preserve">Map 2 — one Step 9 scenario (full page, 8.5 × 11)</w:t>
+              <w:t xml:space="preserve">Title, neat line, north arrow and scale bar (1)</w:t>
             </w:r>
           </w:p>
           <w:p>
@@ -4665,7 +5053,7 @@
                 <w:sz w:val="17"/>
                 <w:szCs w:val="17"/>
               </w:rPr>
-              <w:t xml:space="preserve">Title stating the rule and the elevation bands (1)</w:t>
+              <w:t xml:space="preserve">Text box with author, date, map projection, and the DEM's source and date (1)</w:t>
             </w:r>
           </w:p>
           <w:p>
@@ -4682,7 +5070,7 @@
                 <w:sz w:val="17"/>
                 <w:szCs w:val="17"/>
               </w:rPr>
-              <w:t xml:space="preserve">Neat line, north arrow and scale bar (1)</w:t>
+              <w:t xml:space="preserve">The scenario's three error maps on Map 1's error scale, with a legend (2)</w:t>
             </w:r>
           </w:p>
           <w:p>
@@ -4699,7 +5087,7 @@
                 <w:sz w:val="17"/>
                 <w:szCs w:val="17"/>
               </w:rPr>
-              <w:t xml:space="preserve">Text box with author, date, map projection, and the DEM's source and date (1)</w:t>
+              <w:t xml:space="preserve">Every panel labeled with its method, parameters and RMSE (2)</w:t>
             </w:r>
           </w:p>
           <w:p>
@@ -4716,7 +5104,7 @@
                 <w:sz w:val="17"/>
                 <w:szCs w:val="17"/>
               </w:rPr>
-              <w:t xml:space="preserve">The hazard classes in the danger-scale colors, labeled Low to Extreme in a legend (2)</w:t>
+              <w:t xml:space="preserve">Title and text box say what changed from Map 1 and by how much (2)</w:t>
             </w:r>
           </w:p>
           <w:p>
@@ -4733,7 +5121,88 @@
                 <w:sz w:val="17"/>
                 <w:szCs w:val="17"/>
               </w:rPr>
-              <w:t xml:space="preserve">The Snowbird boundary and labeled places (1)</w:t>
+              <w:t xml:space="preserve">Layout, scale and legibility (2)</w:t>
+            </w:r>
+          </w:p>
+        </w:tc>
+        <w:tc>
+          <w:tcPr>
+            <w:tcW w:type="dxa" w:w="900"/>
+            <w:tcMar>
+              <w:top w:type="dxa" w:w="90"/>
+              <w:left w:type="dxa" w:w="120"/>
+              <w:bottom w:type="dxa" w:w="90"/>
+              <w:right w:type="dxa" w:w="120"/>
+            </w:tcMar>
+          </w:tcPr>
+          <w:p>
+            <w:pPr>
+              <w:jc w:val="center"/>
+            </w:pPr>
+            <w:r>
+              <w:rPr>
+                <w:b w:val="false"/>
+                <w:bCs w:val="false"/>
+                <w:sz w:val="19"/>
+                <w:szCs w:val="19"/>
+              </w:rPr>
+              <w:t xml:space="preserve">10</w:t>
+            </w:r>
+          </w:p>
+        </w:tc>
+        <w:tc>
+          <w:tcPr>
+            <w:tcW w:type="dxa" w:w="1260"/>
+            <w:tcMar>
+              <w:top w:type="dxa" w:w="90"/>
+              <w:left w:type="dxa" w:w="120"/>
+              <w:bottom w:type="dxa" w:w="90"/>
+              <w:right w:type="dxa" w:w="120"/>
+            </w:tcMar>
+          </w:tcPr>
+          <w:p>
+            <w:pPr>
+              <w:jc w:val="center"/>
+            </w:pPr>
+            <w:r>
+              <w:rPr>
+                <w:b w:val="false"/>
+                <w:bCs w:val="false"/>
+                <w:sz w:val="19"/>
+                <w:szCs w:val="19"/>
+                <w:highlight w:val="yellow"/>
+              </w:rPr>
+              <w:t xml:space="preserve">___ / 10</w:t>
+            </w:r>
+          </w:p>
+        </w:tc>
+      </w:tr>
+      <w:tr>
+        <w:trPr>
+          <w:cantSplit/>
+        </w:trPr>
+        <w:tc>
+          <w:tcPr>
+            <w:tcW w:type="dxa" w:w="7200"/>
+            <w:tcMar>
+              <w:top w:type="dxa" w:w="90"/>
+              <w:left w:type="dxa" w:w="120"/>
+              <w:bottom w:type="dxa" w:w="90"/>
+              <w:right w:type="dxa" w:w="120"/>
+            </w:tcMar>
+          </w:tcPr>
+          <w:p>
+            <w:pPr>
+              <w:spacing w:after="60"/>
+            </w:pPr>
+            <w:r>
+              <w:rPr>
+                <w:b/>
+                <w:bCs/>
+                <w:sz w:val="19"/>
+                <w:szCs w:val="19"/>
+              </w:rPr>
+              <w:t xml:space="preserve">Sensitivity (Step 8)</w:t>
             </w:r>
           </w:p>
           <w:p>
@@ -4750,7 +5219,7 @@
                 <w:sz w:val="17"/>
                 <w:szCs w:val="17"/>
               </w:rPr>
-              <w:t xml:space="preserve">Title and text box say what changed from Map 1 and why this run was chosen (2)</w:t>
+              <w:t xml:space="preserve">One table with your baseline and the five Step 8 runs — including run 5 at your own IDW power, with your BYU ID's last two digits — the RMSE of all three methods in every row, and a row with your baseline's three checkpoint RMSEs (4)</w:t>
             </w:r>
           </w:p>
           <w:p>
@@ -4767,88 +5236,7 @@
                 <w:sz w:val="17"/>
                 <w:szCs w:val="17"/>
               </w:rPr>
-              <w:t xml:space="preserve">Basemap, scale and legibility appropriate to the ski area (2)</w:t>
-            </w:r>
-          </w:p>
-        </w:tc>
-        <w:tc>
-          <w:tcPr>
-            <w:tcW w:type="dxa" w:w="900"/>
-            <w:tcMar>
-              <w:top w:type="dxa" w:w="90"/>
-              <w:left w:type="dxa" w:w="120"/>
-              <w:bottom w:type="dxa" w:w="90"/>
-              <w:right w:type="dxa" w:w="120"/>
-            </w:tcMar>
-          </w:tcPr>
-          <w:p>
-            <w:pPr>
-              <w:jc w:val="center"/>
-            </w:pPr>
-            <w:r>
-              <w:rPr>
-                <w:b w:val="false"/>
-                <w:bCs w:val="false"/>
-                <w:sz w:val="19"/>
-                <w:szCs w:val="19"/>
-              </w:rPr>
-              <w:t xml:space="preserve">10</w:t>
-            </w:r>
-          </w:p>
-        </w:tc>
-        <w:tc>
-          <w:tcPr>
-            <w:tcW w:type="dxa" w:w="1260"/>
-            <w:tcMar>
-              <w:top w:type="dxa" w:w="90"/>
-              <w:left w:type="dxa" w:w="120"/>
-              <w:bottom w:type="dxa" w:w="90"/>
-              <w:right w:type="dxa" w:w="120"/>
-            </w:tcMar>
-          </w:tcPr>
-          <w:p>
-            <w:pPr>
-              <w:jc w:val="center"/>
-            </w:pPr>
-            <w:r>
-              <w:rPr>
-                <w:b w:val="false"/>
-                <w:bCs w:val="false"/>
-                <w:sz w:val="19"/>
-                <w:szCs w:val="19"/>
-                <w:highlight w:val="yellow"/>
-              </w:rPr>
-              <w:t xml:space="preserve">___ / 10</w:t>
-            </w:r>
-          </w:p>
-        </w:tc>
-      </w:tr>
-      <w:tr>
-        <w:trPr>
-          <w:cantSplit/>
-        </w:trPr>
-        <w:tc>
-          <w:tcPr>
-            <w:tcW w:type="dxa" w:w="7200"/>
-            <w:tcMar>
-              <w:top w:type="dxa" w:w="90"/>
-              <w:left w:type="dxa" w:w="120"/>
-              <w:bottom w:type="dxa" w:w="90"/>
-              <w:right w:type="dxa" w:w="120"/>
-            </w:tcMar>
-          </w:tcPr>
-          <w:p>
-            <w:pPr>
-              <w:spacing w:after="60"/>
-            </w:pPr>
-            <w:r>
-              <w:rPr>
-                <w:b/>
-                <w:bCs/>
-                <w:sz w:val="19"/>
-                <w:szCs w:val="19"/>
-              </w:rPr>
-              <w:t xml:space="preserve">Sensitivity (Step 9)</w:t>
+              <w:t xml:space="preserve">Which method wins and whether the ranking survives, with your numbers (2)</w:t>
             </w:r>
           </w:p>
           <w:p>
@@ -4865,7 +5253,7 @@
                 <w:sz w:val="17"/>
                 <w:szCs w:val="17"/>
               </w:rPr>
-              <w:t xml:space="preserve">One table with the baseline and at least three more runs, giving the shift, the altitude-class-5 area, and the High + Extreme area of Snowbird under each of the three rules (4)</w:t>
+              <w:t xml:space="preserve">Which parameter mattered and which barely did, with your numbers (2)</w:t>
             </w:r>
           </w:p>
           <w:p>
@@ -4882,41 +5270,7 @@
                 <w:sz w:val="17"/>
                 <w:szCs w:val="17"/>
               </w:rPr>
-              <w:t xml:space="preserve">How much moving the elevation bands changes the map in each direction, and why (2)</w:t>
-            </w:r>
-          </w:p>
-          <w:p>
-            <w:pPr>
-              <w:pStyle w:val="ListParagraph"/>
-              <w:numPr>
-                <w:ilvl w:val="0"/>
-                <w:numId w:val="3"/>
-              </w:numPr>
-              <w:spacing w:after="40"/>
-            </w:pPr>
-            <w:r>
-              <w:rPr>
-                <w:sz w:val="17"/>
-                <w:szCs w:val="17"/>
-              </w:rPr>
-              <w:t xml:space="preserve">How much the combination rule changes the map, and which rule you would publish and why (2)</w:t>
-            </w:r>
-          </w:p>
-          <w:p>
-            <w:pPr>
-              <w:pStyle w:val="ListParagraph"/>
-              <w:numPr>
-                <w:ilvl w:val="0"/>
-                <w:numId w:val="3"/>
-              </w:numPr>
-              <w:spacing w:after="40"/>
-            </w:pPr>
-            <w:r>
-              <w:rPr>
-                <w:sz w:val="17"/>
-                <w:szCs w:val="17"/>
-              </w:rPr>
-              <w:t xml:space="preserve">Where the rules agree and disagree (Rule_Spread), and what terrain that is (2)</w:t>
+              <w:t xml:space="preserve">What the checkpoints would and would not have told you (2)</w:t>
             </w:r>
           </w:p>
         </w:tc>

--- a/docs/assignments/lab-08/lab08-report-template.docx
+++ b/docs/assignments/lab-08/lab08-report-template.docx
@@ -3006,7 +3006,7 @@
           <w:sz w:val="19"/>
           <w:szCs w:val="19"/>
         </w:rPr>
-        <w:t xml:space="preserve">Rubric: one table with your baseline and the five Step 8 runs, including run 5 at your own IDW power with your BYU ID’s last two digits, the RMSE of all three methods in every row, and a row with your baseline’s three checkpoint RMSEs (4 points).</w:t>
+        <w:t xml:space="preserve">Rubric: one table with your baseline and the five Step 8 runs, including run 5 at your own IDW power with your BYU ID’s last two digits, and the RMSE of all three methods in every row (4 points).</w:t>
       </w:r>
     </w:p>
     <w:p>
@@ -3300,7 +3300,7 @@
                 <w:sz w:val="19"/>
                 <w:szCs w:val="19"/>
               </w:rPr>
-              <w:t xml:space="preserve">Baseline, 200 checkpoints</w:t>
+              <w:t xml:space="preserve">1</w:t>
             </w:r>
           </w:p>
         </w:tc>
@@ -3322,7 +3322,7 @@
                 <w:sz w:val="19"/>
                 <w:szCs w:val="19"/>
               </w:rPr>
-              <w:t xml:space="preserve">RMSE at the checkpoints</w:t>
+              <w:t xml:space="preserve">Sample_Points_250, 2, Spherical</w:t>
             </w:r>
           </w:p>
         </w:tc>
@@ -3414,7 +3414,7 @@
                 <w:sz w:val="19"/>
                 <w:szCs w:val="19"/>
               </w:rPr>
-              <w:t xml:space="preserve">1</w:t>
+              <w:t xml:space="preserve">2</w:t>
             </w:r>
           </w:p>
         </w:tc>
@@ -3435,7 +3435,7 @@
                 <w:sz w:val="19"/>
                 <w:szCs w:val="19"/>
               </w:rPr>
-              <w:t xml:space="preserve">Sample_Points_250, 2, Spherical</w:t>
+              <w:t xml:space="preserve">Sample_Points_10000, 2, Spherical</w:t>
             </w:r>
           </w:p>
         </w:tc>
@@ -3525,7 +3525,7 @@
                 <w:sz w:val="19"/>
                 <w:szCs w:val="19"/>
               </w:rPr>
-              <w:t xml:space="preserve">2</w:t>
+              <w:t xml:space="preserve">3</w:t>
             </w:r>
           </w:p>
         </w:tc>
@@ -3547,7 +3547,7 @@
                 <w:sz w:val="19"/>
                 <w:szCs w:val="19"/>
               </w:rPr>
-              <w:t xml:space="preserve">Sample_Points_10000, 2, Spherical</w:t>
+              <w:t xml:space="preserve">Sample_Points_2500, 1, Exponential</w:t>
             </w:r>
           </w:p>
         </w:tc>
@@ -3639,7 +3639,7 @@
                 <w:sz w:val="19"/>
                 <w:szCs w:val="19"/>
               </w:rPr>
-              <w:t xml:space="preserve">3</w:t>
+              <w:t xml:space="preserve">4</w:t>
             </w:r>
           </w:p>
         </w:tc>
@@ -3660,7 +3660,7 @@
                 <w:sz w:val="19"/>
                 <w:szCs w:val="19"/>
               </w:rPr>
-              <w:t xml:space="preserve">Sample_Points_2500, 1, Exponential</w:t>
+              <w:t xml:space="preserve">Sample_Points_2500, 3, Gaussian</w:t>
             </w:r>
           </w:p>
         </w:tc>
@@ -3750,7 +3750,7 @@
                 <w:sz w:val="19"/>
                 <w:szCs w:val="19"/>
               </w:rPr>
-              <w:t xml:space="preserve">4</w:t>
+              <w:t xml:space="preserve">5 (my power)</w:t>
             </w:r>
           </w:p>
         </w:tc>
@@ -3772,7 +3772,7 @@
                 <w:sz w:val="19"/>
                 <w:szCs w:val="19"/>
               </w:rPr>
-              <w:t xml:space="preserve">Sample_Points_2500, 3, Gaussian</w:t>
+              <w:t xml:space="preserve">Sample_Points_2500, ____, Spherical</w:t>
             </w:r>
           </w:p>
         </w:tc>
@@ -3824,116 +3824,6 @@
           <w:tcPr>
             <w:tcW w:type="dxa" w:w="1560"/>
             <w:shd w:fill="F2F2F2" w:color="auto" w:val="clear"/>
-            <w:tcMar>
-              <w:top w:type="dxa" w:w="90"/>
-              <w:left w:type="dxa" w:w="120"/>
-              <w:bottom w:type="dxa" w:w="90"/>
-              <w:right w:type="dxa" w:w="120"/>
-            </w:tcMar>
-          </w:tcPr>
-          <w:p>
-            <w:r>
-              <w:rPr>
-                <w:color w:val="767171"/>
-                <w:sz w:val="19"/>
-                <w:szCs w:val="19"/>
-              </w:rPr>
-              <w:t xml:space="preserve"> </w:t>
-            </w:r>
-          </w:p>
-        </w:tc>
-      </w:tr>
-      <w:tr>
-        <w:trPr>
-          <w:cantSplit/>
-        </w:trPr>
-        <w:tc>
-          <w:tcPr>
-            <w:tcW w:type="dxa" w:w="1700"/>
-            <w:tcMar>
-              <w:top w:type="dxa" w:w="90"/>
-              <w:left w:type="dxa" w:w="120"/>
-              <w:bottom w:type="dxa" w:w="90"/>
-              <w:right w:type="dxa" w:w="120"/>
-            </w:tcMar>
-          </w:tcPr>
-          <w:p>
-            <w:r>
-              <w:rPr>
-                <w:color w:val="000000"/>
-                <w:sz w:val="19"/>
-                <w:szCs w:val="19"/>
-              </w:rPr>
-              <w:t xml:space="preserve">5 (my power)</w:t>
-            </w:r>
-          </w:p>
-        </w:tc>
-        <w:tc>
-          <w:tcPr>
-            <w:tcW w:type="dxa" w:w="3060"/>
-            <w:tcMar>
-              <w:top w:type="dxa" w:w="90"/>
-              <w:left w:type="dxa" w:w="120"/>
-              <w:bottom w:type="dxa" w:w="90"/>
-              <w:right w:type="dxa" w:w="120"/>
-            </w:tcMar>
-          </w:tcPr>
-          <w:p>
-            <w:r>
-              <w:rPr>
-                <w:color w:val="000000"/>
-                <w:sz w:val="19"/>
-                <w:szCs w:val="19"/>
-              </w:rPr>
-              <w:t xml:space="preserve">Sample_Points_2500, ____, Spherical</w:t>
-            </w:r>
-          </w:p>
-        </w:tc>
-        <w:tc>
-          <w:tcPr>
-            <w:tcW w:type="dxa" w:w="1540"/>
-            <w:tcMar>
-              <w:top w:type="dxa" w:w="90"/>
-              <w:left w:type="dxa" w:w="120"/>
-              <w:bottom w:type="dxa" w:w="90"/>
-              <w:right w:type="dxa" w:w="120"/>
-            </w:tcMar>
-          </w:tcPr>
-          <w:p>
-            <w:r>
-              <w:rPr>
-                <w:color w:val="767171"/>
-                <w:sz w:val="19"/>
-                <w:szCs w:val="19"/>
-              </w:rPr>
-              <w:t xml:space="preserve"> </w:t>
-            </w:r>
-          </w:p>
-        </w:tc>
-        <w:tc>
-          <w:tcPr>
-            <w:tcW w:type="dxa" w:w="1500"/>
-            <w:tcMar>
-              <w:top w:type="dxa" w:w="90"/>
-              <w:left w:type="dxa" w:w="120"/>
-              <w:bottom w:type="dxa" w:w="90"/>
-              <w:right w:type="dxa" w:w="120"/>
-            </w:tcMar>
-          </w:tcPr>
-          <w:p>
-            <w:r>
-              <w:rPr>
-                <w:color w:val="767171"/>
-                <w:sz w:val="19"/>
-                <w:szCs w:val="19"/>
-              </w:rPr>
-              <w:t xml:space="preserve"> </w:t>
-            </w:r>
-          </w:p>
-        </w:tc>
-        <w:tc>
-          <w:tcPr>
-            <w:tcW w:type="dxa" w:w="1560"/>
             <w:tcMar>
               <w:top w:type="dxa" w:w="90"/>
               <w:left w:type="dxa" w:w="120"/>
@@ -3983,7 +3873,7 @@
           <w:sz w:val="22"/>
           <w:szCs w:val="22"/>
         </w:rPr>
-        <w:t xml:space="preserve">Which method wins, and does the ranking survive? Rank the methods at 250, 2,500 and 10,000 points, with your numbers. (2 points)</w:t>
+        <w:t xml:space="preserve">Which method wins, and does the ranking survive? Rank the methods at 250, 2,500 and 10,000 points, with your numbers. (3 points)</w:t>
       </w:r>
     </w:p>
     <w:p>
@@ -4013,37 +3903,7 @@
           <w:sz w:val="22"/>
           <w:szCs w:val="22"/>
         </w:rPr>
-        <w:t xml:space="preserve">Which parameter mattered, and which barely did? Compare the IDW powers (1, 2, 3 and yours) and the semivariogram model with the number of points. (2 points)</w:t>
-      </w:r>
-    </w:p>
-    <w:p>
-      <w:pPr>
-        <w:spacing w:after="260" w:before="0"/>
-      </w:pPr>
-      <w:r>
-        <w:rPr>
-          <w:i/>
-          <w:iCs/>
-          <w:color w:val="767171"/>
-          <w:highlight w:val="yellow"/>
-        </w:rPr>
-        <w:t xml:space="preserve">[Your answer here.]</w:t>
-      </w:r>
-    </w:p>
-    <w:p>
-      <w:pPr>
-        <w:pStyle w:val="Heading2"/>
-        <w:spacing w:after="60" w:before="220"/>
-      </w:pPr>
-      <w:r>
-        <w:rPr>
-          <w:b/>
-          <w:bCs/>
-          <w:color w:val="1F3864"/>
-          <w:sz w:val="22"/>
-          <w:szCs w:val="22"/>
-        </w:rPr>
-        <w:t xml:space="preserve">Could you have known without the truth? Compare each checkpoint RMSE with the RMSE over all 67,337 cells. (2 points)</w:t>
+        <w:t xml:space="preserve">Which parameter mattered, and which barely did? Compare the IDW powers (1, 2, 3 and yours) and the semivariogram model with the number of points. (3 points)</w:t>
       </w:r>
     </w:p>
     <w:p>
@@ -5219,7 +5079,7 @@
                 <w:sz w:val="17"/>
                 <w:szCs w:val="17"/>
               </w:rPr>
-              <w:t xml:space="preserve">One table with your baseline and the five Step 8 runs — including run 5 at your own IDW power, with your BYU ID's last two digits — the RMSE of all three methods in every row, and a row with your baseline's three checkpoint RMSEs (4)</w:t>
+              <w:t xml:space="preserve">One table with your baseline and the five Step 8 runs — including run 5 at your own IDW power, with your BYU ID's last two digits — the RMSE of all three methods in every row (4)</w:t>
             </w:r>
           </w:p>
           <w:p>
@@ -5236,7 +5096,7 @@
                 <w:sz w:val="17"/>
                 <w:szCs w:val="17"/>
               </w:rPr>
-              <w:t xml:space="preserve">Which method wins and whether the ranking survives, with your numbers (2)</w:t>
+              <w:t xml:space="preserve">Which method wins and whether the ranking survives, with your numbers (3)</w:t>
             </w:r>
           </w:p>
           <w:p>
@@ -5253,24 +5113,7 @@
                 <w:sz w:val="17"/>
                 <w:szCs w:val="17"/>
               </w:rPr>
-              <w:t xml:space="preserve">Which parameter mattered and which barely did, with your numbers (2)</w:t>
-            </w:r>
-          </w:p>
-          <w:p>
-            <w:pPr>
-              <w:pStyle w:val="ListParagraph"/>
-              <w:numPr>
-                <w:ilvl w:val="0"/>
-                <w:numId w:val="3"/>
-              </w:numPr>
-              <w:spacing w:after="40"/>
-            </w:pPr>
-            <w:r>
-              <w:rPr>
-                <w:sz w:val="17"/>
-                <w:szCs w:val="17"/>
-              </w:rPr>
-              <w:t xml:space="preserve">What the checkpoints would and would not have told you (2)</w:t>
+              <w:t xml:space="preserve">Which parameter mattered and which barely did, with your numbers (3)</w:t>
             </w:r>
           </w:p>
         </w:tc>
